--- a/Chapters 1-5/Chapter 1 dissertation finale.docx
+++ b/Chapters 1-5/Chapter 1 dissertation finale.docx
@@ -4,21 +4,20 @@
   <w:body>
     <w:p>
       <w:pPr>
+        <w:keepNext/>
+        <w:spacing w:line="240" w:lineRule="auto"/>
         <w:jc w:val="center"/>
         <w:rPr>
-          <w:rFonts w:cs="Times New Roman"/>
           <w:b/>
           <w:bCs/>
-          <w:szCs w:val="24"/>
         </w:rPr>
       </w:pPr>
       <w:r>
         <w:rPr>
-          <w:rFonts w:eastAsia="Times New Roman"/>
           <w:noProof/>
         </w:rPr>
         <w:drawing>
-          <wp:inline distT="0" distB="0" distL="0" distR="0" wp14:anchorId="3981D4C3" wp14:editId="44CC176E">
+          <wp:inline distT="0" distB="0" distL="0" distR="0" wp14:anchorId="3EDB18C2" wp14:editId="76518FB5">
             <wp:extent cx="3203893" cy="3421380"/>
             <wp:effectExtent l="0" t="0" r="0" b="7620"/>
             <wp:docPr id="1" name="Picture 1"/>
@@ -70,43 +69,50 @@
     <w:p>
       <w:pPr>
         <w:pStyle w:val="Heading1"/>
+        <w:spacing w:before="0" w:after="320"/>
         <w:jc w:val="center"/>
       </w:pPr>
       <w:r>
-        <w:rPr>
-          <w:rFonts w:eastAsia="Times New Roman"/>
-        </w:rPr>
         <w:t>CHAPTER 1: INTRODUCTION</w:t>
       </w:r>
     </w:p>
     <w:p>
-      <w:r>
-        <w:rPr>
-          <w:rFonts w:eastAsia="Times New Roman"/>
-        </w:rPr>
-        <w:t>Prominance Fungurayi: R251946T</w:t>
-      </w:r>
-    </w:p>
-    <w:p>
-      <w:r>
-        <w:rPr>
-          <w:rFonts w:eastAsia="Times New Roman"/>
-        </w:rPr>
+      <w:pPr>
+        <w:spacing w:before="0" w:after="320"/>
+      </w:pPr>
+      <w:r>
+        <w:t xml:space="preserve">Prominance Fungurayi: </w:t>
+      </w:r>
+      <w:r>
+        <w:tab/>
+      </w:r>
+      <w:r>
+        <w:t>R251946T</w:t>
+      </w:r>
+    </w:p>
+    <w:p>
+      <w:pPr>
+        <w:spacing w:before="0" w:after="320"/>
+      </w:pPr>
+      <w:r>
         <w:t xml:space="preserve">Ashton </w:t>
       </w:r>
       <w:proofErr w:type="spellStart"/>
       <w:r>
-        <w:rPr>
-          <w:rFonts w:eastAsia="Times New Roman"/>
-        </w:rPr>
         <w:t>Kahlari</w:t>
       </w:r>
       <w:proofErr w:type="spellEnd"/>
       <w:r>
-        <w:rPr>
-          <w:rFonts w:eastAsia="Times New Roman"/>
-        </w:rPr>
-        <w:t>: R252989W</w:t>
+        <w:t xml:space="preserve">: </w:t>
+      </w:r>
+      <w:r>
+        <w:tab/>
+      </w:r>
+      <w:r>
+        <w:tab/>
+      </w:r>
+      <w:r>
+        <w:t>R252989W</w:t>
       </w:r>
     </w:p>
     <w:p/>
@@ -121,16 +127,14 @@
     <w:p/>
     <w:p>
       <w:pPr>
+        <w:pStyle w:val="Heading1"/>
+        <w:spacing w:before="0" w:after="320"/>
         <w:rPr>
-          <w:b/>
-          <w:bCs/>
           <w:lang w:val="en-ZW"/>
         </w:rPr>
       </w:pPr>
       <w:r>
         <w:rPr>
-          <w:b/>
-          <w:bCs/>
           <w:lang w:val="en-ZW"/>
         </w:rPr>
         <w:lastRenderedPageBreak/>
@@ -139,16 +143,14 @@
     </w:p>
     <w:p>
       <w:pPr>
+        <w:pStyle w:val="Heading2"/>
+        <w:spacing w:before="0" w:after="320"/>
         <w:rPr>
-          <w:b/>
-          <w:bCs/>
           <w:lang w:val="en-ZW"/>
         </w:rPr>
       </w:pPr>
       <w:r>
         <w:rPr>
-          <w:b/>
-          <w:bCs/>
           <w:lang w:val="en-ZW"/>
         </w:rPr>
         <w:t>1.1 Introduction</w:t>
@@ -156,6 +158,24 @@
     </w:p>
     <w:p>
       <w:pPr>
+        <w:spacing w:before="0" w:after="320"/>
+      </w:pPr>
+      <w:r>
+        <w:t>Mobile money supports access to financial services through Cash-In, Cash-Out and wallet-to-wallet transfers [1]. Zimbabwe’s financial-inclusion policy recognises the role of digital financial services [2]. Machine-learning methods can supplement anti-money laundering (AML) transaction monitoring by prioritising patterns for human investigation [3]. This study developed a real-time mobile-money AML decision-support system for the Zimbabwean context, examining structuring, wallet/transaction-network relationships and agent activity.</w:t>
+      </w:r>
+    </w:p>
+    <w:p>
+      <w:pPr>
+        <w:spacing w:before="0" w:after="320"/>
+      </w:pPr>
+      <w:r>
+        <w:t>This chapter introduces the background, research problem and aim, presents five SMART objectives, and defines the study’s limitations and delimitations. It also describes the development instruments, twelve-week work plan and justification. Suspicious-pattern classifications support authorised investigation; they do not establish that money laundering occurred.</w:t>
+      </w:r>
+    </w:p>
+    <w:p>
+      <w:pPr>
+        <w:pStyle w:val="Heading2"/>
+        <w:spacing w:before="0" w:after="320"/>
         <w:rPr>
           <w:lang w:val="en-ZW"/>
         </w:rPr>
@@ -164,25 +184,116 @@
         <w:rPr>
           <w:lang w:val="en-ZW"/>
         </w:rPr>
-        <w:t xml:space="preserve">The continued growth of digital financial services has transformed the way </w:t>
-      </w:r>
-      <w:proofErr w:type="gramStart"/>
-      <w:r>
+        <w:t>1.2 Background of the Study</w:t>
+      </w:r>
+    </w:p>
+    <w:p>
+      <w:pPr>
+        <w:spacing w:before="0" w:after="320"/>
+      </w:pPr>
+      <w:r>
+        <w:t>Mobile money is an important component of digital financial services. Wallets enable Cash-In, Cash-Out and wallet-to-wallet payments, while agents connect digital value with cash. GSMA describes the expansion of mobile-money services and their importance in Sub-Saharan Africa [1]. In Zimbabwe, the National Financial Inclusion Strategy II (2022–2026) identifies access to suitable financial services as a national priority [2]. These benefits make proportionate financial-crime monitoring relevant to both financial inclusion and financial-system integrity.</w:t>
+      </w:r>
+    </w:p>
+    <w:p>
+      <w:pPr>
+        <w:spacing w:before="0" w:after="320"/>
+      </w:pPr>
+      <w:r>
+        <w:t>Suspicious activity can emerge across related payments rather than in the value of one payment alone. Repeated transfers, concentrated counterparties, rapid onward movement of value and changes in agent activity can supply investigation leads. FATF explains that a risk-based approach identifies, assesses and understands money-laundering and terrorist-financing risks, and applies measures proportionate to those risks [4]. Monitoring must therefore retain transaction context and support authorised investigation rather than treat every unusual payment as proof of wrongdoing.</w:t>
+      </w:r>
+    </w:p>
+    <w:p>
+      <w:pPr>
+        <w:spacing w:before="0" w:after="320"/>
+      </w:pPr>
+      <w:r>
+        <w:t xml:space="preserve">The research considered structuring, wallet/transaction-network behaviour and agent behaviour as three analytical dimensions. Structuring refers to dividing a larger value into smaller linked transactions to evade reporting or identification requirements [5]. The system examined transaction frequency, repeated amounts, cumulative values and timing as </w:t>
+      </w:r>
+      <w:r>
+        <w:lastRenderedPageBreak/>
+        <w:t>structuring-related indicators. Wallet/network behaviour concerned relationships and value flows among wallets, including concentration, reciprocal flows and pass-through activity. Agent behaviour concerned Cash-In and Cash-Out service activity, the wallets interacting with an agent, concentration and changes over time. These behavioural indicators supported investigation and did not establish criminal intent.</w:t>
+      </w:r>
+    </w:p>
+    <w:p>
+      <w:pPr>
+        <w:spacing w:before="0" w:after="320"/>
+      </w:pPr>
+      <w:r>
+        <w:t>The frozen V4 feature contract comprises forty semantic input fields: two current-transaction context fields, ten structuring fields, twelve wallet/network fields, fourteen agent fields and two coverage fields. Categorical encoding expands these to forty-two estimator columns. Chapter 3 explains the feature definitions, calculations and historical construction used by the frozen classifier.</w:t>
+      </w:r>
+    </w:p>
+    <w:p>
+      <w:pPr>
+        <w:spacing w:before="0" w:after="320"/>
+      </w:pPr>
+      <w:r>
+        <w:t>Machine-learning research identifies opportunities to prioritise transactions for investigation, together with difficulties caused by class imbalance, limited labels and evaluation design [3], [6]. No operational mobile-money dataset was available to this study. V4 development therefore used controlled synthetic records labelled as normal or suspicious-pattern transactions, rather than confirmed money-laundering cases. The class composition reflected designed scenarios and observable benchmark labels, not the actual prevalence of suspicious transactions in Zimbabwe. Chapter 3 details the development data and evaluation design; Chapter 4 reports the resulting evidence.</w:t>
+      </w:r>
+    </w:p>
+    <w:p>
+      <w:pPr>
+        <w:spacing w:before="0" w:after="320"/>
+      </w:pPr>
+      <w:r>
+        <w:t>The selected primary classifier was XGBoost. Its frozen V4 pipeline returns a suspicious-pattern probability and applies the predeclared classification threshold of 0.50. The model artifact, feature order and threshold remain unchanged during application use. Chapter 3 explains the model-selection process and threshold policy, while Chapter 4 presents the recorded evaluation results. Synthetic evaluation does not establish performance on operational mobile-money transactions.</w:t>
+      </w:r>
+    </w:p>
+    <w:p>
+      <w:pPr>
+        <w:spacing w:before="0" w:after="320"/>
+      </w:pPr>
+      <w:r>
+        <w:t>The application integrates the frozen classifier with independent AML rules, customer payments, compliance review, reports and real-time communication. AI and rule findings remain separately identifiable for authorised human investigation. Analytical failures remain explicit and do not alter a completed payment or silently substitute the archived Stage14 model. Chapter 3 describes the processing and history-verification sequence.</w:t>
+      </w:r>
+    </w:p>
+    <w:p>
+      <w:pPr>
+        <w:spacing w:before="0" w:after="320"/>
+      </w:pPr>
+      <w:r>
+        <w:t xml:space="preserve">For application demonstrations, the transaction generation module uses existing and newly created customer wallets, subject to transaction validity and available funds. Observed customer histories inform the simulated patterns, while limited histories are identified </w:t>
+      </w:r>
+      <w:r>
+        <w:lastRenderedPageBreak/>
+        <w:t>explicitly. Designed routine and suspicious scenarios are distinct from the decisions produced by V4 and the independent rules. Chapter 3 explains the generation procedure.</w:t>
+      </w:r>
+    </w:p>
+    <w:p>
+      <w:pPr>
+        <w:spacing w:before="0" w:after="320"/>
+      </w:pPr>
+      <w:r>
+        <w:t>The preliminary literature indicated that statistical and machine-learning methods could support transaction prioritisation, but that their usefulness depended on the underlying data and the process through which investigators received the results [3], [6]. This study therefore addressed an integration gap rather than proposing that a classifier alone solved AML monitoring. The payment ledger, historical feature calculation, model decision, rule evidence and investigation outcome needed to refer to the same identifiable event. Demonstrable transaction patterns also required a generation process that respected established customer histories and financial constraints. These requirements connected the five functional objectives and provided a basis for evaluating the completed application.</w:t>
+      </w:r>
+    </w:p>
+    <w:p>
+      <w:pPr>
+        <w:pStyle w:val="Heading2"/>
+        <w:spacing w:before="0" w:after="320"/>
         <w:rPr>
           <w:lang w:val="en-ZW"/>
         </w:rPr>
-        <w:t>individuals</w:t>
-      </w:r>
-      <w:proofErr w:type="gramEnd"/>
+      </w:pPr>
       <w:r>
         <w:rPr>
           <w:lang w:val="en-ZW"/>
         </w:rPr>
-        <w:t xml:space="preserve"> access and conduct financial transactions. Mobile money has become particularly significant in developing economies because it enables users to store, send, receive and withdraw monetary value through mobile wallets without requiring conventional bank accounts. Mobile-money services commonly support activities such as Cash-In, Cash-Out and Wallet-to-Wallet transfers through networks of registered agents and digital transaction channels [1].</w:t>
-      </w:r>
-    </w:p>
-    <w:p>
-      <w:pPr>
+        <w:t>1.3 Problem Definition</w:t>
+      </w:r>
+    </w:p>
+    <w:p>
+      <w:pPr>
+        <w:spacing w:before="0" w:after="320"/>
+      </w:pPr>
+      <w:r>
+        <w:t>Suspicious mobile-money behaviour can be distributed across several payments, related wallets and agent interactions, making isolated transaction inspection insufficient for identifying the wider pattern. A monitoring process is therefore required that preserves the payment history, examines earlier behaviour, distinguishes model findings from independent rule indicators and presents coherent evidence for authorised investigation. The research addressed this coordination problem through an integrated transaction generation, behavioural assessment, real-time monitoring and communication workflow. The resulting classifications support investigation; they do not establish that a customer committed money laundering.</w:t>
+      </w:r>
+    </w:p>
+    <w:p>
+      <w:pPr>
+        <w:pStyle w:val="Heading2"/>
+        <w:spacing w:before="0" w:after="320"/>
         <w:rPr>
           <w:lang w:val="en-ZW"/>
         </w:rPr>
@@ -191,24 +302,116 @@
         <w:rPr>
           <w:lang w:val="en-ZW"/>
         </w:rPr>
-        <w:t>Zimbabwe has experienced significant adoption of digital financial services as part of the broader drive towards financial inclusion. The Reserve Bank of Zimbabwe recognises digital financial services as an important component of the country's financial inclusion framework and promotes increased access to and usage of appropriate financial services [2]. The increasing use of electronic financial channels, however, also creates a need for effective mechanisms for monitoring transaction activity and identifying patterns that may require investigation.</w:t>
-      </w:r>
-    </w:p>
-    <w:p>
-      <w:pPr>
+        <w:t>1.4 Aim</w:t>
+      </w:r>
+    </w:p>
+    <w:p>
+      <w:pPr>
+        <w:spacing w:before="0" w:after="320"/>
+      </w:pPr>
+      <w:r>
+        <w:t>To develop and evaluate a real-time mobile-money AML decision-support system for the Zimbabwean context that integrates history-aware transaction generation, frozen XGBoost assessment, independent rules, authorised investigation and professional communication.</w:t>
+      </w:r>
+    </w:p>
+    <w:p>
+      <w:pPr>
+        <w:pStyle w:val="Heading2"/>
+        <w:spacing w:before="0" w:after="320"/>
         <w:rPr>
           <w:lang w:val="en-ZW"/>
         </w:rPr>
       </w:pPr>
       <w:r>
+        <w:t>1.5 SMART Research Objectives</w:t>
+      </w:r>
+    </w:p>
+    <w:p>
+      <w:pPr>
+        <w:spacing w:before="0" w:after="320"/>
         <w:rPr>
           <w:lang w:val="en-ZW"/>
         </w:rPr>
-        <w:t>Anti-Money Laundering (AML) monitoring is intended to assist financial-service providers in identifying financial activity that may be associated with money-laundering risk. In mobile-money environments, suspicious behaviour may not always be apparent from an individual transaction. Relevant behaviour may instead develop across a sequence of transactions, relationships between different wallets, or repeated interactions involving mobile-money agents. This creates a need for monitoring approaches capable of examining historical transaction behaviour rather than relying solely on isolated transaction values.</w:t>
-      </w:r>
-    </w:p>
-    <w:p>
-      <w:pPr>
+      </w:pPr>
+      <w:r>
+        <w:t>The five objectives below are Specific, Measurable, Achievable, Relevant and Time-sensitive (SMART). The twelve-week deadlines describe development completion; the separate execution limits are acceptance targets for a prepared local panel demonstration. They must be timed and recorded during demonstration rather than presented as already measured service levels.</w:t>
+      </w:r>
+    </w:p>
+    <w:p>
+      <w:pPr>
+        <w:spacing w:before="0" w:after="320"/>
+      </w:pPr>
+      <w:r>
+        <w:t>1. To develop</w:t>
+      </w:r>
+      <w:r>
+        <w:t xml:space="preserve"> </w:t>
+      </w:r>
+      <w:r>
+        <w:t xml:space="preserve">a transaction generation module that simulates real-world mobile-money transaction patterns using existing customer histories, and to demonstrate the saving of ten </w:t>
+      </w:r>
+      <w:r>
+        <w:lastRenderedPageBreak/>
+        <w:t>valid transactions with a 70% routine and 30% suspicious-scenario mix within three minutes, while preserving wallet-balance reconciliation and unique transaction identities.</w:t>
+      </w:r>
+    </w:p>
+    <w:p>
+      <w:pPr>
+        <w:spacing w:before="0" w:after="320"/>
+      </w:pPr>
+      <w:r>
+        <w:t>2. To implement</w:t>
+      </w:r>
+      <w:r>
+        <w:t xml:space="preserve"> </w:t>
+      </w:r>
+      <w:r>
+        <w:t>a real-time engine using Redis and WebSockets that delivers an authorised transaction or alert update across two application instances within five seconds during the panel demonstration, while excluding unauthorised users.</w:t>
+      </w:r>
+    </w:p>
+    <w:p>
+      <w:pPr>
+        <w:spacing w:before="0" w:after="320"/>
+      </w:pPr>
+      <w:r>
+        <w:t>3. To develop a compliance dashboard through which an authorised compliance officer can review a flagged transaction, examine its recorded AI reasoning and separate rule findings, and record an investigation outcome</w:t>
+      </w:r>
+    </w:p>
+    <w:p>
+      <w:pPr>
+        <w:spacing w:before="0" w:after="320"/>
+      </w:pPr>
+      <w:r>
+        <w:t>4. To develop</w:t>
+      </w:r>
+      <w:r>
+        <w:t xml:space="preserve"> </w:t>
+      </w:r>
+      <w:r>
+        <w:t>a risk-scoring mechanism by training and evaluating an XGBoost classifier and integrating its frozen predictions with independent AML rules; and to demonstrate the combined risk assessment and separately identified AI and rule findings for one committed transaction.</w:t>
+      </w:r>
+    </w:p>
+    <w:p>
+      <w:pPr>
+        <w:spacing w:before="0" w:after="320"/>
+      </w:pPr>
+      <w:r>
+        <w:t xml:space="preserve">5. To develop a real-time professional messaging dashboard that enables bidirectional customer-compliance and compliance-administrator communication, and to demonstrate one persisted message and reply for each authorised pair, with sent, delivered and read receipts, within </w:t>
+      </w:r>
+      <w:r>
+        <w:t>3</w:t>
+      </w:r>
+      <w:r>
+        <w:t xml:space="preserve"> seconds</w:t>
+      </w:r>
+      <w:r>
+        <w:t xml:space="preserve"> per pair.</w:t>
+      </w:r>
+    </w:p>
+    <w:p/>
+    <w:p>
+      <w:pPr>
+        <w:pStyle w:val="Heading2"/>
+        <w:spacing w:before="0" w:after="320"/>
         <w:rPr>
           <w:lang w:val="en-ZW"/>
         </w:rPr>
@@ -217,11 +420,12 @@
         <w:rPr>
           <w:lang w:val="en-ZW"/>
         </w:rPr>
-        <w:t>Machine-learning techniques provide an opportunity to complement conventional transaction-monitoring approaches by learning patterns from historical data and estimating whether observed transaction behaviour resembles previously identified suspicious patterns [3]. Such techniques should, however, support rather than replace human investigation because an algorithmic classification does not establish criminal intent or prove that money laundering has occurred.</w:t>
-      </w:r>
-    </w:p>
-    <w:p>
-      <w:pPr>
+        <w:t>1.6 Limitations</w:t>
+      </w:r>
+    </w:p>
+    <w:p>
+      <w:pPr>
+        <w:spacing w:before="0" w:after="320"/>
         <w:rPr>
           <w:lang w:val="en-ZW"/>
         </w:rPr>
@@ -230,18 +434,86 @@
         <w:rPr>
           <w:lang w:val="en-ZW"/>
         </w:rPr>
-        <w:t xml:space="preserve">This research therefore developed a real-time mobile-money Anti-Money Laundering decision-support system for the Zimbabwean mobile-money environment. The system focuses on three behavioural areas: structuring behaviour, wallet/transaction-network behaviour, and agent </w:t>
-      </w:r>
+        <w:t>The research was subject to the following limitations:</w:t>
+      </w:r>
+    </w:p>
+    <w:p>
+      <w:pPr>
+        <w:spacing w:before="0" w:after="320"/>
+        <w:ind w:left="720"/>
+      </w:pPr>
+      <w:r>
+        <w:t>1. Synthetic transaction data: Model development and evaluation used controlled synthetic records. Designed scenarios supported reproducible experimentation but could not reproduce every characteristic of an operational mobile-money environment, including the full diversity of customer behaviour and transaction relationships. Scenario definitions and recorded labels made the experiments inspectable, while the interpretation of results remained limited to the synthetic populations evaluated.</w:t>
+      </w:r>
+    </w:p>
+    <w:p>
+      <w:pPr>
+        <w:spacing w:before="0" w:after="320"/>
+        <w:ind w:left="720"/>
+      </w:pPr>
+      <w:r>
+        <w:t>2. Lack of operational-data validation: The machine-learning model was not trained or tested with operational mobile-money transaction data. Its synthetic results therefore could not automatically be generalised to actual customer transactions. The study reported the development population and metrics separately from any independent test, and treated representative operational-data validation as further work rather than an achieved outcome.</w:t>
+      </w:r>
+    </w:p>
+    <w:p>
+      <w:pPr>
+        <w:spacing w:before="0" w:after="320"/>
+        <w:ind w:left="720"/>
+      </w:pPr>
+      <w:r>
+        <w:lastRenderedPageBreak/>
+        <w:t>3. False positives and false negatives: The classifier could miss suspicious-pattern transactions and flag normal transactions. The system therefore presented model findings for authorised review rather than treating them as proof of money laundering. The application retained independent rule findings and an authorised investigation workflow so that the model was one source of evidence. Family-level evaluation exposed weak and sparsely represented patterns. Analysts could examine the transaction history and record an outcome, while the frozen model and threshold remained unchanged.</w:t>
+      </w:r>
+    </w:p>
+    <w:p>
+      <w:pPr>
+        <w:spacing w:before="0" w:after="320"/>
+        <w:ind w:left="720"/>
+      </w:pPr>
+      <w:r>
+        <w:t>4. Limited computational resources: Development used a local Intel Core i5-9400H workstation with 16 GB installed-class memory. The recorded model-training configuration used one training thread and a predeclared, bounded plan of candidate fits and repeat runs. The experimental scope was consequently the documented set of comparisons, rather than an unrestricted hyperparameter search. Application inference reused the completed frozen pipeline. Neither these resource specifications nor a large immediate simulation batch established a measured single-transaction response time.</w:t>
+      </w:r>
+    </w:p>
+    <w:p>
+      <w:pPr>
+        <w:spacing w:before="0" w:after="320"/>
+        <w:ind w:left="720"/>
+        <w:rPr>
+          <w:lang w:val="en-ZW"/>
+        </w:rPr>
+      </w:pPr>
+      <w:r>
+        <w:t>5. No external production integration: The application had no live connection to a mobile-money operator’s transaction feed, so integration findings concerned locally tested interfaces rather than operator infrastructure. Separately, the study excluded external telecommunications, SIM-registration, device-intelligence and geolocation data. Internal investigation and reporting records were not automatically transmitted to a regulator or other external authority. External data access, reporting integration and organisational acceptance therefore remained outside the demonstrated integration evidence.</w:t>
+      </w:r>
+    </w:p>
+    <w:p>
+      <w:pPr>
+        <w:spacing w:before="0" w:after="320"/>
+        <w:ind w:left="720"/>
+      </w:pPr>
+      <w:r>
+        <w:t>6. Notification and timing limits: Device notifications depend on browser permission and operating-system settings, and currently require an authenticated application tab to remain open. Cross-instance delivery and objective execution times require recorded, controlled measurements; functional correctness alone does not establish latency. The demonstration procedure therefore required permission to be granted, the relevant browser session to remain available and separate instances to be identified when cross-instance delivery was assessed. A missing device notification was not treated as proof that the stored message had disappeared; conversation history and delivery receipts were checked independently.</w:t>
+      </w:r>
+    </w:p>
+    <w:p>
+      <w:pPr>
+        <w:pStyle w:val="Heading2"/>
+        <w:spacing w:before="0" w:after="320"/>
+        <w:rPr>
+          <w:lang w:val="en-ZW"/>
+        </w:rPr>
+      </w:pPr>
       <w:r>
         <w:rPr>
           <w:lang w:val="en-ZW"/>
         </w:rPr>
         <w:lastRenderedPageBreak/>
-        <w:t>behaviour. Historical transaction activity is transformed into behavioural features that are analysed using a machine-learning classifier. The wider application provides transaction monitoring, suspicious-activity alerts, investigation facilities and a real-time dashboard for authorised users.</w:t>
-      </w:r>
-    </w:p>
-    <w:p>
-      <w:pPr>
+        <w:t>1.7 Delimitations</w:t>
+      </w:r>
+    </w:p>
+    <w:p>
+      <w:pPr>
+        <w:spacing w:before="0" w:after="320"/>
         <w:rPr>
           <w:lang w:val="en-ZW"/>
         </w:rPr>
@@ -250,943 +522,145 @@
         <w:rPr>
           <w:lang w:val="en-ZW"/>
         </w:rPr>
-        <w:t>The developed system is an academic research prototype. It is not connected to any live mobile-money operator or production transaction network, and it does not automatically determine that money laundering has occurred or submit regulatory reports to external authorities. The purpose of the system is to identify suspicious behavioural patterns requiring further human investigation.</w:t>
-      </w:r>
-    </w:p>
-    <w:p>
-      <w:pPr>
+        <w:t>The study was deliberately restricted by the following boundaries:</w:t>
+      </w:r>
+    </w:p>
+    <w:p>
+      <w:pPr>
+        <w:spacing w:before="0" w:after="320"/>
+      </w:pPr>
+      <w:r>
+        <w:t>1. Geographical scope: The study concerned the Zimbabwean mobile-money environment and did not claim to represent every platform or regulatory jurisdiction.</w:t>
+      </w:r>
+    </w:p>
+    <w:p>
+      <w:pPr>
+        <w:spacing w:before="0" w:after="320"/>
+      </w:pPr>
+      <w:r>
+        <w:t>2. Behavioural scope: The machine-learning component examined structuring, wallet/transaction-network behaviour and agent behaviour within the frozen V4 feature contract.</w:t>
+      </w:r>
+    </w:p>
+    <w:p>
+      <w:pPr>
+        <w:spacing w:before="0" w:after="320"/>
+      </w:pPr>
+      <w:r>
+        <w:t>3. Transaction scope: The application covered Cash-In, Cash-Out, direct wallet-to-wallet transfers and agent-assisted wallet-to-wallet transfers.</w:t>
+      </w:r>
+    </w:p>
+    <w:p>
+      <w:pPr>
+        <w:spacing w:before="0" w:after="320"/>
+      </w:pPr>
+      <w:r>
+        <w:t>4. Decision scope: The classifier assessed individual transactions as normal or suspicious-pattern transactions using historical behaviour involving wallets, transaction networks and agents. It did not classify a wallet or agent as criminal, determine criminal intent or establish that money laundering had occurred.</w:t>
+      </w:r>
+    </w:p>
+    <w:p>
+      <w:pPr>
+        <w:spacing w:before="0" w:after="320"/>
+      </w:pPr>
+      <w:r>
+        <w:t xml:space="preserve">5. There was no attempt to replace customer identification or KYC procedures, or to have biometric identification, blockchain/cryptocurrency analysis, live telecommunications analysis, SIM-registration analysis, device intelligence or geolocation-based AML detection. </w:t>
+      </w:r>
+    </w:p>
+    <w:p>
+      <w:pPr>
+        <w:spacing w:before="0" w:after="320"/>
         <w:rPr>
           <w:lang w:val="en-ZW"/>
         </w:rPr>
       </w:pPr>
       <w:r>
+        <w:t>6. Deployment scope: The study evaluated the implemented application locally. It did not establish readiness for deployment in a mobile-money operator’s production environment.</w:t>
+      </w:r>
+    </w:p>
+    <w:p>
+      <w:pPr>
+        <w:pStyle w:val="Heading2"/>
+        <w:spacing w:before="0" w:after="320"/>
         <w:rPr>
           <w:lang w:val="en-ZW"/>
         </w:rPr>
-        <w:t>This chapter presents the background of the study, problem definition, aim and objectives, limitations and delimitations, development instruments, project work plan and justification for undertaking the research.</w:t>
-      </w:r>
-    </w:p>
-    <w:p>
-      <w:pPr>
+      </w:pPr>
+      <w:r>
         <w:rPr>
           <w:lang w:val="en-ZW"/>
         </w:rPr>
-      </w:pPr>
-    </w:p>
-    <w:p>
-      <w:pPr>
-        <w:rPr>
-          <w:b/>
-          <w:bCs/>
-          <w:lang w:val="en-ZW"/>
-        </w:rPr>
-      </w:pPr>
-      <w:r>
-        <w:rPr>
-          <w:b/>
-          <w:bCs/>
-          <w:lang w:val="en-ZW"/>
-        </w:rPr>
-        <w:t>1.2 Background of the Study</w:t>
-      </w:r>
-    </w:p>
-    <w:p>
-      <w:pPr>
+        <w:t>1.8 Development Instruments</w:t>
+      </w:r>
+    </w:p>
+    <w:p>
+      <w:pPr>
+        <w:spacing w:before="0" w:after="320"/>
         <w:rPr>
           <w:lang w:val="en-ZW"/>
         </w:rPr>
       </w:pPr>
       <w:r>
+        <w:t>The project required hardware and software resources for application development, database management, synthetic-data processing, model development and system verification.</w:t>
+      </w:r>
+    </w:p>
+    <w:p>
+      <w:pPr>
+        <w:pStyle w:val="Heading3"/>
+        <w:spacing w:before="0" w:after="320"/>
         <w:rPr>
           <w:lang w:val="en-ZW"/>
         </w:rPr>
-        <w:t>Mobile money has become an important component of the global digital financial-services environment. It allows users to perform financial transactions through mobile wallets, supported in many implementations by networks of agents who facilitate activities such as Cash-In and Cash-Out. Mobile-money platforms also enable value to be transferred directly between customer wallets. According to the GSMA, mobile money has continued to expand internationally, with Sub-Saharan Africa remaining one of the most significant regions for mobile-money adoption and usage [1].</w:t>
-      </w:r>
-    </w:p>
-    <w:p>
-      <w:pPr>
+      </w:pPr>
+      <w:r>
         <w:rPr>
           <w:lang w:val="en-ZW"/>
         </w:rPr>
-      </w:pPr>
-      <w:r>
+        <w:t>1.8.1 Hardware Instruments</w:t>
+      </w:r>
+    </w:p>
+    <w:p>
+      <w:pPr>
+        <w:spacing w:before="0" w:after="320"/>
         <w:rPr>
           <w:lang w:val="en-ZW"/>
         </w:rPr>
-        <w:t>The importance of digital financial services is also recognised within Zimbabwe. The National Financial Inclusion Strategy II (2022–2026) identifies increased access to and usage of appropriate financial services as part of Zimbabwe's financial inclusion objectives [2]. Mobile-money services contribute to this environment by enabling individuals to conduct financial transactions through accessible digital channels.</w:t>
-      </w:r>
-    </w:p>
-    <w:p>
-      <w:pPr>
+      </w:pPr>
+      <w:r>
+        <w:t>The development workstation recorded for the final documentation used an Intel Core i5-9400H processor at 2.50 GHz and 16 GB installed-class memory, with approximately 15.73 GiB of usable physical memory. Its C: volume provided approximately 475.86 GiB of capacity. These specifications described the local host observed on 19 October 2026; they were not a retrospective benchmark of every model-development run. Operating-system inspection on 20 October 2026 identified Windows 11, 64-bit, build 26300. The workstation supported application development, synthetic-data processing, document preparation and local testing. Chapter 3 explains the role and suitability of the hardware in greater detail.</w:t>
+      </w:r>
+    </w:p>
+    <w:p>
+      <w:pPr>
+        <w:pStyle w:val="Heading3"/>
+        <w:spacing w:before="0" w:after="320"/>
         <w:rPr>
           <w:lang w:val="en-ZW"/>
         </w:rPr>
       </w:pPr>
-      <w:r>
-        <w:rPr>
-          <w:lang w:val="en-ZW"/>
-        </w:rPr>
-        <w:t xml:space="preserve">Although mobile money provides important financial benefits, the movement of value through digital wallets and agent networks creates transaction patterns that require appropriate monitoring. AML monitoring is therefore important for identifying financial behaviour that may warrant further investigation. The Financial Action Task Force emphasises a risk-based approach to AML </w:t>
-      </w:r>
       <w:r>
         <w:rPr>
           <w:lang w:val="en-ZW"/>
         </w:rPr>
         <w:lastRenderedPageBreak/>
-        <w:t>controls, under which monitoring measures should respond appropriately to identified risks rather than treating all activity as equally suspicious [4].</w:t>
-      </w:r>
-    </w:p>
-    <w:p>
-      <w:pPr>
+        <w:t>1.8.2 Software Instruments</w:t>
+      </w:r>
+    </w:p>
+    <w:p>
+      <w:pPr>
+        <w:spacing w:before="0" w:after="320"/>
         <w:rPr>
           <w:lang w:val="en-ZW"/>
         </w:rPr>
       </w:pPr>
       <w:r>
-        <w:rPr>
-          <w:lang w:val="en-ZW"/>
-        </w:rPr>
-        <w:t>An important challenge is that suspicious financial behaviour may be distributed across several transactions. An individual transaction may appear normal when considered independently but may become more significant when examined together with a customer's previous transactions, counterparties or associated agent activity. For example, repeated transactions involving similar values within a relatively short period may provide different behavioural information from a single transaction of the same value.</w:t>
-      </w:r>
-    </w:p>
-    <w:p>
-      <w:pPr>
-        <w:rPr>
-          <w:lang w:val="en-ZW"/>
-        </w:rPr>
-      </w:pPr>
-      <w:r>
-        <w:rPr>
-          <w:lang w:val="en-ZW"/>
-        </w:rPr>
-        <w:t>This research concentrates on three areas of mobile-money transaction behaviour: structuring, wallet/transaction-network behaviour and agent behaviour.</w:t>
-      </w:r>
-    </w:p>
-    <w:p>
-      <w:pPr>
-        <w:rPr>
-          <w:lang w:val="en-ZW"/>
-        </w:rPr>
-      </w:pPr>
-      <w:r>
-        <w:rPr>
-          <w:lang w:val="en-ZW"/>
-        </w:rPr>
-        <w:t>Structuring involves dividing or organising transactions into smaller amounts or repeated transaction sequences in a manner that may reduce the visibility of the overall movement of funds. Identifying potential structuring therefore requires examination of historical transaction characteristics such as transaction frequency, previous transaction values, repeated amounts and the distribution of transaction amounts over time. Within the developed system, six historical behavioural features represent this dimension.</w:t>
-      </w:r>
-    </w:p>
-    <w:p>
-      <w:pPr>
-        <w:rPr>
-          <w:lang w:val="en-ZW"/>
-        </w:rPr>
-      </w:pPr>
-      <w:r>
-        <w:rPr>
-          <w:lang w:val="en-ZW"/>
-        </w:rPr>
-        <w:t>Wallet and transaction-network behaviour concerns the relationships and movement of value between different mobile-money wallets. Relevant patterns can include many wallets transferring value towards a common wallet, one wallet dispersing value to several recipients, repeated reciprocal transactions between wallets and value entering a wallet before being transferred onwards within a relatively short period. Ten historical behavioural features were developed to represent such transaction-network characteristics.</w:t>
-      </w:r>
-    </w:p>
-    <w:p>
-      <w:pPr>
-        <w:rPr>
-          <w:lang w:val="en-ZW"/>
-        </w:rPr>
-      </w:pPr>
-      <w:r>
-        <w:rPr>
-          <w:lang w:val="en-ZW"/>
-        </w:rPr>
-        <w:t>The third area is agent behaviour. Mobile-money agents perform an important operational role by facilitating transactions such as Cash-In and Cash-Out. Analysing agent-related transaction history can provide information about the number and value of transactions handled by an agent, the wallets interacting with the agent, concentration of activity among particular wallets and unusual changes in transaction activity. Fourteen historical behavioural features were developed to represent agent behaviour.</w:t>
-      </w:r>
-    </w:p>
-    <w:p>
-      <w:pPr>
-        <w:rPr>
-          <w:lang w:val="en-ZW"/>
-        </w:rPr>
-      </w:pPr>
-      <w:r>
-        <w:rPr>
-          <w:lang w:val="en-ZW"/>
-        </w:rPr>
-        <w:lastRenderedPageBreak/>
-        <w:t>Together, these three dimensions form the behavioural foundation of the machine-learning component developed in this research. The system uses 30 historical behavioural features, comprising six structuring features, ten wallet/transaction-network features and fourteen agent features.</w:t>
-      </w:r>
-    </w:p>
-    <w:p>
-      <w:pPr>
-        <w:rPr>
-          <w:lang w:val="en-ZW"/>
-        </w:rPr>
-      </w:pPr>
-      <w:r>
-        <w:rPr>
-          <w:lang w:val="en-ZW"/>
-        </w:rPr>
-        <w:t>Machine learning has increasingly been investigated as a means of supporting AML transaction monitoring. Rather than relying exclusively on fixed rules, machine-learning algorithms can analyse combinations of transaction characteristics and estimate whether observed behaviour resembles patterns represented in training data. Research has demonstrated the potential for machine-learning approaches to assist in the identification and prioritisation of AML alerts [3]. Such systems nevertheless require careful evaluation because class imbalance, data leakage, unrealistic validation procedures and limited access to genuine labelled AML data can produce misleading performance estimates.</w:t>
-      </w:r>
-    </w:p>
-    <w:p>
-      <w:pPr>
-        <w:rPr>
-          <w:lang w:val="en-ZW"/>
-        </w:rPr>
-      </w:pPr>
-      <w:r>
-        <w:rPr>
-          <w:lang w:val="en-ZW"/>
-        </w:rPr>
-        <w:t>Access to confidential live mobile-money transaction data was not available for this academic project. Consequently, the research used a controlled synthetic dataset containing 100,000 mobile-money transactions involving 2,000 wallets and 160 agents. The dataset contained 88,000 normal transactions and 12,000 transactions representing suspicious-pattern scenarios. Suspicious scenarios were distributed across structuring, wallet/transaction-network and agent behavioural categories.</w:t>
-      </w:r>
-    </w:p>
-    <w:p>
-      <w:pPr>
-        <w:rPr>
-          <w:lang w:val="en-ZW"/>
-        </w:rPr>
-      </w:pPr>
-      <w:r>
-        <w:rPr>
-          <w:lang w:val="en-ZW"/>
-        </w:rPr>
-        <w:t>The dataset was designed to support controlled model development while reducing information leakage between training and evaluation populations. Historical features were constructed using only transaction information available before the transaction being evaluated. The current transaction was excluded from its own historical feature calculations, and future transactions were prevented from influencing earlier classifications.</w:t>
-      </w:r>
-    </w:p>
-    <w:p>
-      <w:pPr>
-        <w:rPr>
-          <w:lang w:val="en-ZW"/>
-        </w:rPr>
-      </w:pPr>
-      <w:r>
-        <w:rPr>
-          <w:lang w:val="en-ZW"/>
-        </w:rPr>
-        <w:t>Three machine-learning algorithms were considered during model development: Logistic Regression, Random Forest and Gradient Boosting. Gradient Boosting was selected for the final research model based on the controlled model-development and validation process. The final classifier accepts exactly 30 behavioural features and produces a probability associated with the suspicious-pattern class. A decision threshold of 0.35 is applied to produce a binary classification of normal or suspicious pattern.</w:t>
-      </w:r>
-    </w:p>
-    <w:p>
-      <w:pPr>
-        <w:rPr>
-          <w:lang w:val="en-ZW"/>
-        </w:rPr>
-      </w:pPr>
-      <w:r>
-        <w:rPr>
-          <w:lang w:val="en-ZW"/>
-        </w:rPr>
-        <w:lastRenderedPageBreak/>
-        <w:t>The machine-learning classifier forms one component of the wider system. The complete prototype also provides mobile-money transaction processing, behavioural analysis, suspicious-activity alerts, investigation workflows, role-based access and real-time dashboard updates. The approach therefore seeks to demonstrate how behavioural feature analysis and machine learning can be incorporated into a practical AML decision-support workflow without treating the machine-learning prediction as proof of money laundering.</w:t>
-      </w:r>
-    </w:p>
-    <w:p>
-      <w:pPr>
-        <w:rPr>
-          <w:lang w:val="en-ZW"/>
-        </w:rPr>
-      </w:pPr>
-    </w:p>
-    <w:p>
-      <w:pPr>
-        <w:rPr>
-          <w:b/>
-          <w:bCs/>
-          <w:lang w:val="en-ZW"/>
-        </w:rPr>
-      </w:pPr>
-      <w:r>
-        <w:rPr>
-          <w:b/>
-          <w:bCs/>
-          <w:lang w:val="en-ZW"/>
-        </w:rPr>
-        <w:t>1.3 Problem Definition</w:t>
-      </w:r>
-    </w:p>
-    <w:p>
-      <w:pPr>
-        <w:rPr>
-          <w:lang w:val="en-ZW"/>
-        </w:rPr>
-      </w:pPr>
-      <w:r>
-        <w:rPr>
-          <w:lang w:val="en-ZW"/>
-        </w:rPr>
-        <w:t>Suspicious behaviour within mobile-money environments may be distributed across transaction histories, relationships between multiple wallets and activities associated with mobile-money agents, making it difficult to identify by examining individual transactions independently. There is therefore a need for a monitoring mechanism capable of analysing historical mobile-money transaction behaviour across these dimensions and identifying suspicious patterns requiring further investigation. This research addresses this problem through a real-time mobile-money AML decision-support system that combines behavioural transaction analysis, machine-learning classification and an investigation workflow.</w:t>
-      </w:r>
-    </w:p>
-    <w:p>
-      <w:pPr>
-        <w:rPr>
-          <w:lang w:val="en-ZW"/>
-        </w:rPr>
-      </w:pPr>
-    </w:p>
-    <w:p>
-      <w:pPr>
-        <w:rPr>
-          <w:b/>
-          <w:bCs/>
-          <w:lang w:val="en-ZW"/>
-        </w:rPr>
-      </w:pPr>
-      <w:r>
-        <w:rPr>
-          <w:b/>
-          <w:bCs/>
-          <w:lang w:val="en-ZW"/>
-        </w:rPr>
-        <w:t>1.4 Aim</w:t>
-      </w:r>
-    </w:p>
-    <w:p>
-      <w:pPr>
-        <w:rPr>
-          <w:lang w:val="en-ZW"/>
-        </w:rPr>
-      </w:pPr>
-      <w:r>
-        <w:rPr>
-          <w:lang w:val="en-ZW"/>
-        </w:rPr>
-        <w:t>To design and develop a real-time mobile-money Anti-Money Laundering decision-support system that analyses structuring, wallet/transaction-network and agent behavioural patterns to identify suspicious mobile-money activity for further investigation within the Zimbabwean mobile-money environment.</w:t>
-      </w:r>
-    </w:p>
-    <w:p>
-      <w:pPr>
-        <w:rPr>
-          <w:lang w:val="en-ZW"/>
-        </w:rPr>
-      </w:pPr>
-    </w:p>
-    <w:p>
-      <w:pPr>
-        <w:rPr>
-          <w:b/>
-          <w:bCs/>
-          <w:lang w:val="en-ZW"/>
-        </w:rPr>
-      </w:pPr>
-      <w:r>
-        <w:rPr>
-          <w:b/>
-          <w:bCs/>
-          <w:lang w:val="en-ZW"/>
-        </w:rPr>
-        <w:t>1.5 Objectives</w:t>
-      </w:r>
-    </w:p>
-    <w:p>
-      <w:pPr>
-        <w:rPr>
-          <w:lang w:val="en-ZW"/>
-        </w:rPr>
-      </w:pPr>
-      <w:r>
-        <w:rPr>
-          <w:lang w:val="en-ZW"/>
-        </w:rPr>
-        <w:t>The objectives of the project were:</w:t>
-      </w:r>
-    </w:p>
-    <w:p>
-      <w:pPr>
-        <w:numPr>
-          <w:ilvl w:val="0"/>
-          <w:numId w:val="9"/>
-        </w:numPr>
-        <w:rPr>
-          <w:lang w:val="en-ZW"/>
-        </w:rPr>
-      </w:pPr>
-      <w:r>
-        <w:rPr>
-          <w:lang w:val="en-ZW"/>
-        </w:rPr>
-        <w:t>To design and implement a real-time mobile-money transaction processing and monitoring engine for processing Cash-In, Cash-Out and Wallet-to-Wallet transactions.</w:t>
-      </w:r>
-    </w:p>
-    <w:p>
-      <w:pPr>
-        <w:numPr>
-          <w:ilvl w:val="0"/>
-          <w:numId w:val="9"/>
-        </w:numPr>
-        <w:rPr>
-          <w:lang w:val="en-ZW"/>
-        </w:rPr>
-      </w:pPr>
-      <w:r>
-        <w:rPr>
-          <w:lang w:val="en-ZW"/>
-        </w:rPr>
-        <w:lastRenderedPageBreak/>
-        <w:t>To design and implement behavioural analysis mechanisms for detecting structuring, wallet/transaction-network and agent behavioural patterns from mobile-money transaction activity.</w:t>
-      </w:r>
-    </w:p>
-    <w:p>
-      <w:pPr>
-        <w:numPr>
-          <w:ilvl w:val="0"/>
-          <w:numId w:val="9"/>
-        </w:numPr>
-        <w:rPr>
-          <w:lang w:val="en-ZW"/>
-        </w:rPr>
-      </w:pPr>
-      <w:r>
-        <w:rPr>
-          <w:lang w:val="en-ZW"/>
-        </w:rPr>
-        <w:t>To develop and integrate a machine-learning classification mechanism that uses the identified behavioural features to classify mobile-money transactions as normal or suspicious patterns.</w:t>
-      </w:r>
-    </w:p>
-    <w:p>
-      <w:pPr>
-        <w:numPr>
-          <w:ilvl w:val="0"/>
-          <w:numId w:val="9"/>
-        </w:numPr>
-        <w:rPr>
-          <w:lang w:val="en-ZW"/>
-        </w:rPr>
-      </w:pPr>
-      <w:r>
-        <w:rPr>
-          <w:lang w:val="en-ZW"/>
-        </w:rPr>
-        <w:t>To implement a real-time AML alert and investigation workflow that processes model detections and presents suspicious transaction information to authorised system users.</w:t>
-      </w:r>
-    </w:p>
-    <w:p>
-      <w:pPr>
-        <w:numPr>
-          <w:ilvl w:val="0"/>
-          <w:numId w:val="9"/>
-        </w:numPr>
-        <w:rPr>
-          <w:lang w:val="en-ZW"/>
-        </w:rPr>
-      </w:pPr>
-      <w:r>
-        <w:rPr>
-          <w:lang w:val="en-ZW"/>
-        </w:rPr>
-        <w:t>To implement a system dashboard for displaying real-time transaction activity, suspicious transaction alerts and investigation information to support AML monitoring.</w:t>
-      </w:r>
-    </w:p>
-    <w:p>
-      <w:pPr>
-        <w:ind w:left="720"/>
-        <w:rPr>
-          <w:lang w:val="en-ZW"/>
-        </w:rPr>
-      </w:pPr>
-    </w:p>
-    <w:p>
-      <w:pPr>
-        <w:rPr>
-          <w:b/>
-          <w:bCs/>
-          <w:lang w:val="en-ZW"/>
-        </w:rPr>
-      </w:pPr>
-      <w:r>
-        <w:rPr>
-          <w:b/>
-          <w:bCs/>
-          <w:lang w:val="en-ZW"/>
-        </w:rPr>
-        <w:t>1.6 Limitations</w:t>
-      </w:r>
-    </w:p>
-    <w:p>
-      <w:pPr>
-        <w:rPr>
-          <w:lang w:val="en-ZW"/>
-        </w:rPr>
-      </w:pPr>
-      <w:r>
-        <w:rPr>
-          <w:lang w:val="en-ZW"/>
-        </w:rPr>
-        <w:t>The research was subject to the following limitations:</w:t>
-      </w:r>
-    </w:p>
-    <w:p>
-      <w:pPr>
-        <w:numPr>
-          <w:ilvl w:val="0"/>
-          <w:numId w:val="10"/>
-        </w:numPr>
-        <w:rPr>
-          <w:lang w:val="en-ZW"/>
-        </w:rPr>
-      </w:pPr>
-      <w:r>
-        <w:rPr>
-          <w:b/>
-          <w:bCs/>
-          <w:lang w:val="en-ZW"/>
-        </w:rPr>
-        <w:t>Use of synthetic transaction data:</w:t>
-      </w:r>
-      <w:r>
-        <w:rPr>
-          <w:lang w:val="en-ZW"/>
-        </w:rPr>
-        <w:t xml:space="preserve"> Confidential operational mobile-money transaction data were not available for the research. Model development and evaluation therefore relied on a synthetic dataset. Although the dataset enabled controlled experimentation, it cannot reproduce every behavioural characteristic of an operational mobile-money environment.</w:t>
-      </w:r>
-    </w:p>
-    <w:p>
-      <w:pPr>
-        <w:numPr>
-          <w:ilvl w:val="0"/>
-          <w:numId w:val="10"/>
-        </w:numPr>
-        <w:rPr>
-          <w:lang w:val="en-ZW"/>
-        </w:rPr>
-      </w:pPr>
-      <w:r>
-        <w:rPr>
-          <w:b/>
-          <w:bCs/>
-          <w:lang w:val="en-ZW"/>
-        </w:rPr>
-        <w:t>Absence of real-world model validation:</w:t>
-      </w:r>
-      <w:r>
-        <w:rPr>
-          <w:lang w:val="en-ZW"/>
-        </w:rPr>
-        <w:t xml:space="preserve"> The machine-learning model was not trained or evaluated using live operational mobile-money transaction data. Performance obtained from the synthetic research dataset therefore cannot be assumed to represent the performance that would be achieved in a production mobile-money environment.</w:t>
-      </w:r>
-    </w:p>
-    <w:p>
-      <w:pPr>
-        <w:numPr>
-          <w:ilvl w:val="0"/>
-          <w:numId w:val="10"/>
-        </w:numPr>
-        <w:rPr>
-          <w:lang w:val="en-ZW"/>
-        </w:rPr>
-      </w:pPr>
-      <w:r>
-        <w:rPr>
-          <w:b/>
-          <w:bCs/>
-          <w:lang w:val="en-ZW"/>
-        </w:rPr>
-        <w:t>Model detection limitations:</w:t>
-      </w:r>
-      <w:r>
-        <w:rPr>
-          <w:lang w:val="en-ZW"/>
-        </w:rPr>
-        <w:t xml:space="preserve"> The machine-learning classifier does not identify every suspicious-pattern example and may classify some normal transactions as suspicious. The system therefore treats model outputs as indicators requiring human investigation rather than final determinations of money laundering.</w:t>
-      </w:r>
-    </w:p>
-    <w:p>
-      <w:pPr>
-        <w:numPr>
-          <w:ilvl w:val="0"/>
-          <w:numId w:val="10"/>
-        </w:numPr>
-        <w:rPr>
-          <w:lang w:val="en-ZW"/>
-        </w:rPr>
-      </w:pPr>
-      <w:r>
-        <w:rPr>
-          <w:b/>
-          <w:bCs/>
-          <w:lang w:val="en-ZW"/>
-        </w:rPr>
-        <w:t>Computational-resource limitations:</w:t>
-      </w:r>
-      <w:r>
-        <w:rPr>
-          <w:lang w:val="en-ZW"/>
-        </w:rPr>
-        <w:t xml:space="preserve"> Model development and experimentation were conducted using locally available computing resources. This limited the scale and complexity of experiments that could reasonably be performed during the project.</w:t>
-      </w:r>
-    </w:p>
-    <w:p>
-      <w:pPr>
-        <w:numPr>
-          <w:ilvl w:val="0"/>
-          <w:numId w:val="10"/>
-        </w:numPr>
-        <w:rPr>
-          <w:lang w:val="en-ZW"/>
-        </w:rPr>
-      </w:pPr>
-      <w:r>
-        <w:rPr>
-          <w:b/>
-          <w:bCs/>
-          <w:lang w:val="en-ZW"/>
-        </w:rPr>
-        <w:lastRenderedPageBreak/>
-        <w:t>Lack of external production integration:</w:t>
-      </w:r>
-      <w:r>
-        <w:rPr>
-          <w:lang w:val="en-ZW"/>
-        </w:rPr>
-        <w:t xml:space="preserve"> The research prototype was not integrated with live mobile-money operator infrastructure, regulatory systems, telecommunications infrastructure, SIM-registration databases, device-intelligence services or geolocation systems. Regulatory-report records generated by the prototype remain internal and are not automatically transmitted to external authorities.</w:t>
-      </w:r>
-    </w:p>
-    <w:p>
-      <w:pPr>
-        <w:ind w:left="720"/>
-        <w:rPr>
-          <w:lang w:val="en-ZW"/>
-        </w:rPr>
-      </w:pPr>
-    </w:p>
-    <w:p>
-      <w:pPr>
-        <w:rPr>
-          <w:b/>
-          <w:bCs/>
-          <w:lang w:val="en-ZW"/>
-        </w:rPr>
-      </w:pPr>
-      <w:r>
-        <w:rPr>
-          <w:b/>
-          <w:bCs/>
-          <w:lang w:val="en-ZW"/>
-        </w:rPr>
-        <w:t>1.7 Delimitations</w:t>
-      </w:r>
-    </w:p>
-    <w:p>
-      <w:pPr>
-        <w:rPr>
-          <w:lang w:val="en-ZW"/>
-        </w:rPr>
-      </w:pPr>
-      <w:r>
-        <w:rPr>
-          <w:lang w:val="en-ZW"/>
-        </w:rPr>
-        <w:t>The study was deliberately restricted by the following boundaries:</w:t>
-      </w:r>
-    </w:p>
-    <w:p>
-      <w:pPr>
-        <w:numPr>
-          <w:ilvl w:val="0"/>
-          <w:numId w:val="11"/>
-        </w:numPr>
-        <w:rPr>
-          <w:lang w:val="en-ZW"/>
-        </w:rPr>
-      </w:pPr>
-      <w:r>
-        <w:rPr>
-          <w:lang w:val="en-ZW"/>
-        </w:rPr>
-        <w:t>Geographical scope: The study focused on the Zimbabwean mobile-money environment and was not intended to represent every mobile-money platform or regulatory jurisdiction.</w:t>
-      </w:r>
-    </w:p>
-    <w:p>
-      <w:pPr>
-        <w:numPr>
-          <w:ilvl w:val="0"/>
-          <w:numId w:val="11"/>
-        </w:numPr>
-        <w:rPr>
-          <w:lang w:val="en-ZW"/>
-        </w:rPr>
-      </w:pPr>
-      <w:r>
-        <w:rPr>
-          <w:lang w:val="en-ZW"/>
-        </w:rPr>
-        <w:t>AML</w:t>
-      </w:r>
-      <w:r>
-        <w:rPr>
-          <w:b/>
-          <w:bCs/>
-          <w:lang w:val="en-ZW"/>
-        </w:rPr>
-        <w:t xml:space="preserve"> </w:t>
-      </w:r>
-      <w:r>
-        <w:rPr>
-          <w:lang w:val="en-ZW"/>
-        </w:rPr>
-        <w:t>behavioural scope</w:t>
-      </w:r>
-      <w:r>
-        <w:rPr>
-          <w:b/>
-          <w:bCs/>
-          <w:lang w:val="en-ZW"/>
-        </w:rPr>
-        <w:t>:</w:t>
-      </w:r>
-      <w:r>
-        <w:rPr>
-          <w:lang w:val="en-ZW"/>
-        </w:rPr>
-        <w:t xml:space="preserve"> The machine-learning component was restricted to three behavioural dimensions: structuring, wallet/transaction-network behaviour and agent behaviour.</w:t>
-      </w:r>
-    </w:p>
-    <w:p>
-      <w:pPr>
-        <w:numPr>
-          <w:ilvl w:val="0"/>
-          <w:numId w:val="11"/>
-        </w:numPr>
-        <w:rPr>
-          <w:lang w:val="en-ZW"/>
-        </w:rPr>
-      </w:pPr>
-      <w:r>
-        <w:rPr>
-          <w:lang w:val="en-ZW"/>
-        </w:rPr>
-        <w:t>Transaction scope: The principal transaction activities considered were Cash-In, Cash-Out and Wallet-to-Wallet transfers, including agent-mediated transactions and direct wallet transfers where applicable.</w:t>
-      </w:r>
-    </w:p>
-    <w:p>
-      <w:pPr>
-        <w:numPr>
-          <w:ilvl w:val="0"/>
-          <w:numId w:val="11"/>
-        </w:numPr>
-        <w:rPr>
-          <w:lang w:val="en-ZW"/>
-        </w:rPr>
-      </w:pPr>
-      <w:r>
-        <w:rPr>
-          <w:lang w:val="en-ZW"/>
-        </w:rPr>
-        <w:t>Machine-learning scope</w:t>
-      </w:r>
-      <w:r>
-        <w:rPr>
-          <w:b/>
-          <w:bCs/>
-          <w:lang w:val="en-ZW"/>
-        </w:rPr>
-        <w:t>:</w:t>
-      </w:r>
-      <w:r>
-        <w:rPr>
-          <w:lang w:val="en-ZW"/>
-        </w:rPr>
-        <w:t xml:space="preserve"> The machine-learning component was designed to classify transaction behaviour as normal or suspicious pattern for decision-support purposes. It does not establish criminal intent or prove that money laundering has occurred.</w:t>
-      </w:r>
-    </w:p>
-    <w:p>
-      <w:pPr>
-        <w:numPr>
-          <w:ilvl w:val="0"/>
-          <w:numId w:val="11"/>
-        </w:numPr>
-        <w:rPr>
-          <w:lang w:val="en-ZW"/>
-        </w:rPr>
-      </w:pPr>
-      <w:r>
-        <w:rPr>
-          <w:lang w:val="en-ZW"/>
-        </w:rPr>
-        <w:t>Functional scope</w:t>
-      </w:r>
-      <w:r>
-        <w:rPr>
-          <w:b/>
-          <w:bCs/>
-          <w:lang w:val="en-ZW"/>
-        </w:rPr>
-        <w:t>:</w:t>
-      </w:r>
-      <w:r>
-        <w:rPr>
-          <w:lang w:val="en-ZW"/>
-        </w:rPr>
-        <w:t xml:space="preserve"> The research did not attempt to replace customer identification and KYC procedures or implement biometric identification, blockchain or cryptocurrency analysis, live telecommunications analysis, SIM-registration analysis, device intelligence or geolocation-based AML detection.</w:t>
-      </w:r>
-    </w:p>
-    <w:p>
-      <w:pPr>
-        <w:numPr>
-          <w:ilvl w:val="0"/>
-          <w:numId w:val="11"/>
-        </w:numPr>
-        <w:rPr>
-          <w:lang w:val="en-ZW"/>
-        </w:rPr>
-      </w:pPr>
-      <w:r>
-        <w:rPr>
-          <w:lang w:val="en-ZW"/>
-        </w:rPr>
-        <w:t>Deployment scope</w:t>
-      </w:r>
-      <w:r>
-        <w:rPr>
-          <w:b/>
-          <w:bCs/>
-          <w:lang w:val="en-ZW"/>
-        </w:rPr>
-        <w:t>:</w:t>
-      </w:r>
-      <w:r>
-        <w:rPr>
-          <w:lang w:val="en-ZW"/>
-        </w:rPr>
-        <w:t xml:space="preserve"> The system was developed as an academic research prototype and was not deployed within the production infrastructure of a mobile-money operator.</w:t>
-      </w:r>
-    </w:p>
-    <w:p>
-      <w:pPr>
-        <w:ind w:left="720"/>
-        <w:rPr>
-          <w:lang w:val="en-ZW"/>
-        </w:rPr>
-      </w:pPr>
-    </w:p>
-    <w:p>
-      <w:pPr>
-        <w:rPr>
-          <w:b/>
-          <w:bCs/>
-          <w:lang w:val="en-ZW"/>
-        </w:rPr>
-      </w:pPr>
-      <w:r>
-        <w:rPr>
-          <w:b/>
-          <w:bCs/>
-          <w:lang w:val="en-ZW"/>
-        </w:rPr>
-        <w:t>1.8 Development Instruments</w:t>
-      </w:r>
-    </w:p>
-    <w:p>
-      <w:pPr>
-        <w:rPr>
-          <w:lang w:val="en-ZW"/>
-        </w:rPr>
-      </w:pPr>
-      <w:r>
-        <w:rPr>
-          <w:lang w:val="en-ZW"/>
-        </w:rPr>
-        <w:lastRenderedPageBreak/>
-        <w:t>The project required hardware and software resources for application development, database management, synthetic-data processing, machine-learning development and system testing.</w:t>
-      </w:r>
-    </w:p>
-    <w:p>
-      <w:pPr>
-        <w:rPr>
-          <w:lang w:val="en-ZW"/>
-        </w:rPr>
-      </w:pPr>
-    </w:p>
-    <w:p>
-      <w:pPr>
-        <w:rPr>
-          <w:b/>
-          <w:bCs/>
-          <w:lang w:val="en-ZW"/>
-        </w:rPr>
-      </w:pPr>
-      <w:r>
-        <w:rPr>
-          <w:b/>
-          <w:bCs/>
-          <w:lang w:val="en-ZW"/>
-        </w:rPr>
-        <w:t>1.8.1 Hardware Instruments</w:t>
-      </w:r>
-    </w:p>
-    <w:p>
-      <w:pPr>
-        <w:rPr>
-          <w:lang w:val="en-ZW"/>
-        </w:rPr>
-      </w:pPr>
-      <w:r>
-        <w:rPr>
-          <w:lang w:val="en-ZW"/>
-        </w:rPr>
-        <w:t>The development and experimentation were conducted using a personal computer equipped with an Intel Core i5 9th-generation processor and 16 GB of RAM. The computer provided the local processing environment required for software development, generation and processing of the synthetic transaction dataset, machine-learning experiments and testing of the integrated application.</w:t>
-      </w:r>
-    </w:p>
-    <w:p>
-      <w:pPr>
-        <w:rPr>
-          <w:lang w:val="en-ZW"/>
-        </w:rPr>
-      </w:pPr>
-      <w:r>
-        <w:rPr>
-          <w:lang w:val="en-ZW"/>
-        </w:rPr>
-        <w:t>The exact processor model and storage specification should be recorded from the development computer in the final submitted document to ensure that the hardware specification is accurate.</w:t>
-      </w:r>
-    </w:p>
-    <w:p>
-      <w:pPr>
-        <w:rPr>
-          <w:lang w:val="en-ZW"/>
-        </w:rPr>
-      </w:pPr>
-    </w:p>
-    <w:p>
-      <w:pPr>
-        <w:rPr>
-          <w:b/>
-          <w:bCs/>
-          <w:lang w:val="en-ZW"/>
-        </w:rPr>
-      </w:pPr>
-      <w:r>
-        <w:rPr>
-          <w:b/>
-          <w:bCs/>
-          <w:lang w:val="en-ZW"/>
-        </w:rPr>
-        <w:t>1.8.2 Software Instruments</w:t>
-      </w:r>
-    </w:p>
-    <w:p>
-      <w:pPr>
-        <w:rPr>
-          <w:lang w:val="en-ZW"/>
-        </w:rPr>
-      </w:pPr>
-      <w:r>
-        <w:rPr>
-          <w:lang w:val="en-ZW"/>
-        </w:rPr>
-        <w:t>The principal software instruments used during development are shown in Table 1.1.</w:t>
-      </w:r>
-    </w:p>
-    <w:p>
-      <w:pPr>
-        <w:rPr>
-          <w:lang w:val="en-ZW"/>
-        </w:rPr>
-      </w:pPr>
-    </w:p>
-    <w:p>
-      <w:pPr>
+        <w:t>Table 1.1 summarised the principal software instruments used during development.</w:t>
+      </w:r>
+    </w:p>
+    <w:p>
+      <w:pPr>
+        <w:pStyle w:val="Caption2"/>
+        <w:keepNext/>
+        <w:spacing w:before="0" w:after="320"/>
+        <w:jc w:val="center"/>
         <w:rPr>
           <w:lang w:val="en-ZW"/>
         </w:rPr>
@@ -1203,14 +677,13 @@
     <w:tbl>
       <w:tblPr>
         <w:tblW w:w="0" w:type="auto"/>
-        <w:tblCellSpacing w:w="15" w:type="dxa"/>
         <w:tblBorders>
-          <w:top w:val="single" w:sz="4" w:space="0" w:color="auto"/>
-          <w:left w:val="single" w:sz="4" w:space="0" w:color="auto"/>
-          <w:bottom w:val="single" w:sz="4" w:space="0" w:color="auto"/>
-          <w:right w:val="single" w:sz="4" w:space="0" w:color="auto"/>
-          <w:insideH w:val="single" w:sz="4" w:space="0" w:color="auto"/>
-          <w:insideV w:val="single" w:sz="4" w:space="0" w:color="auto"/>
+          <w:top w:val="nil"/>
+          <w:left w:val="nil"/>
+          <w:bottom w:val="nil"/>
+          <w:right w:val="nil"/>
+          <w:insideH w:val="nil"/>
+          <w:insideV w:val="nil"/>
         </w:tblBorders>
         <w:tblCellMar>
           <w:top w:w="15" w:type="dxa"/>
@@ -1221,22 +694,29 @@
         <w:tblLook w:val="04A0" w:firstRow="1" w:lastRow="0" w:firstColumn="1" w:lastColumn="0" w:noHBand="0" w:noVBand="1"/>
       </w:tblPr>
       <w:tblGrid>
-        <w:gridCol w:w="2125"/>
-        <w:gridCol w:w="7225"/>
+        <w:gridCol w:w="2050"/>
+        <w:gridCol w:w="6966"/>
       </w:tblGrid>
       <w:tr>
         <w:trPr>
+          <w:cantSplit/>
           <w:tblHeader/>
-          <w:tblCellSpacing w:w="15" w:type="dxa"/>
         </w:trPr>
         <w:tc>
           <w:tcPr>
             <w:tcW w:w="0" w:type="auto"/>
+            <w:tcBorders>
+              <w:top w:val="single" w:sz="4" w:space="0" w:color="000000"/>
+              <w:left w:val="single" w:sz="4" w:space="0" w:color="000000"/>
+              <w:bottom w:val="single" w:sz="4" w:space="0" w:color="000000"/>
+              <w:right w:val="single" w:sz="4" w:space="0" w:color="000000"/>
+            </w:tcBorders>
             <w:vAlign w:val="center"/>
             <w:hideMark/>
           </w:tcPr>
           <w:p>
             <w:pPr>
+              <w:spacing w:after="320" w:before="0"/>
               <w:rPr>
                 <w:b/>
                 <w:bCs/>
@@ -1256,11 +736,18 @@
         <w:tc>
           <w:tcPr>
             <w:tcW w:w="0" w:type="auto"/>
+            <w:tcBorders>
+              <w:top w:val="single" w:sz="4" w:space="0" w:color="000000"/>
+              <w:left w:val="nil"/>
+              <w:bottom w:val="single" w:sz="4" w:space="0" w:color="000000"/>
+              <w:right w:val="single" w:sz="4" w:space="0" w:color="000000"/>
+            </w:tcBorders>
             <w:vAlign w:val="center"/>
             <w:hideMark/>
           </w:tcPr>
           <w:p>
             <w:pPr>
+              <w:spacing w:after="320" w:before="0"/>
               <w:rPr>
                 <w:b/>
                 <w:bCs/>
@@ -1280,16 +767,23 @@
       </w:tr>
       <w:tr>
         <w:trPr>
-          <w:tblCellSpacing w:w="15" w:type="dxa"/>
+          <w:cantSplit/>
         </w:trPr>
         <w:tc>
           <w:tcPr>
             <w:tcW w:w="0" w:type="auto"/>
+            <w:tcBorders>
+              <w:top w:val="nil"/>
+              <w:left w:val="single" w:sz="4" w:space="0" w:color="000000"/>
+              <w:bottom w:val="single" w:sz="4" w:space="0" w:color="000000"/>
+              <w:right w:val="single" w:sz="4" w:space="0" w:color="000000"/>
+            </w:tcBorders>
             <w:vAlign w:val="center"/>
             <w:hideMark/>
           </w:tcPr>
           <w:p>
             <w:pPr>
+              <w:spacing w:after="320" w:before="0"/>
               <w:rPr>
                 <w:lang w:val="en-ZW"/>
               </w:rPr>
@@ -1298,18 +792,25 @@
               <w:rPr>
                 <w:lang w:val="en-ZW"/>
               </w:rPr>
-              <w:t>Python</w:t>
+              <w:t>Python 3.14.3</w:t>
             </w:r>
           </w:p>
         </w:tc>
         <w:tc>
           <w:tcPr>
             <w:tcW w:w="0" w:type="auto"/>
+            <w:tcBorders>
+              <w:top w:val="nil"/>
+              <w:left w:val="nil"/>
+              <w:bottom w:val="single" w:sz="4" w:space="0" w:color="000000"/>
+              <w:right w:val="single" w:sz="4" w:space="0" w:color="000000"/>
+            </w:tcBorders>
             <w:vAlign w:val="center"/>
             <w:hideMark/>
           </w:tcPr>
           <w:p>
             <w:pPr>
+              <w:spacing w:after="320" w:before="0"/>
               <w:rPr>
                 <w:lang w:val="en-ZW"/>
               </w:rPr>
@@ -1325,16 +826,23 @@
       </w:tr>
       <w:tr>
         <w:trPr>
-          <w:tblCellSpacing w:w="15" w:type="dxa"/>
+          <w:cantSplit/>
         </w:trPr>
         <w:tc>
           <w:tcPr>
             <w:tcW w:w="0" w:type="auto"/>
+            <w:tcBorders>
+              <w:top w:val="nil"/>
+              <w:left w:val="single" w:sz="4" w:space="0" w:color="000000"/>
+              <w:bottom w:val="single" w:sz="4" w:space="0" w:color="000000"/>
+              <w:right w:val="single" w:sz="4" w:space="0" w:color="000000"/>
+            </w:tcBorders>
             <w:vAlign w:val="center"/>
             <w:hideMark/>
           </w:tcPr>
           <w:p>
             <w:pPr>
+              <w:spacing w:after="320" w:before="0"/>
               <w:rPr>
                 <w:lang w:val="en-ZW"/>
               </w:rPr>
@@ -1343,18 +851,25 @@
               <w:rPr>
                 <w:lang w:val="en-ZW"/>
               </w:rPr>
-              <w:t>Flask</w:t>
+              <w:t>Flask 3.1.3</w:t>
             </w:r>
           </w:p>
         </w:tc>
         <w:tc>
           <w:tcPr>
             <w:tcW w:w="0" w:type="auto"/>
+            <w:tcBorders>
+              <w:top w:val="nil"/>
+              <w:left w:val="nil"/>
+              <w:bottom w:val="single" w:sz="4" w:space="0" w:color="000000"/>
+              <w:right w:val="single" w:sz="4" w:space="0" w:color="000000"/>
+            </w:tcBorders>
             <w:vAlign w:val="center"/>
             <w:hideMark/>
           </w:tcPr>
           <w:p>
             <w:pPr>
+              <w:spacing w:after="320" w:before="0"/>
               <w:rPr>
                 <w:lang w:val="en-ZW"/>
               </w:rPr>
@@ -1370,16 +885,23 @@
       </w:tr>
       <w:tr>
         <w:trPr>
-          <w:tblCellSpacing w:w="15" w:type="dxa"/>
+          <w:cantSplit/>
         </w:trPr>
         <w:tc>
           <w:tcPr>
             <w:tcW w:w="0" w:type="auto"/>
+            <w:tcBorders>
+              <w:top w:val="nil"/>
+              <w:left w:val="single" w:sz="4" w:space="0" w:color="000000"/>
+              <w:bottom w:val="single" w:sz="4" w:space="0" w:color="000000"/>
+              <w:right w:val="single" w:sz="4" w:space="0" w:color="000000"/>
+            </w:tcBorders>
             <w:vAlign w:val="center"/>
             <w:hideMark/>
           </w:tcPr>
           <w:p>
             <w:pPr>
+              <w:spacing w:after="320" w:before="0"/>
               <w:rPr>
                 <w:lang w:val="en-ZW"/>
               </w:rPr>
@@ -1388,32 +910,57 @@
               <w:rPr>
                 <w:lang w:val="en-ZW"/>
               </w:rPr>
-              <w:t>Flask-</w:t>
-            </w:r>
-            <w:proofErr w:type="spellStart"/>
-            <w:r>
+              <w:t>Flask-SocketIO 5.6.1 / Socket.IO 4.7.5</w:t>
+            </w:r>
+          </w:p>
+        </w:tc>
+        <w:tc>
+          <w:tcPr>
+            <w:tcW w:w="0" w:type="auto"/>
+            <w:tcBorders>
+              <w:top w:val="nil"/>
+              <w:left w:val="nil"/>
+              <w:bottom w:val="single" w:sz="4" w:space="0" w:color="000000"/>
+              <w:right w:val="single" w:sz="4" w:space="0" w:color="000000"/>
+            </w:tcBorders>
+            <w:vAlign w:val="center"/>
+            <w:hideMark/>
+          </w:tcPr>
+          <w:p>
+            <w:pPr>
+              <w:spacing w:after="320" w:before="0"/>
               <w:rPr>
                 <w:lang w:val="en-ZW"/>
               </w:rPr>
-              <w:t>SocketIO</w:t>
-            </w:r>
-            <w:proofErr w:type="spellEnd"/>
+            </w:pPr>
             <w:r>
               <w:rPr>
                 <w:lang w:val="en-ZW"/>
               </w:rPr>
-              <w:t xml:space="preserve"> / Socket.IO</w:t>
-            </w:r>
-          </w:p>
-        </w:tc>
+              <w:t>Flask-SocketIO provides the Python server extension; the Socket.IO JavaScript client connects browser interfaces for real-time events</w:t>
+            </w:r>
+          </w:p>
+        </w:tc>
+      </w:tr>
+      <w:tr>
+        <w:trPr>
+          <w:cantSplit/>
+        </w:trPr>
         <w:tc>
           <w:tcPr>
             <w:tcW w:w="0" w:type="auto"/>
+            <w:tcBorders>
+              <w:top w:val="nil"/>
+              <w:left w:val="single" w:sz="4" w:space="0" w:color="000000"/>
+              <w:bottom w:val="single" w:sz="4" w:space="0" w:color="000000"/>
+              <w:right w:val="single" w:sz="4" w:space="0" w:color="000000"/>
+            </w:tcBorders>
             <w:vAlign w:val="center"/>
             <w:hideMark/>
           </w:tcPr>
           <w:p>
             <w:pPr>
+              <w:spacing w:after="320" w:before="0"/>
               <w:rPr>
                 <w:lang w:val="en-ZW"/>
               </w:rPr>
@@ -1422,43 +969,25 @@
               <w:rPr>
                 <w:lang w:val="en-ZW"/>
               </w:rPr>
-              <w:t>Real-time communication between the application server and browser interfaces</w:t>
-            </w:r>
-          </w:p>
-        </w:tc>
-      </w:tr>
-      <w:tr>
-        <w:trPr>
-          <w:tblCellSpacing w:w="15" w:type="dxa"/>
-        </w:trPr>
+              <w:t>MySQL 8.0.46</w:t>
+            </w:r>
+          </w:p>
+        </w:tc>
         <w:tc>
           <w:tcPr>
             <w:tcW w:w="0" w:type="auto"/>
+            <w:tcBorders>
+              <w:top w:val="nil"/>
+              <w:left w:val="nil"/>
+              <w:bottom w:val="single" w:sz="4" w:space="0" w:color="000000"/>
+              <w:right w:val="single" w:sz="4" w:space="0" w:color="000000"/>
+            </w:tcBorders>
             <w:vAlign w:val="center"/>
             <w:hideMark/>
           </w:tcPr>
           <w:p>
             <w:pPr>
-              <w:rPr>
-                <w:lang w:val="en-ZW"/>
-              </w:rPr>
-            </w:pPr>
-            <w:r>
-              <w:rPr>
-                <w:lang w:val="en-ZW"/>
-              </w:rPr>
-              <w:t>MySQL</w:t>
-            </w:r>
-          </w:p>
-        </w:tc>
-        <w:tc>
-          <w:tcPr>
-            <w:tcW w:w="0" w:type="auto"/>
-            <w:vAlign w:val="center"/>
-            <w:hideMark/>
-          </w:tcPr>
-          <w:p>
-            <w:pPr>
+              <w:spacing w:after="320" w:before="0"/>
               <w:rPr>
                 <w:lang w:val="en-ZW"/>
               </w:rPr>
@@ -1474,16 +1003,70 @@
       </w:tr>
       <w:tr>
         <w:trPr>
-          <w:tblCellSpacing w:w="15" w:type="dxa"/>
+          <w:cantSplit/>
         </w:trPr>
         <w:tc>
           <w:tcPr>
             <w:tcW w:w="0" w:type="auto"/>
+            <w:tcBorders>
+              <w:top w:val="nil"/>
+              <w:left w:val="single" w:sz="4" w:space="0" w:color="000000"/>
+              <w:bottom w:val="single" w:sz="4" w:space="0" w:color="000000"/>
+              <w:right w:val="single" w:sz="4" w:space="0" w:color="000000"/>
+            </w:tcBorders>
             <w:vAlign w:val="center"/>
             <w:hideMark/>
           </w:tcPr>
           <w:p>
             <w:pPr>
+              <w:spacing w:after="320" w:before="0"/>
+            </w:pPr>
+            <w:r>
+              <w:t>scikit-learn 1.9.0 and XGBoost 3.4.1</w:t>
+            </w:r>
+          </w:p>
+        </w:tc>
+        <w:tc>
+          <w:tcPr>
+            <w:tcW w:w="0" w:type="auto"/>
+            <w:tcBorders>
+              <w:top w:val="nil"/>
+              <w:left w:val="nil"/>
+              <w:bottom w:val="single" w:sz="4" w:space="0" w:color="000000"/>
+              <w:right w:val="single" w:sz="4" w:space="0" w:color="000000"/>
+            </w:tcBorders>
+            <w:vAlign w:val="center"/>
+            <w:hideMark/>
+          </w:tcPr>
+          <w:p>
+            <w:pPr>
+              <w:spacing w:after="320" w:before="0"/>
+            </w:pPr>
+            <w:r>
+              <w:t>Candidate training, comparison and preprocessing; frozen V4 inference runs in the isolated model runtime, which is separate from the Flask virtual environment</w:t>
+            </w:r>
+          </w:p>
+        </w:tc>
+      </w:tr>
+      <w:tr>
+        <w:trPr>
+          <w:cantSplit/>
+        </w:trPr>
+        <w:tc>
+          <w:tcPr>
+            <w:tcW w:w="0" w:type="auto"/>
+            <w:tcBorders>
+              <w:top w:val="nil"/>
+              <w:left w:val="single" w:sz="4" w:space="0" w:color="000000"/>
+              <w:bottom w:val="single" w:sz="4" w:space="0" w:color="000000"/>
+              <w:right w:val="single" w:sz="4" w:space="0" w:color="000000"/>
+            </w:tcBorders>
+            <w:vAlign w:val="center"/>
+            <w:hideMark/>
+          </w:tcPr>
+          <w:p>
+            <w:pPr>
+              <w:spacing w:after="320" w:before="0"/>
               <w:rPr>
                 <w:lang w:val="en-ZW"/>
               </w:rPr>
@@ -1492,64 +1075,25 @@
               <w:rPr>
                 <w:lang w:val="en-ZW"/>
               </w:rPr>
-              <w:t>scikit-learn</w:t>
+              <w:t>HTML</w:t>
             </w:r>
           </w:p>
         </w:tc>
         <w:tc>
           <w:tcPr>
             <w:tcW w:w="0" w:type="auto"/>
+            <w:tcBorders>
+              <w:top w:val="nil"/>
+              <w:left w:val="nil"/>
+              <w:bottom w:val="single" w:sz="4" w:space="0" w:color="000000"/>
+              <w:right w:val="single" w:sz="4" w:space="0" w:color="000000"/>
+            </w:tcBorders>
             <w:vAlign w:val="center"/>
             <w:hideMark/>
           </w:tcPr>
           <w:p>
             <w:pPr>
-              <w:rPr>
-                <w:lang w:val="en-ZW"/>
-              </w:rPr>
-            </w:pPr>
-            <w:r>
-              <w:rPr>
-                <w:lang w:val="en-ZW"/>
-              </w:rPr>
-              <w:t>Development, training and implementation of the machine-learning models</w:t>
-            </w:r>
-          </w:p>
-        </w:tc>
-      </w:tr>
-      <w:tr>
-        <w:trPr>
-          <w:tblCellSpacing w:w="15" w:type="dxa"/>
-        </w:trPr>
-        <w:tc>
-          <w:tcPr>
-            <w:tcW w:w="0" w:type="auto"/>
-            <w:vAlign w:val="center"/>
-            <w:hideMark/>
-          </w:tcPr>
-          <w:p>
-            <w:pPr>
-              <w:rPr>
-                <w:lang w:val="en-ZW"/>
-              </w:rPr>
-            </w:pPr>
-            <w:r>
-              <w:rPr>
-                <w:lang w:val="en-ZW"/>
-              </w:rPr>
-              <w:lastRenderedPageBreak/>
-              <w:t>HTML</w:t>
-            </w:r>
-          </w:p>
-        </w:tc>
-        <w:tc>
-          <w:tcPr>
-            <w:tcW w:w="0" w:type="auto"/>
-            <w:vAlign w:val="center"/>
-            <w:hideMark/>
-          </w:tcPr>
-          <w:p>
-            <w:pPr>
+              <w:spacing w:after="320" w:before="0"/>
               <w:rPr>
                 <w:lang w:val="en-ZW"/>
               </w:rPr>
@@ -1565,16 +1109,23 @@
       </w:tr>
       <w:tr>
         <w:trPr>
-          <w:tblCellSpacing w:w="15" w:type="dxa"/>
+          <w:cantSplit/>
         </w:trPr>
         <w:tc>
           <w:tcPr>
             <w:tcW w:w="0" w:type="auto"/>
+            <w:tcBorders>
+              <w:top w:val="nil"/>
+              <w:left w:val="single" w:sz="4" w:space="0" w:color="000000"/>
+              <w:bottom w:val="single" w:sz="4" w:space="0" w:color="000000"/>
+              <w:right w:val="single" w:sz="4" w:space="0" w:color="000000"/>
+            </w:tcBorders>
             <w:vAlign w:val="center"/>
             <w:hideMark/>
           </w:tcPr>
           <w:p>
             <w:pPr>
+              <w:spacing w:after="320" w:before="0"/>
               <w:rPr>
                 <w:lang w:val="en-ZW"/>
               </w:rPr>
@@ -1590,11 +1141,18 @@
         <w:tc>
           <w:tcPr>
             <w:tcW w:w="0" w:type="auto"/>
+            <w:tcBorders>
+              <w:top w:val="nil"/>
+              <w:left w:val="nil"/>
+              <w:bottom w:val="single" w:sz="4" w:space="0" w:color="000000"/>
+              <w:right w:val="single" w:sz="4" w:space="0" w:color="000000"/>
+            </w:tcBorders>
             <w:vAlign w:val="center"/>
             <w:hideMark/>
           </w:tcPr>
           <w:p>
             <w:pPr>
+              <w:spacing w:after="320" w:before="0"/>
               <w:rPr>
                 <w:lang w:val="en-ZW"/>
               </w:rPr>
@@ -1610,16 +1168,23 @@
       </w:tr>
       <w:tr>
         <w:trPr>
-          <w:tblCellSpacing w:w="15" w:type="dxa"/>
+          <w:cantSplit/>
         </w:trPr>
         <w:tc>
           <w:tcPr>
             <w:tcW w:w="0" w:type="auto"/>
+            <w:tcBorders>
+              <w:top w:val="nil"/>
+              <w:left w:val="single" w:sz="4" w:space="0" w:color="000000"/>
+              <w:bottom w:val="single" w:sz="4" w:space="0" w:color="000000"/>
+              <w:right w:val="single" w:sz="4" w:space="0" w:color="000000"/>
+            </w:tcBorders>
             <w:vAlign w:val="center"/>
             <w:hideMark/>
           </w:tcPr>
           <w:p>
             <w:pPr>
+              <w:spacing w:after="320" w:before="0"/>
               <w:rPr>
                 <w:lang w:val="en-ZW"/>
               </w:rPr>
@@ -1635,11 +1200,18 @@
         <w:tc>
           <w:tcPr>
             <w:tcW w:w="0" w:type="auto"/>
+            <w:tcBorders>
+              <w:top w:val="nil"/>
+              <w:left w:val="nil"/>
+              <w:bottom w:val="single" w:sz="4" w:space="0" w:color="000000"/>
+              <w:right w:val="single" w:sz="4" w:space="0" w:color="000000"/>
+            </w:tcBorders>
             <w:vAlign w:val="center"/>
             <w:hideMark/>
           </w:tcPr>
           <w:p>
             <w:pPr>
+              <w:spacing w:after="320" w:before="0"/>
               <w:rPr>
                 <w:lang w:val="en-ZW"/>
               </w:rPr>
@@ -1655,16 +1227,23 @@
       </w:tr>
       <w:tr>
         <w:trPr>
-          <w:tblCellSpacing w:w="15" w:type="dxa"/>
+          <w:cantSplit/>
         </w:trPr>
         <w:tc>
           <w:tcPr>
             <w:tcW w:w="0" w:type="auto"/>
+            <w:tcBorders>
+              <w:top w:val="nil"/>
+              <w:left w:val="single" w:sz="4" w:space="0" w:color="000000"/>
+              <w:bottom w:val="single" w:sz="4" w:space="0" w:color="000000"/>
+              <w:right w:val="single" w:sz="4" w:space="0" w:color="000000"/>
+            </w:tcBorders>
             <w:vAlign w:val="center"/>
             <w:hideMark/>
           </w:tcPr>
           <w:p>
             <w:pPr>
+              <w:spacing w:after="320" w:before="0"/>
               <w:rPr>
                 <w:lang w:val="en-ZW"/>
               </w:rPr>
@@ -1680,11 +1259,18 @@
         <w:tc>
           <w:tcPr>
             <w:tcW w:w="0" w:type="auto"/>
+            <w:tcBorders>
+              <w:top w:val="nil"/>
+              <w:left w:val="nil"/>
+              <w:bottom w:val="single" w:sz="4" w:space="0" w:color="000000"/>
+              <w:right w:val="single" w:sz="4" w:space="0" w:color="000000"/>
+            </w:tcBorders>
             <w:vAlign w:val="center"/>
             <w:hideMark/>
           </w:tcPr>
           <w:p>
             <w:pPr>
+              <w:spacing w:after="320" w:before="0"/>
               <w:rPr>
                 <w:lang w:val="en-ZW"/>
               </w:rPr>
@@ -1700,16 +1286,23 @@
       </w:tr>
       <w:tr>
         <w:trPr>
-          <w:tblCellSpacing w:w="15" w:type="dxa"/>
+          <w:cantSplit/>
         </w:trPr>
         <w:tc>
           <w:tcPr>
             <w:tcW w:w="0" w:type="auto"/>
+            <w:tcBorders>
+              <w:top w:val="nil"/>
+              <w:left w:val="single" w:sz="4" w:space="0" w:color="000000"/>
+              <w:bottom w:val="single" w:sz="4" w:space="0" w:color="000000"/>
+              <w:right w:val="single" w:sz="4" w:space="0" w:color="000000"/>
+            </w:tcBorders>
             <w:vAlign w:val="center"/>
             <w:hideMark/>
           </w:tcPr>
           <w:p>
             <w:pPr>
+              <w:spacing w:after="320" w:before="0"/>
               <w:rPr>
                 <w:lang w:val="en-ZW"/>
               </w:rPr>
@@ -1725,11 +1318,18 @@
         <w:tc>
           <w:tcPr>
             <w:tcW w:w="0" w:type="auto"/>
+            <w:tcBorders>
+              <w:top w:val="nil"/>
+              <w:left w:val="nil"/>
+              <w:bottom w:val="single" w:sz="4" w:space="0" w:color="000000"/>
+              <w:right w:val="single" w:sz="4" w:space="0" w:color="000000"/>
+            </w:tcBorders>
             <w:vAlign w:val="center"/>
             <w:hideMark/>
           </w:tcPr>
           <w:p>
             <w:pPr>
+              <w:spacing w:after="320" w:before="0"/>
               <w:rPr>
                 <w:lang w:val="en-ZW"/>
               </w:rPr>
@@ -1745,16 +1345,23 @@
       </w:tr>
       <w:tr>
         <w:trPr>
-          <w:tblCellSpacing w:w="15" w:type="dxa"/>
+          <w:cantSplit/>
         </w:trPr>
         <w:tc>
           <w:tcPr>
             <w:tcW w:w="0" w:type="auto"/>
+            <w:tcBorders>
+              <w:top w:val="nil"/>
+              <w:left w:val="single" w:sz="4" w:space="0" w:color="000000"/>
+              <w:bottom w:val="single" w:sz="4" w:space="0" w:color="000000"/>
+              <w:right w:val="single" w:sz="4" w:space="0" w:color="000000"/>
+            </w:tcBorders>
             <w:vAlign w:val="center"/>
             <w:hideMark/>
           </w:tcPr>
           <w:p>
             <w:pPr>
+              <w:spacing w:after="320" w:before="0"/>
               <w:rPr>
                 <w:lang w:val="en-ZW"/>
               </w:rPr>
@@ -1770,11 +1377,18 @@
         <w:tc>
           <w:tcPr>
             <w:tcW w:w="0" w:type="auto"/>
+            <w:tcBorders>
+              <w:top w:val="nil"/>
+              <w:left w:val="nil"/>
+              <w:bottom w:val="single" w:sz="4" w:space="0" w:color="000000"/>
+              <w:right w:val="single" w:sz="4" w:space="0" w:color="000000"/>
+            </w:tcBorders>
             <w:vAlign w:val="center"/>
             <w:hideMark/>
           </w:tcPr>
           <w:p>
             <w:pPr>
+              <w:spacing w:after="320" w:before="0"/>
               <w:rPr>
                 <w:lang w:val="en-ZW"/>
               </w:rPr>
@@ -1788,66 +1402,282 @@
           </w:p>
         </w:tc>
       </w:tr>
+      <w:tr>
+        <w:trPr>
+          <w:cantSplit/>
+        </w:trPr>
+        <w:tc>
+          <w:tcPr>
+            <w:tcW w:w="2051" w:type="dxa"/>
+            <w:tcBorders>
+              <w:top w:val="nil"/>
+              <w:left w:val="single" w:sz="4" w:space="0" w:color="000000"/>
+              <w:bottom w:val="single" w:sz="4" w:space="0" w:color="000000"/>
+              <w:right w:val="single" w:sz="4" w:space="0" w:color="000000"/>
+            </w:tcBorders>
+          </w:tcPr>
+          <w:p>
+            <w:pPr>
+              <w:spacing w:after="320" w:before="0"/>
+            </w:pPr>
+            <w:r>
+              <w:t>Redis client: redis-py 8.0.0</w:t>
+            </w:r>
+          </w:p>
+        </w:tc>
+        <w:tc>
+          <w:tcPr>
+            <w:tcW w:w="6975" w:type="dxa"/>
+            <w:tcBorders>
+              <w:top w:val="nil"/>
+              <w:left w:val="nil"/>
+              <w:bottom w:val="single" w:sz="4" w:space="0" w:color="000000"/>
+              <w:right w:val="single" w:sz="4" w:space="0" w:color="000000"/>
+            </w:tcBorders>
+          </w:tcPr>
+          <w:p>
+            <w:pPr>
+              <w:spacing w:after="320" w:before="0"/>
+            </w:pPr>
+            <w:r>
+              <w:t>Python client for cross-instance publication through the Redis service; the client package is distinct from the Redis server</w:t>
+            </w:r>
+          </w:p>
+        </w:tc>
+      </w:tr>
+      <w:tr>
+        <w:trPr>
+          <w:cantSplit/>
+        </w:trPr>
+        <w:tc>
+          <w:tcPr>
+            <w:tcW w:w="2051" w:type="dxa"/>
+            <w:tcBorders>
+              <w:top w:val="nil"/>
+              <w:left w:val="single" w:sz="4" w:space="0" w:color="000000"/>
+              <w:bottom w:val="single" w:sz="4" w:space="0" w:color="000000"/>
+              <w:right w:val="single" w:sz="4" w:space="0" w:color="000000"/>
+            </w:tcBorders>
+          </w:tcPr>
+          <w:p>
+            <w:pPr>
+              <w:spacing w:after="320" w:before="0"/>
+            </w:pPr>
+            <w:r>
+              <w:t>React</w:t>
+            </w:r>
+          </w:p>
+        </w:tc>
+        <w:tc>
+          <w:tcPr>
+            <w:tcW w:w="6975" w:type="dxa"/>
+            <w:tcBorders>
+              <w:top w:val="nil"/>
+              <w:left w:val="nil"/>
+              <w:bottom w:val="single" w:sz="4" w:space="0" w:color="000000"/>
+              <w:right w:val="single" w:sz="4" w:space="0" w:color="000000"/>
+            </w:tcBorders>
+          </w:tcPr>
+          <w:p>
+            <w:pPr>
+              <w:spacing w:after="320" w:before="0"/>
+            </w:pPr>
+            <w:r>
+              <w:t>Interactive dashboard rendering within the browser interface</w:t>
+            </w:r>
+          </w:p>
+        </w:tc>
+      </w:tr>
+      <w:tr>
+        <w:trPr>
+          <w:cantSplit/>
+        </w:trPr>
+        <w:tc>
+          <w:tcPr>
+            <w:tcW w:w="2051" w:type="dxa"/>
+            <w:tcBorders>
+              <w:top w:val="nil"/>
+              <w:left w:val="single" w:sz="4" w:space="0" w:color="000000"/>
+              <w:bottom w:val="single" w:sz="4" w:space="0" w:color="000000"/>
+              <w:right w:val="single" w:sz="4" w:space="0" w:color="000000"/>
+            </w:tcBorders>
+          </w:tcPr>
+          <w:p>
+            <w:pPr>
+              <w:spacing w:after="320" w:before="0"/>
+            </w:pPr>
+            <w:r>
+              <w:t>NumPy 2.4.3 (model runtime); 2.5.0 (application)</w:t>
+            </w:r>
+          </w:p>
+        </w:tc>
+        <w:tc>
+          <w:tcPr>
+            <w:tcW w:w="6975" w:type="dxa"/>
+            <w:tcBorders>
+              <w:top w:val="nil"/>
+              <w:left w:val="nil"/>
+              <w:bottom w:val="single" w:sz="4" w:space="0" w:color="000000"/>
+              <w:right w:val="single" w:sz="4" w:space="0" w:color="000000"/>
+            </w:tcBorders>
+          </w:tcPr>
+          <w:p>
+            <w:pPr>
+              <w:spacing w:after="320" w:before="0"/>
+            </w:pPr>
+            <w:r>
+              <w:t>Numerical arrays and frozen preprocessing in the isolated model runtime, with a separate application-environment installation</w:t>
+            </w:r>
+          </w:p>
+        </w:tc>
+      </w:tr>
+      <w:tr>
+        <w:trPr>
+          <w:cantSplit/>
+        </w:trPr>
+        <w:tc>
+          <w:tcPr>
+            <w:tcW w:w="2051" w:type="dxa"/>
+            <w:tcBorders>
+              <w:top w:val="nil"/>
+              <w:left w:val="single" w:sz="4" w:space="0" w:color="000000"/>
+              <w:bottom w:val="single" w:sz="4" w:space="0" w:color="000000"/>
+              <w:right w:val="single" w:sz="4" w:space="0" w:color="000000"/>
+            </w:tcBorders>
+          </w:tcPr>
+          <w:p>
+            <w:pPr>
+              <w:spacing w:after="320" w:before="0"/>
+            </w:pPr>
+            <w:r>
+              <w:t>pandas 3.0.3</w:t>
+            </w:r>
+          </w:p>
+        </w:tc>
+        <w:tc>
+          <w:tcPr>
+            <w:tcW w:w="6975" w:type="dxa"/>
+            <w:tcBorders>
+              <w:top w:val="nil"/>
+              <w:left w:val="nil"/>
+              <w:bottom w:val="single" w:sz="4" w:space="0" w:color="000000"/>
+              <w:right w:val="single" w:sz="4" w:space="0" w:color="000000"/>
+            </w:tcBorders>
+          </w:tcPr>
+          <w:p>
+            <w:pPr>
+              <w:spacing w:after="320" w:before="0"/>
+            </w:pPr>
+            <w:r>
+              <w:t>Transaction-record processing and preparation of tabular development and analysis data</w:t>
+            </w:r>
+          </w:p>
+        </w:tc>
+      </w:tr>
+      <w:tr>
+        <w:trPr>
+          <w:cantSplit/>
+        </w:trPr>
+        <w:tc>
+          <w:tcPr>
+            <w:tcW w:w="2051" w:type="dxa"/>
+            <w:tcBorders>
+              <w:top w:val="nil"/>
+              <w:left w:val="single" w:sz="4" w:space="0" w:color="000000"/>
+              <w:bottom w:val="single" w:sz="4" w:space="0" w:color="000000"/>
+              <w:right w:val="single" w:sz="4" w:space="0" w:color="000000"/>
+            </w:tcBorders>
+          </w:tcPr>
+          <w:p>
+            <w:pPr>
+              <w:spacing w:after="320" w:before="0"/>
+            </w:pPr>
+            <w:r>
+              <w:lastRenderedPageBreak/>
+              <w:t>joblib 1.5.3</w:t>
+            </w:r>
+          </w:p>
+        </w:tc>
+        <w:tc>
+          <w:tcPr>
+            <w:tcW w:w="6975" w:type="dxa"/>
+            <w:tcBorders>
+              <w:top w:val="nil"/>
+              <w:left w:val="nil"/>
+              <w:bottom w:val="single" w:sz="4" w:space="0" w:color="000000"/>
+              <w:right w:val="single" w:sz="4" w:space="0" w:color="000000"/>
+            </w:tcBorders>
+          </w:tcPr>
+          <w:p>
+            <w:pPr>
+              <w:spacing w:after="320" w:before="0"/>
+            </w:pPr>
+            <w:r>
+              <w:t>Persistence and loading of the frozen preprocessing and classifier artifact</w:t>
+            </w:r>
+          </w:p>
+        </w:tc>
+      </w:tr>
     </w:tbl>
     <w:p>
       <w:pPr>
+        <w:spacing w:before="0" w:after="320"/>
         <w:rPr>
           <w:lang w:val="en-ZW"/>
         </w:rPr>
       </w:pPr>
       <w:r>
+        <w:t>The integrated application used MySQL to retain users, wallets, transactions, agents, canonical capture records, model results, independent rule findings, alerts, investigations and messages.</w:t>
+      </w:r>
+    </w:p>
+    <w:p>
+      <w:pPr>
+        <w:spacing w:before="0" w:after="320"/>
+      </w:pPr>
+      <w:r>
+        <w:t>The instruments served different responsibilities within the implementation. MySQL preserved committed financial and communication records; Python and Flask coordinated authenticated processing; the frozen XGBoost pipeline produced the model result; and independent rules supplied separately identifiable indicators. Flask-SocketIO delivered browser events, with Redis supporting publication between application instances. Client-side HTML, CSS, JavaScript and React presented the authorised state. Persistent database records remained available when a transient event was missed, so rapid notification was not confused with permanent storage.</w:t>
+      </w:r>
+    </w:p>
+    <w:p>
+      <w:pPr>
+        <w:spacing w:before="0" w:after="320"/>
+      </w:pPr>
+      <w:r>
+        <w:t>Software versions were inspected on 20 October 2026 and describe the documented application and isolated inference environments. The frozen training dependency pins remain a separate historical record; current installed versions are not presented as a reconstruction of every training run. In particular, the Flask application delegates frozen-model inference to its isolated runtime, so their package versions must not be conflated.</w:t>
+      </w:r>
+    </w:p>
+    <w:p>
+      <w:pPr>
+        <w:pStyle w:val="Heading2"/>
+        <w:spacing w:before="0" w:after="320"/>
         <w:rPr>
           <w:lang w:val="en-ZW"/>
         </w:rPr>
-        <w:t>MySQL was used as the relational database for the final integrated research application. It stores application information associated with users, mobile-money transactions, agents, alerts, behavioural information, investigation activities and other supporting system records.</w:t>
-      </w:r>
-    </w:p>
-    <w:p>
-      <w:pPr>
+      </w:pPr>
+      <w:r>
         <w:rPr>
           <w:lang w:val="en-ZW"/>
         </w:rPr>
-      </w:pPr>
-    </w:p>
-    <w:p>
-      <w:pPr>
-        <w:rPr>
-          <w:b/>
-          <w:bCs/>
-          <w:lang w:val="en-ZW"/>
-        </w:rPr>
-      </w:pPr>
-      <w:r>
-        <w:rPr>
-          <w:b/>
-          <w:bCs/>
-          <w:lang w:val="en-ZW"/>
-        </w:rPr>
         <w:t>1.9 Work Plan</w:t>
       </w:r>
     </w:p>
     <w:p>
       <w:pPr>
+        <w:spacing w:before="0" w:after="320"/>
         <w:rPr>
           <w:lang w:val="en-ZW"/>
         </w:rPr>
       </w:pPr>
       <w:r>
-        <w:rPr>
-          <w:lang w:val="en-ZW"/>
-        </w:rPr>
-        <w:t>The research followed a staged development process. The work began with problem analysis and the definition of the mobile-money AML scope. This was followed by development of the transaction and database components, design of the behavioural detection architecture, development of the synthetic dataset, feature engineering, machine-learning experimentation, system integration, testing and documentation.</w:t>
-      </w:r>
-    </w:p>
-    <w:p>
-      <w:pPr>
-        <w:rPr>
-          <w:lang w:val="en-ZW"/>
-        </w:rPr>
-      </w:pPr>
-    </w:p>
-    <w:p>
-      <w:pPr>
+        <w:t>The approved work plan spans twelve weeks. Requirements and design inform controlled synthetic-data generation and history capture; causal feature engineering then supports model development and validation before frozen-model application integration. Real-time, compliance and messaging work overlaps where those dependencies permit. Table 1.2 states the planned development periods and demonstrable outputs; Figure 1.1 presents the same schedule. These periods are distinct from the execution times in the SMART objectives.</w:t>
+      </w:r>
+    </w:p>
+    <w:p>
+      <w:pPr>
+        <w:pStyle w:val="Caption2"/>
+        <w:keepNext/>
+        <w:spacing w:before="0" w:after="320"/>
+        <w:jc w:val="center"/>
         <w:rPr>
           <w:lang w:val="en-ZW"/>
         </w:rPr>
@@ -1863,949 +1693,525 @@
     </w:p>
     <w:tbl>
       <w:tblPr>
+        <w:tblStyle w:val="TableGrid"/>
         <w:tblW w:w="0" w:type="auto"/>
-        <w:tblCellSpacing w:w="15" w:type="dxa"/>
+        <w:jc w:val="center"/>
         <w:tblBorders>
-          <w:top w:val="single" w:sz="4" w:space="0" w:color="auto"/>
-          <w:left w:val="single" w:sz="4" w:space="0" w:color="auto"/>
-          <w:bottom w:val="single" w:sz="4" w:space="0" w:color="auto"/>
-          <w:right w:val="single" w:sz="4" w:space="0" w:color="auto"/>
-          <w:insideH w:val="single" w:sz="4" w:space="0" w:color="auto"/>
-          <w:insideV w:val="single" w:sz="4" w:space="0" w:color="auto"/>
+          <w:top w:val="nil"/>
+          <w:left w:val="nil"/>
+          <w:bottom w:val="nil"/>
+          <w:right w:val="nil"/>
+          <w:insideH w:val="nil"/>
+          <w:insideV w:val="nil"/>
         </w:tblBorders>
-        <w:tblCellMar>
-          <w:top w:w="15" w:type="dxa"/>
-          <w:left w:w="15" w:type="dxa"/>
-          <w:bottom w:w="15" w:type="dxa"/>
-          <w:right w:w="15" w:type="dxa"/>
-        </w:tblCellMar>
         <w:tblLook w:val="04A0" w:firstRow="1" w:lastRow="0" w:firstColumn="1" w:lastColumn="0" w:noHBand="0" w:noVBand="1"/>
       </w:tblPr>
       <w:tblGrid>
-        <w:gridCol w:w="2551"/>
-        <w:gridCol w:w="4084"/>
-        <w:gridCol w:w="2715"/>
+        <w:gridCol w:w="3004"/>
+        <w:gridCol w:w="3005"/>
+        <w:gridCol w:w="3007"/>
       </w:tblGrid>
       <w:tr>
         <w:trPr>
-          <w:tblHeader/>
-          <w:tblCellSpacing w:w="15" w:type="dxa"/>
+          <w:cantSplit/>
+          <w:jc w:val="center"/>
         </w:trPr>
         <w:tc>
           <w:tcPr>
-            <w:tcW w:w="0" w:type="auto"/>
-            <w:vAlign w:val="center"/>
-            <w:hideMark/>
-          </w:tcPr>
-          <w:p>
-            <w:pPr>
-              <w:rPr>
-                <w:b/>
-                <w:bCs/>
-                <w:lang w:val="en-ZW"/>
-              </w:rPr>
-            </w:pPr>
-            <w:r>
-              <w:rPr>
-                <w:b/>
-                <w:bCs/>
-                <w:lang w:val="en-ZW"/>
-              </w:rPr>
-              <w:t>Activity</w:t>
-            </w:r>
-          </w:p>
-        </w:tc>
-        <w:tc>
-          <w:tcPr>
-            <w:tcW w:w="0" w:type="auto"/>
-            <w:vAlign w:val="center"/>
-            <w:hideMark/>
-          </w:tcPr>
-          <w:p>
-            <w:pPr>
-              <w:rPr>
-                <w:b/>
-                <w:bCs/>
-                <w:lang w:val="en-ZW"/>
-              </w:rPr>
-            </w:pPr>
-            <w:r>
-              <w:rPr>
-                <w:b/>
-                <w:bCs/>
-                <w:lang w:val="en-ZW"/>
-              </w:rPr>
-              <w:t>Main Task</w:t>
-            </w:r>
-          </w:p>
-        </w:tc>
-        <w:tc>
-          <w:tcPr>
-            <w:tcW w:w="0" w:type="auto"/>
-            <w:vAlign w:val="center"/>
-            <w:hideMark/>
-          </w:tcPr>
-          <w:p>
-            <w:pPr>
-              <w:rPr>
-                <w:b/>
-                <w:bCs/>
-                <w:lang w:val="en-ZW"/>
-              </w:rPr>
-            </w:pPr>
-            <w:r>
-              <w:rPr>
-                <w:b/>
-                <w:bCs/>
-                <w:lang w:val="en-ZW"/>
-              </w:rPr>
-              <w:t>Outcome</w:t>
+            <w:tcW w:w="3009" w:type="dxa"/>
+            <w:tcBorders>
+              <w:top w:val="single" w:sz="4" w:space="0" w:color="000000"/>
+              <w:left w:val="single" w:sz="4" w:space="0" w:color="000000"/>
+              <w:bottom w:val="single" w:sz="4" w:space="0" w:color="000000"/>
+              <w:right w:val="single" w:sz="4" w:space="0" w:color="000000"/>
+            </w:tcBorders>
+          </w:tcPr>
+          <w:p>
+            <w:pPr>
+              <w:spacing w:after="320" w:before="0"/>
+            </w:pPr>
+            <w:r>
+              <w:t>Weeks</w:t>
+            </w:r>
+          </w:p>
+        </w:tc>
+        <w:tc>
+          <w:tcPr>
+            <w:tcW w:w="3009" w:type="dxa"/>
+            <w:tcBorders>
+              <w:top w:val="single" w:sz="4" w:space="0" w:color="000000"/>
+              <w:left w:val="nil"/>
+              <w:bottom w:val="single" w:sz="4" w:space="0" w:color="000000"/>
+              <w:right w:val="single" w:sz="4" w:space="0" w:color="000000"/>
+            </w:tcBorders>
+          </w:tcPr>
+          <w:p>
+            <w:pPr>
+              <w:spacing w:after="320" w:before="0"/>
+            </w:pPr>
+            <w:r>
+              <w:t>Process</w:t>
+            </w:r>
+          </w:p>
+        </w:tc>
+        <w:tc>
+          <w:tcPr>
+            <w:tcW w:w="3009" w:type="dxa"/>
+            <w:tcBorders>
+              <w:top w:val="single" w:sz="4" w:space="0" w:color="000000"/>
+              <w:left w:val="nil"/>
+              <w:bottom w:val="single" w:sz="4" w:space="0" w:color="000000"/>
+              <w:right w:val="single" w:sz="4" w:space="0" w:color="000000"/>
+            </w:tcBorders>
+          </w:tcPr>
+          <w:p>
+            <w:pPr>
+              <w:spacing w:after="320" w:before="0"/>
+            </w:pPr>
+            <w:r>
+              <w:t>Demonstrable output</w:t>
             </w:r>
           </w:p>
         </w:tc>
       </w:tr>
       <w:tr>
         <w:trPr>
-          <w:tblCellSpacing w:w="15" w:type="dxa"/>
+          <w:cantSplit/>
+          <w:jc w:val="center"/>
         </w:trPr>
         <w:tc>
           <w:tcPr>
-            <w:tcW w:w="0" w:type="auto"/>
-            <w:vAlign w:val="center"/>
-            <w:hideMark/>
-          </w:tcPr>
-          <w:p>
-            <w:pPr>
-              <w:rPr>
-                <w:lang w:val="en-ZW"/>
-              </w:rPr>
-            </w:pPr>
-            <w:r>
-              <w:rPr>
-                <w:lang w:val="en-ZW"/>
-              </w:rPr>
-              <w:t>Requirements and problem analysis</w:t>
-            </w:r>
-          </w:p>
-        </w:tc>
-        <w:tc>
-          <w:tcPr>
-            <w:tcW w:w="0" w:type="auto"/>
-            <w:vAlign w:val="center"/>
-            <w:hideMark/>
-          </w:tcPr>
-          <w:p>
-            <w:pPr>
-              <w:rPr>
-                <w:lang w:val="en-ZW"/>
-              </w:rPr>
-            </w:pPr>
-            <w:r>
-              <w:rPr>
-                <w:lang w:val="en-ZW"/>
-              </w:rPr>
-              <w:t>Analyse the AML problem and establish the mobile-money research scope</w:t>
-            </w:r>
-          </w:p>
-        </w:tc>
-        <w:tc>
-          <w:tcPr>
-            <w:tcW w:w="0" w:type="auto"/>
-            <w:vAlign w:val="center"/>
-            <w:hideMark/>
-          </w:tcPr>
-          <w:p>
-            <w:pPr>
-              <w:rPr>
-                <w:lang w:val="en-ZW"/>
-              </w:rPr>
-            </w:pPr>
-            <w:r>
-              <w:rPr>
-                <w:lang w:val="en-ZW"/>
-              </w:rPr>
-              <w:t>Defined project scope and requirements</w:t>
+            <w:tcW w:w="3009" w:type="dxa"/>
+            <w:tcBorders>
+              <w:top w:val="nil"/>
+              <w:left w:val="single" w:sz="4" w:space="0" w:color="000000"/>
+              <w:bottom w:val="single" w:sz="4" w:space="0" w:color="000000"/>
+              <w:right w:val="single" w:sz="4" w:space="0" w:color="000000"/>
+            </w:tcBorders>
+          </w:tcPr>
+          <w:p>
+            <w:pPr>
+              <w:spacing w:after="320" w:before="0"/>
+            </w:pPr>
+            <w:r>
+              <w:t>1–2</w:t>
+            </w:r>
+          </w:p>
+        </w:tc>
+        <w:tc>
+          <w:tcPr>
+            <w:tcW w:w="3009" w:type="dxa"/>
+            <w:tcBorders>
+              <w:top w:val="nil"/>
+              <w:left w:val="nil"/>
+              <w:bottom w:val="single" w:sz="4" w:space="0" w:color="000000"/>
+              <w:right w:val="single" w:sz="4" w:space="0" w:color="000000"/>
+            </w:tcBorders>
+          </w:tcPr>
+          <w:p>
+            <w:pPr>
+              <w:spacing w:after="320" w:before="0"/>
+            </w:pPr>
+            <w:r>
+              <w:t>Requirements and design</w:t>
+            </w:r>
+          </w:p>
+        </w:tc>
+        <w:tc>
+          <w:tcPr>
+            <w:tcW w:w="3009" w:type="dxa"/>
+            <w:tcBorders>
+              <w:top w:val="nil"/>
+              <w:left w:val="nil"/>
+              <w:bottom w:val="single" w:sz="4" w:space="0" w:color="000000"/>
+              <w:right w:val="single" w:sz="4" w:space="0" w:color="000000"/>
+            </w:tcBorders>
+          </w:tcPr>
+          <w:p>
+            <w:pPr>
+              <w:spacing w:after="320" w:before="0"/>
+            </w:pPr>
+            <w:r>
+              <w:t>Reviewed requirements and application architecture</w:t>
             </w:r>
           </w:p>
         </w:tc>
       </w:tr>
       <w:tr>
         <w:trPr>
-          <w:tblCellSpacing w:w="15" w:type="dxa"/>
+          <w:cantSplit/>
+          <w:jc w:val="center"/>
         </w:trPr>
         <w:tc>
           <w:tcPr>
-            <w:tcW w:w="0" w:type="auto"/>
-            <w:vAlign w:val="center"/>
-            <w:hideMark/>
-          </w:tcPr>
-          <w:p>
-            <w:pPr>
-              <w:rPr>
-                <w:lang w:val="en-ZW"/>
-              </w:rPr>
-            </w:pPr>
-            <w:r>
-              <w:rPr>
-                <w:lang w:val="en-ZW"/>
-              </w:rPr>
-              <w:t>System design</w:t>
-            </w:r>
-          </w:p>
-        </w:tc>
-        <w:tc>
-          <w:tcPr>
-            <w:tcW w:w="0" w:type="auto"/>
-            <w:vAlign w:val="center"/>
-            <w:hideMark/>
-          </w:tcPr>
-          <w:p>
-            <w:pPr>
-              <w:rPr>
-                <w:lang w:val="en-ZW"/>
-              </w:rPr>
-            </w:pPr>
-            <w:r>
-              <w:rPr>
-                <w:lang w:val="en-ZW"/>
-              </w:rPr>
-              <w:t>Design the mobile-money transaction, monitoring and AML architecture</w:t>
-            </w:r>
-          </w:p>
-        </w:tc>
-        <w:tc>
-          <w:tcPr>
-            <w:tcW w:w="0" w:type="auto"/>
-            <w:vAlign w:val="center"/>
-            <w:hideMark/>
-          </w:tcPr>
-          <w:p>
-            <w:pPr>
-              <w:rPr>
-                <w:lang w:val="en-ZW"/>
-              </w:rPr>
-            </w:pPr>
-            <w:r>
-              <w:rPr>
-                <w:lang w:val="en-ZW"/>
-              </w:rPr>
-              <w:t>System architecture</w:t>
+            <w:tcW w:w="3009" w:type="dxa"/>
+            <w:tcBorders>
+              <w:top w:val="nil"/>
+              <w:left w:val="single" w:sz="4" w:space="0" w:color="000000"/>
+              <w:bottom w:val="single" w:sz="4" w:space="0" w:color="000000"/>
+              <w:right w:val="single" w:sz="4" w:space="0" w:color="000000"/>
+            </w:tcBorders>
+          </w:tcPr>
+          <w:p>
+            <w:pPr>
+              <w:spacing w:after="320" w:before="0"/>
+            </w:pPr>
+            <w:r>
+              <w:lastRenderedPageBreak/>
+              <w:t>2–4</w:t>
+            </w:r>
+          </w:p>
+        </w:tc>
+        <w:tc>
+          <w:tcPr>
+            <w:tcW w:w="3009" w:type="dxa"/>
+            <w:tcBorders>
+              <w:top w:val="nil"/>
+              <w:left w:val="nil"/>
+              <w:bottom w:val="single" w:sz="4" w:space="0" w:color="000000"/>
+              <w:right w:val="single" w:sz="4" w:space="0" w:color="000000"/>
+            </w:tcBorders>
+          </w:tcPr>
+          <w:p>
+            <w:pPr>
+              <w:spacing w:after="320" w:before="0"/>
+            </w:pPr>
+            <w:r>
+              <w:t>Simulation and history</w:t>
+            </w:r>
+          </w:p>
+        </w:tc>
+        <w:tc>
+          <w:tcPr>
+            <w:tcW w:w="3009" w:type="dxa"/>
+            <w:tcBorders>
+              <w:top w:val="nil"/>
+              <w:left w:val="nil"/>
+              <w:bottom w:val="single" w:sz="4" w:space="0" w:color="000000"/>
+              <w:right w:val="single" w:sz="4" w:space="0" w:color="000000"/>
+            </w:tcBorders>
+          </w:tcPr>
+          <w:p>
+            <w:pPr>
+              <w:spacing w:after="320" w:before="0"/>
+            </w:pPr>
+            <w:r>
+              <w:t>Controlled synthetic-data generation, history-aware transaction simulation and canonical records</w:t>
             </w:r>
           </w:p>
         </w:tc>
       </w:tr>
       <w:tr>
         <w:trPr>
-          <w:tblCellSpacing w:w="15" w:type="dxa"/>
+          <w:cantSplit/>
+          <w:jc w:val="center"/>
         </w:trPr>
         <w:tc>
           <w:tcPr>
-            <w:tcW w:w="0" w:type="auto"/>
-            <w:vAlign w:val="center"/>
-            <w:hideMark/>
-          </w:tcPr>
-          <w:p>
-            <w:pPr>
-              <w:rPr>
-                <w:lang w:val="en-ZW"/>
-              </w:rPr>
-            </w:pPr>
-            <w:r>
-              <w:rPr>
-                <w:lang w:val="en-ZW"/>
-              </w:rPr>
-              <w:lastRenderedPageBreak/>
-              <w:t>Database and transaction development</w:t>
-            </w:r>
-          </w:p>
-        </w:tc>
-        <w:tc>
-          <w:tcPr>
-            <w:tcW w:w="0" w:type="auto"/>
-            <w:vAlign w:val="center"/>
-            <w:hideMark/>
-          </w:tcPr>
-          <w:p>
-            <w:pPr>
-              <w:rPr>
-                <w:lang w:val="en-ZW"/>
-              </w:rPr>
-            </w:pPr>
-            <w:r>
-              <w:rPr>
-                <w:lang w:val="en-ZW"/>
-              </w:rPr>
-              <w:t>Develop wallet, agent and transaction-processing components</w:t>
-            </w:r>
-          </w:p>
-        </w:tc>
-        <w:tc>
-          <w:tcPr>
-            <w:tcW w:w="0" w:type="auto"/>
-            <w:vAlign w:val="center"/>
-            <w:hideMark/>
-          </w:tcPr>
-          <w:p>
-            <w:pPr>
-              <w:rPr>
-                <w:lang w:val="en-ZW"/>
-              </w:rPr>
-            </w:pPr>
-            <w:r>
-              <w:rPr>
-                <w:lang w:val="en-ZW"/>
-              </w:rPr>
-              <w:t>Operational data and transaction layer</w:t>
+            <w:tcW w:w="3009" w:type="dxa"/>
+            <w:tcBorders>
+              <w:top w:val="nil"/>
+              <w:left w:val="single" w:sz="4" w:space="0" w:color="000000"/>
+              <w:bottom w:val="single" w:sz="4" w:space="0" w:color="000000"/>
+              <w:right w:val="single" w:sz="4" w:space="0" w:color="000000"/>
+            </w:tcBorders>
+          </w:tcPr>
+          <w:p>
+            <w:pPr>
+              <w:spacing w:after="320" w:before="0"/>
+            </w:pPr>
+            <w:r>
+              <w:t>4–7</w:t>
+            </w:r>
+          </w:p>
+        </w:tc>
+        <w:tc>
+          <w:tcPr>
+            <w:tcW w:w="3009" w:type="dxa"/>
+            <w:tcBorders>
+              <w:top w:val="nil"/>
+              <w:left w:val="nil"/>
+              <w:bottom w:val="single" w:sz="4" w:space="0" w:color="000000"/>
+              <w:right w:val="single" w:sz="4" w:space="0" w:color="000000"/>
+            </w:tcBorders>
+          </w:tcPr>
+          <w:p>
+            <w:pPr>
+              <w:spacing w:after="320" w:before="0"/>
+            </w:pPr>
+            <w:r>
+              <w:t>V4 model integration</w:t>
+            </w:r>
+          </w:p>
+        </w:tc>
+        <w:tc>
+          <w:tcPr>
+            <w:tcW w:w="3009" w:type="dxa"/>
+            <w:tcBorders>
+              <w:top w:val="nil"/>
+              <w:left w:val="nil"/>
+              <w:bottom w:val="single" w:sz="4" w:space="0" w:color="000000"/>
+              <w:right w:val="single" w:sz="4" w:space="0" w:color="000000"/>
+            </w:tcBorders>
+          </w:tcPr>
+          <w:p>
+            <w:pPr>
+              <w:spacing w:after="320" w:before="0"/>
+            </w:pPr>
+            <w:r>
+              <w:t>Causal feature engineering (40 semantic fields; 42 estimator columns), candidate model development and validation, and frozen XGBoost application integration</w:t>
             </w:r>
           </w:p>
         </w:tc>
       </w:tr>
       <w:tr>
         <w:trPr>
-          <w:tblCellSpacing w:w="15" w:type="dxa"/>
+          <w:cantSplit/>
+          <w:jc w:val="center"/>
         </w:trPr>
         <w:tc>
           <w:tcPr>
-            <w:tcW w:w="0" w:type="auto"/>
-            <w:vAlign w:val="center"/>
-            <w:hideMark/>
-          </w:tcPr>
-          <w:p>
-            <w:pPr>
-              <w:rPr>
-                <w:lang w:val="en-ZW"/>
-              </w:rPr>
-            </w:pPr>
-            <w:r>
-              <w:rPr>
-                <w:lang w:val="en-ZW"/>
-              </w:rPr>
-              <w:t>Behavioural analysis design</w:t>
-            </w:r>
-          </w:p>
-        </w:tc>
-        <w:tc>
-          <w:tcPr>
-            <w:tcW w:w="0" w:type="auto"/>
-            <w:vAlign w:val="center"/>
-            <w:hideMark/>
-          </w:tcPr>
-          <w:p>
-            <w:pPr>
-              <w:rPr>
-                <w:lang w:val="en-ZW"/>
-              </w:rPr>
-            </w:pPr>
-            <w:r>
-              <w:rPr>
-                <w:lang w:val="en-ZW"/>
-              </w:rPr>
-              <w:t>Define structuring, wallet/network and agent behavioural dimensions</w:t>
-            </w:r>
-          </w:p>
-        </w:tc>
-        <w:tc>
-          <w:tcPr>
-            <w:tcW w:w="0" w:type="auto"/>
-            <w:vAlign w:val="center"/>
-            <w:hideMark/>
-          </w:tcPr>
-          <w:p>
-            <w:pPr>
-              <w:rPr>
-                <w:lang w:val="en-ZW"/>
-              </w:rPr>
-            </w:pPr>
-            <w:r>
-              <w:rPr>
-                <w:lang w:val="en-ZW"/>
-              </w:rPr>
-              <w:t>Behavioural detection framework</w:t>
+            <w:tcW w:w="3009" w:type="dxa"/>
+            <w:tcBorders>
+              <w:top w:val="nil"/>
+              <w:left w:val="single" w:sz="4" w:space="0" w:color="000000"/>
+              <w:bottom w:val="single" w:sz="4" w:space="0" w:color="000000"/>
+              <w:right w:val="single" w:sz="4" w:space="0" w:color="000000"/>
+            </w:tcBorders>
+          </w:tcPr>
+          <w:p>
+            <w:pPr>
+              <w:spacing w:after="320" w:before="0"/>
+            </w:pPr>
+            <w:r>
+              <w:t>6–8</w:t>
+            </w:r>
+          </w:p>
+        </w:tc>
+        <w:tc>
+          <w:tcPr>
+            <w:tcW w:w="3009" w:type="dxa"/>
+            <w:tcBorders>
+              <w:top w:val="nil"/>
+              <w:left w:val="nil"/>
+              <w:bottom w:val="single" w:sz="4" w:space="0" w:color="000000"/>
+              <w:right w:val="single" w:sz="4" w:space="0" w:color="000000"/>
+            </w:tcBorders>
+          </w:tcPr>
+          <w:p>
+            <w:pPr>
+              <w:spacing w:after="320" w:before="0"/>
+            </w:pPr>
+            <w:r>
+              <w:t>Redis and WebSockets</w:t>
+            </w:r>
+          </w:p>
+        </w:tc>
+        <w:tc>
+          <w:tcPr>
+            <w:tcW w:w="3009" w:type="dxa"/>
+            <w:tcBorders>
+              <w:top w:val="nil"/>
+              <w:left w:val="nil"/>
+              <w:bottom w:val="single" w:sz="4" w:space="0" w:color="000000"/>
+              <w:right w:val="single" w:sz="4" w:space="0" w:color="000000"/>
+            </w:tcBorders>
+          </w:tcPr>
+          <w:p>
+            <w:pPr>
+              <w:spacing w:after="320" w:before="0"/>
+            </w:pPr>
+            <w:r>
+              <w:t>Authorised browser events with Redis relay support</w:t>
             </w:r>
           </w:p>
         </w:tc>
       </w:tr>
       <w:tr>
         <w:trPr>
-          <w:tblCellSpacing w:w="15" w:type="dxa"/>
+          <w:cantSplit/>
+          <w:jc w:val="center"/>
         </w:trPr>
         <w:tc>
           <w:tcPr>
-            <w:tcW w:w="0" w:type="auto"/>
-            <w:vAlign w:val="center"/>
-            <w:hideMark/>
-          </w:tcPr>
-          <w:p>
-            <w:pPr>
-              <w:rPr>
-                <w:lang w:val="en-ZW"/>
-              </w:rPr>
-            </w:pPr>
-            <w:r>
-              <w:rPr>
-                <w:lang w:val="en-ZW"/>
-              </w:rPr>
-              <w:t>Synthetic dataset development</w:t>
-            </w:r>
-          </w:p>
-        </w:tc>
-        <w:tc>
-          <w:tcPr>
-            <w:tcW w:w="0" w:type="auto"/>
-            <w:vAlign w:val="center"/>
-            <w:hideMark/>
-          </w:tcPr>
-          <w:p>
-            <w:pPr>
-              <w:rPr>
-                <w:lang w:val="en-ZW"/>
-              </w:rPr>
-            </w:pPr>
-            <w:r>
-              <w:rPr>
-                <w:lang w:val="en-ZW"/>
-              </w:rPr>
-              <w:t>Generate controlled mobile-money transaction activity</w:t>
-            </w:r>
-          </w:p>
-        </w:tc>
-        <w:tc>
-          <w:tcPr>
-            <w:tcW w:w="0" w:type="auto"/>
-            <w:vAlign w:val="center"/>
-            <w:hideMark/>
-          </w:tcPr>
-          <w:p>
-            <w:pPr>
-              <w:rPr>
-                <w:lang w:val="en-ZW"/>
-              </w:rPr>
-            </w:pPr>
-            <w:r>
-              <w:rPr>
-                <w:lang w:val="en-ZW"/>
-              </w:rPr>
-              <w:t>100,000-transaction synthetic dataset</w:t>
+            <w:tcW w:w="3009" w:type="dxa"/>
+            <w:tcBorders>
+              <w:top w:val="nil"/>
+              <w:left w:val="single" w:sz="4" w:space="0" w:color="000000"/>
+              <w:bottom w:val="single" w:sz="4" w:space="0" w:color="000000"/>
+              <w:right w:val="single" w:sz="4" w:space="0" w:color="000000"/>
+            </w:tcBorders>
+          </w:tcPr>
+          <w:p>
+            <w:pPr>
+              <w:spacing w:after="320" w:before="0"/>
+            </w:pPr>
+            <w:r>
+              <w:t>8–10</w:t>
+            </w:r>
+          </w:p>
+        </w:tc>
+        <w:tc>
+          <w:tcPr>
+            <w:tcW w:w="3009" w:type="dxa"/>
+            <w:tcBorders>
+              <w:top w:val="nil"/>
+              <w:left w:val="nil"/>
+              <w:bottom w:val="single" w:sz="4" w:space="0" w:color="000000"/>
+              <w:right w:val="single" w:sz="4" w:space="0" w:color="000000"/>
+            </w:tcBorders>
+          </w:tcPr>
+          <w:p>
+            <w:pPr>
+              <w:spacing w:after="320" w:before="0"/>
+            </w:pPr>
+            <w:r>
+              <w:t>Risk and compliance workflow</w:t>
+            </w:r>
+          </w:p>
+        </w:tc>
+        <w:tc>
+          <w:tcPr>
+            <w:tcW w:w="3009" w:type="dxa"/>
+            <w:tcBorders>
+              <w:top w:val="nil"/>
+              <w:left w:val="nil"/>
+              <w:bottom w:val="single" w:sz="4" w:space="0" w:color="000000"/>
+              <w:right w:val="single" w:sz="4" w:space="0" w:color="000000"/>
+            </w:tcBorders>
+          </w:tcPr>
+          <w:p>
+            <w:pPr>
+              <w:spacing w:after="320" w:before="0"/>
+            </w:pPr>
+            <w:r>
+              <w:t>Separate AI/rule findings and compliance investigation</w:t>
             </w:r>
           </w:p>
         </w:tc>
       </w:tr>
       <w:tr>
         <w:trPr>
-          <w:tblCellSpacing w:w="15" w:type="dxa"/>
+          <w:cantSplit/>
+          <w:jc w:val="center"/>
         </w:trPr>
         <w:tc>
           <w:tcPr>
-            <w:tcW w:w="0" w:type="auto"/>
-            <w:vAlign w:val="center"/>
-            <w:hideMark/>
-          </w:tcPr>
-          <w:p>
-            <w:pPr>
-              <w:rPr>
-                <w:lang w:val="en-ZW"/>
-              </w:rPr>
-            </w:pPr>
-            <w:r>
-              <w:rPr>
-                <w:lang w:val="en-ZW"/>
-              </w:rPr>
-              <w:t>Feature engineering</w:t>
-            </w:r>
-          </w:p>
-        </w:tc>
-        <w:tc>
-          <w:tcPr>
-            <w:tcW w:w="0" w:type="auto"/>
-            <w:vAlign w:val="center"/>
-            <w:hideMark/>
-          </w:tcPr>
-          <w:p>
-            <w:pPr>
-              <w:rPr>
-                <w:lang w:val="en-ZW"/>
-              </w:rPr>
-            </w:pPr>
-            <w:r>
-              <w:rPr>
-                <w:lang w:val="en-ZW"/>
-              </w:rPr>
-              <w:t>Develop historical behavioural features</w:t>
-            </w:r>
-          </w:p>
-        </w:tc>
-        <w:tc>
-          <w:tcPr>
-            <w:tcW w:w="0" w:type="auto"/>
-            <w:vAlign w:val="center"/>
-            <w:hideMark/>
-          </w:tcPr>
-          <w:p>
-            <w:pPr>
-              <w:rPr>
-                <w:lang w:val="en-ZW"/>
-              </w:rPr>
-            </w:pPr>
-            <w:r>
-              <w:rPr>
-                <w:lang w:val="en-ZW"/>
-              </w:rPr>
-              <w:t>30-feature machine-learning architecture</w:t>
+            <w:tcW w:w="3009" w:type="dxa"/>
+            <w:tcBorders>
+              <w:top w:val="nil"/>
+              <w:left w:val="single" w:sz="4" w:space="0" w:color="000000"/>
+              <w:bottom w:val="single" w:sz="4" w:space="0" w:color="000000"/>
+              <w:right w:val="single" w:sz="4" w:space="0" w:color="000000"/>
+            </w:tcBorders>
+          </w:tcPr>
+          <w:p>
+            <w:pPr>
+              <w:spacing w:after="320" w:before="0"/>
+            </w:pPr>
+            <w:r>
+              <w:t>9–11</w:t>
+            </w:r>
+          </w:p>
+        </w:tc>
+        <w:tc>
+          <w:tcPr>
+            <w:tcW w:w="3009" w:type="dxa"/>
+            <w:tcBorders>
+              <w:top w:val="nil"/>
+              <w:left w:val="nil"/>
+              <w:bottom w:val="single" w:sz="4" w:space="0" w:color="000000"/>
+              <w:right w:val="single" w:sz="4" w:space="0" w:color="000000"/>
+            </w:tcBorders>
+          </w:tcPr>
+          <w:p>
+            <w:pPr>
+              <w:spacing w:after="320" w:before="0"/>
+            </w:pPr>
+            <w:r>
+              <w:t>Messaging and receipt workflow</w:t>
+            </w:r>
+          </w:p>
+        </w:tc>
+        <w:tc>
+          <w:tcPr>
+            <w:tcW w:w="3009" w:type="dxa"/>
+            <w:tcBorders>
+              <w:top w:val="nil"/>
+              <w:left w:val="nil"/>
+              <w:bottom w:val="single" w:sz="4" w:space="0" w:color="000000"/>
+              <w:right w:val="single" w:sz="4" w:space="0" w:color="000000"/>
+            </w:tcBorders>
+          </w:tcPr>
+          <w:p>
+            <w:pPr>
+              <w:spacing w:after="320" w:before="0"/>
+            </w:pPr>
+            <w:r>
+              <w:t>Persisted conversations and sent/delivered/read receipts</w:t>
             </w:r>
           </w:p>
         </w:tc>
       </w:tr>
       <w:tr>
         <w:trPr>
-          <w:tblCellSpacing w:w="15" w:type="dxa"/>
+          <w:cantSplit/>
+          <w:jc w:val="center"/>
         </w:trPr>
         <w:tc>
           <w:tcPr>
-            <w:tcW w:w="0" w:type="auto"/>
-            <w:vAlign w:val="center"/>
-            <w:hideMark/>
-          </w:tcPr>
-          <w:p>
-            <w:pPr>
-              <w:rPr>
-                <w:lang w:val="en-ZW"/>
-              </w:rPr>
-            </w:pPr>
-            <w:r>
-              <w:rPr>
-                <w:lang w:val="en-ZW"/>
-              </w:rPr>
-              <w:t>Model development</w:t>
-            </w:r>
-          </w:p>
-        </w:tc>
-        <w:tc>
-          <w:tcPr>
-            <w:tcW w:w="0" w:type="auto"/>
-            <w:vAlign w:val="center"/>
-            <w:hideMark/>
-          </w:tcPr>
-          <w:p>
-            <w:pPr>
-              <w:rPr>
-                <w:lang w:val="en-ZW"/>
-              </w:rPr>
-            </w:pPr>
-            <w:r>
-              <w:rPr>
-                <w:lang w:val="en-ZW"/>
-              </w:rPr>
-              <w:t>Train and compare candidate machine-learning algorithms</w:t>
-            </w:r>
-          </w:p>
-        </w:tc>
-        <w:tc>
-          <w:tcPr>
-            <w:tcW w:w="0" w:type="auto"/>
-            <w:vAlign w:val="center"/>
-            <w:hideMark/>
-          </w:tcPr>
-          <w:p>
-            <w:pPr>
-              <w:rPr>
-                <w:lang w:val="en-ZW"/>
-              </w:rPr>
-            </w:pPr>
-            <w:r>
-              <w:rPr>
-                <w:lang w:val="en-ZW"/>
-              </w:rPr>
-              <w:t>Selected classification model</w:t>
-            </w:r>
-          </w:p>
-        </w:tc>
-      </w:tr>
-      <w:tr>
-        <w:trPr>
-          <w:tblCellSpacing w:w="15" w:type="dxa"/>
-        </w:trPr>
-        <w:tc>
-          <w:tcPr>
-            <w:tcW w:w="0" w:type="auto"/>
-            <w:vAlign w:val="center"/>
-            <w:hideMark/>
-          </w:tcPr>
-          <w:p>
-            <w:pPr>
-              <w:rPr>
-                <w:lang w:val="en-ZW"/>
-              </w:rPr>
-            </w:pPr>
-            <w:r>
-              <w:rPr>
-                <w:lang w:val="en-ZW"/>
-              </w:rPr>
-              <w:t>Model validation</w:t>
-            </w:r>
-          </w:p>
-        </w:tc>
-        <w:tc>
-          <w:tcPr>
-            <w:tcW w:w="0" w:type="auto"/>
-            <w:vAlign w:val="center"/>
-            <w:hideMark/>
-          </w:tcPr>
-          <w:p>
-            <w:pPr>
-              <w:rPr>
-                <w:lang w:val="en-ZW"/>
-              </w:rPr>
-            </w:pPr>
-            <w:r>
-              <w:rPr>
-                <w:lang w:val="en-ZW"/>
-              </w:rPr>
-              <w:t>Evaluate model behaviour using separated validation data</w:t>
-            </w:r>
-          </w:p>
-        </w:tc>
-        <w:tc>
-          <w:tcPr>
-            <w:tcW w:w="0" w:type="auto"/>
-            <w:vAlign w:val="center"/>
-            <w:hideMark/>
-          </w:tcPr>
-          <w:p>
-            <w:pPr>
-              <w:rPr>
-                <w:lang w:val="en-ZW"/>
-              </w:rPr>
-            </w:pPr>
-            <w:r>
-              <w:rPr>
-                <w:lang w:val="en-ZW"/>
-              </w:rPr>
-              <w:t>Validated research classifier</w:t>
-            </w:r>
-          </w:p>
-        </w:tc>
-      </w:tr>
-      <w:tr>
-        <w:trPr>
-          <w:tblCellSpacing w:w="15" w:type="dxa"/>
-        </w:trPr>
-        <w:tc>
-          <w:tcPr>
-            <w:tcW w:w="0" w:type="auto"/>
-            <w:vAlign w:val="center"/>
-            <w:hideMark/>
-          </w:tcPr>
-          <w:p>
-            <w:pPr>
-              <w:rPr>
-                <w:lang w:val="en-ZW"/>
-              </w:rPr>
-            </w:pPr>
-            <w:r>
-              <w:rPr>
-                <w:lang w:val="en-ZW"/>
-              </w:rPr>
-              <w:t>Application integration</w:t>
-            </w:r>
-          </w:p>
-        </w:tc>
-        <w:tc>
-          <w:tcPr>
-            <w:tcW w:w="0" w:type="auto"/>
-            <w:vAlign w:val="center"/>
-            <w:hideMark/>
-          </w:tcPr>
-          <w:p>
-            <w:pPr>
-              <w:rPr>
-                <w:lang w:val="en-ZW"/>
-              </w:rPr>
-            </w:pPr>
-            <w:r>
-              <w:rPr>
-                <w:lang w:val="en-ZW"/>
-              </w:rPr>
-              <w:t>Integrate feature extraction and classification with transaction processing</w:t>
-            </w:r>
-          </w:p>
-        </w:tc>
-        <w:tc>
-          <w:tcPr>
-            <w:tcW w:w="0" w:type="auto"/>
-            <w:vAlign w:val="center"/>
-            <w:hideMark/>
-          </w:tcPr>
-          <w:p>
-            <w:pPr>
-              <w:rPr>
-                <w:lang w:val="en-ZW"/>
-              </w:rPr>
-            </w:pPr>
-            <w:r>
-              <w:rPr>
-                <w:lang w:val="en-ZW"/>
-              </w:rPr>
-              <w:t>Integrated AML processing pipeline</w:t>
-            </w:r>
-          </w:p>
-        </w:tc>
-      </w:tr>
-      <w:tr>
-        <w:trPr>
-          <w:tblCellSpacing w:w="15" w:type="dxa"/>
-        </w:trPr>
-        <w:tc>
-          <w:tcPr>
-            <w:tcW w:w="0" w:type="auto"/>
-            <w:vAlign w:val="center"/>
-            <w:hideMark/>
-          </w:tcPr>
-          <w:p>
-            <w:pPr>
-              <w:rPr>
-                <w:lang w:val="en-ZW"/>
-              </w:rPr>
-            </w:pPr>
-            <w:r>
-              <w:rPr>
-                <w:lang w:val="en-ZW"/>
-              </w:rPr>
-              <w:t>Alert and investigation development</w:t>
-            </w:r>
-          </w:p>
-        </w:tc>
-        <w:tc>
-          <w:tcPr>
-            <w:tcW w:w="0" w:type="auto"/>
-            <w:vAlign w:val="center"/>
-            <w:hideMark/>
-          </w:tcPr>
-          <w:p>
-            <w:pPr>
-              <w:rPr>
-                <w:lang w:val="en-ZW"/>
-              </w:rPr>
-            </w:pPr>
-            <w:r>
-              <w:rPr>
-                <w:lang w:val="en-ZW"/>
-              </w:rPr>
-              <w:t>Integrate suspicious activity with AML investigation functions</w:t>
-            </w:r>
-          </w:p>
-        </w:tc>
-        <w:tc>
-          <w:tcPr>
-            <w:tcW w:w="0" w:type="auto"/>
-            <w:vAlign w:val="center"/>
-            <w:hideMark/>
-          </w:tcPr>
-          <w:p>
-            <w:pPr>
-              <w:rPr>
-                <w:lang w:val="en-ZW"/>
-              </w:rPr>
-            </w:pPr>
-            <w:r>
-              <w:rPr>
-                <w:lang w:val="en-ZW"/>
-              </w:rPr>
-              <w:t>Alert and investigation workflow</w:t>
-            </w:r>
-          </w:p>
-        </w:tc>
-      </w:tr>
-      <w:tr>
-        <w:trPr>
-          <w:tblCellSpacing w:w="15" w:type="dxa"/>
-        </w:trPr>
-        <w:tc>
-          <w:tcPr>
-            <w:tcW w:w="0" w:type="auto"/>
-            <w:vAlign w:val="center"/>
-            <w:hideMark/>
-          </w:tcPr>
-          <w:p>
-            <w:pPr>
-              <w:rPr>
-                <w:lang w:val="en-ZW"/>
-              </w:rPr>
-            </w:pPr>
-            <w:r>
-              <w:rPr>
-                <w:lang w:val="en-ZW"/>
-              </w:rPr>
-              <w:t>Real-time monitoring</w:t>
-            </w:r>
-          </w:p>
-        </w:tc>
-        <w:tc>
-          <w:tcPr>
-            <w:tcW w:w="0" w:type="auto"/>
-            <w:vAlign w:val="center"/>
-            <w:hideMark/>
-          </w:tcPr>
-          <w:p>
-            <w:pPr>
-              <w:rPr>
-                <w:lang w:val="en-ZW"/>
-              </w:rPr>
-            </w:pPr>
-            <w:r>
-              <w:rPr>
-                <w:lang w:val="en-ZW"/>
-              </w:rPr>
-              <w:t>Integrate transaction and alert activity with real-time interfaces</w:t>
-            </w:r>
-          </w:p>
-        </w:tc>
-        <w:tc>
-          <w:tcPr>
-            <w:tcW w:w="0" w:type="auto"/>
-            <w:vAlign w:val="center"/>
-            <w:hideMark/>
-          </w:tcPr>
-          <w:p>
-            <w:pPr>
-              <w:rPr>
-                <w:lang w:val="en-ZW"/>
-              </w:rPr>
-            </w:pPr>
-            <w:r>
-              <w:rPr>
-                <w:lang w:val="en-ZW"/>
-              </w:rPr>
-              <w:t>Monitoring dashboard</w:t>
-            </w:r>
-          </w:p>
-        </w:tc>
-      </w:tr>
-      <w:tr>
-        <w:trPr>
-          <w:tblCellSpacing w:w="15" w:type="dxa"/>
-        </w:trPr>
-        <w:tc>
-          <w:tcPr>
-            <w:tcW w:w="0" w:type="auto"/>
-            <w:vAlign w:val="center"/>
-            <w:hideMark/>
-          </w:tcPr>
-          <w:p>
-            <w:pPr>
-              <w:rPr>
-                <w:lang w:val="en-ZW"/>
-              </w:rPr>
-            </w:pPr>
-            <w:r>
-              <w:rPr>
-                <w:lang w:val="en-ZW"/>
-              </w:rPr>
-              <w:t>System testing</w:t>
-            </w:r>
-          </w:p>
-        </w:tc>
-        <w:tc>
-          <w:tcPr>
-            <w:tcW w:w="0" w:type="auto"/>
-            <w:vAlign w:val="center"/>
-            <w:hideMark/>
-          </w:tcPr>
-          <w:p>
-            <w:pPr>
-              <w:rPr>
-                <w:lang w:val="en-ZW"/>
-              </w:rPr>
-            </w:pPr>
-            <w:r>
-              <w:rPr>
-                <w:lang w:val="en-ZW"/>
-              </w:rPr>
-              <w:t>Test transaction processing, classification, alerts and application integration</w:t>
-            </w:r>
-          </w:p>
-        </w:tc>
-        <w:tc>
-          <w:tcPr>
-            <w:tcW w:w="0" w:type="auto"/>
-            <w:vAlign w:val="center"/>
-            <w:hideMark/>
-          </w:tcPr>
-          <w:p>
-            <w:pPr>
-              <w:rPr>
-                <w:lang w:val="en-ZW"/>
-              </w:rPr>
-            </w:pPr>
-            <w:r>
-              <w:rPr>
-                <w:lang w:val="en-ZW"/>
-              </w:rPr>
-              <w:t>Tested research prototype</w:t>
-            </w:r>
-          </w:p>
-        </w:tc>
-      </w:tr>
-      <w:tr>
-        <w:trPr>
-          <w:tblCellSpacing w:w="15" w:type="dxa"/>
-        </w:trPr>
-        <w:tc>
-          <w:tcPr>
-            <w:tcW w:w="0" w:type="auto"/>
-            <w:vAlign w:val="center"/>
-            <w:hideMark/>
-          </w:tcPr>
-          <w:p>
-            <w:pPr>
-              <w:rPr>
-                <w:lang w:val="en-ZW"/>
-              </w:rPr>
-            </w:pPr>
-            <w:r>
-              <w:rPr>
-                <w:lang w:val="en-ZW"/>
-              </w:rPr>
-              <w:t>Documentation</w:t>
-            </w:r>
-          </w:p>
-        </w:tc>
-        <w:tc>
-          <w:tcPr>
-            <w:tcW w:w="0" w:type="auto"/>
-            <w:vAlign w:val="center"/>
-            <w:hideMark/>
-          </w:tcPr>
-          <w:p>
-            <w:pPr>
-              <w:rPr>
-                <w:lang w:val="en-ZW"/>
-              </w:rPr>
-            </w:pPr>
-            <w:r>
-              <w:rPr>
-                <w:lang w:val="en-ZW"/>
-              </w:rPr>
-              <w:t>Document the research, methodology and findings</w:t>
-            </w:r>
-          </w:p>
-        </w:tc>
-        <w:tc>
-          <w:tcPr>
-            <w:tcW w:w="0" w:type="auto"/>
-            <w:vAlign w:val="center"/>
-            <w:hideMark/>
-          </w:tcPr>
-          <w:p>
-            <w:pPr>
-              <w:rPr>
-                <w:lang w:val="en-ZW"/>
-              </w:rPr>
-            </w:pPr>
-            <w:r>
-              <w:rPr>
-                <w:lang w:val="en-ZW"/>
-              </w:rPr>
-              <w:t>Dissertation and supporting documentation</w:t>
+            <w:tcW w:w="3009" w:type="dxa"/>
+            <w:tcBorders>
+              <w:top w:val="nil"/>
+              <w:left w:val="single" w:sz="4" w:space="0" w:color="000000"/>
+              <w:bottom w:val="single" w:sz="4" w:space="0" w:color="000000"/>
+              <w:right w:val="single" w:sz="4" w:space="0" w:color="000000"/>
+            </w:tcBorders>
+          </w:tcPr>
+          <w:p>
+            <w:pPr>
+              <w:spacing w:after="320" w:before="0"/>
+            </w:pPr>
+            <w:r>
+              <w:t>11–12</w:t>
+            </w:r>
+          </w:p>
+        </w:tc>
+        <w:tc>
+          <w:tcPr>
+            <w:tcW w:w="3009" w:type="dxa"/>
+            <w:tcBorders>
+              <w:top w:val="nil"/>
+              <w:left w:val="nil"/>
+              <w:bottom w:val="single" w:sz="4" w:space="0" w:color="000000"/>
+              <w:right w:val="single" w:sz="4" w:space="0" w:color="000000"/>
+            </w:tcBorders>
+          </w:tcPr>
+          <w:p>
+            <w:pPr>
+              <w:spacing w:after="320" w:before="0"/>
+            </w:pPr>
+            <w:r>
+              <w:t>Verification and presentation</w:t>
+            </w:r>
+          </w:p>
+        </w:tc>
+        <w:tc>
+          <w:tcPr>
+            <w:tcW w:w="3009" w:type="dxa"/>
+            <w:tcBorders>
+              <w:top w:val="nil"/>
+              <w:left w:val="nil"/>
+              <w:bottom w:val="single" w:sz="4" w:space="0" w:color="000000"/>
+              <w:right w:val="single" w:sz="4" w:space="0" w:color="000000"/>
+            </w:tcBorders>
+          </w:tcPr>
+          <w:p>
+            <w:pPr>
+              <w:spacing w:after="320" w:before="0"/>
+            </w:pPr>
+            <w:r>
+              <w:t>Functional verification, dissertation documentation and panel-demonstration preparation</w:t>
             </w:r>
           </w:p>
         </w:tc>
@@ -2813,144 +2219,168 @@
     </w:tbl>
     <w:p>
       <w:pPr>
-        <w:rPr>
-          <w:b/>
-          <w:bCs/>
-          <w:lang w:val="en-ZW"/>
-        </w:rPr>
-      </w:pPr>
-    </w:p>
-    <w:p>
-      <w:pPr>
+        <w:spacing w:before="0" w:after="320"/>
+      </w:pPr>
+      <w:r>
+        <w:t>Source: Author-developed twelve-week schedule, consistent with Table 1.2.</w:t>
+      </w:r>
+    </w:p>
+    <w:p>
+      <w:pPr>
+        <w:keepNext/>
+        <w:spacing w:line="240" w:lineRule="auto"/>
+        <w:jc w:val="center"/>
         <w:rPr>
           <w:lang w:val="en-ZW"/>
         </w:rPr>
       </w:pPr>
       <w:r>
         <w:rPr>
-          <w:b/>
-          <w:bCs/>
-          <w:lang w:val="en-ZW"/>
+          <w:noProof/>
         </w:rPr>
-        <w:lastRenderedPageBreak/>
-        <w:t>Figure 1.1: Project Gantt Chart</w:t>
-      </w:r>
-    </w:p>
-    <w:p>
-      <w:pPr>
+        <w:drawing>
+          <wp:inline distT="0" distB="0" distL="0" distR="0" wp14:anchorId="32031821" wp14:editId="3BC169C1">
+            <wp:extent cx="5577840" cy="2342693"/>
+            <wp:effectExtent l="0" t="0" r="0" b="0"/>
+            <wp:docPr id="2" name="Picture 2"/>
+            <wp:cNvGraphicFramePr>
+              <a:graphicFrameLocks xmlns:a="http://schemas.openxmlformats.org/drawingml/2006/main" noChangeAspect="1"/>
+            </wp:cNvGraphicFramePr>
+            <a:graphic xmlns:a="http://schemas.openxmlformats.org/drawingml/2006/main">
+              <a:graphicData uri="http://schemas.openxmlformats.org/drawingml/2006/picture">
+                <pic:pic xmlns:pic="http://schemas.openxmlformats.org/drawingml/2006/picture">
+                  <pic:nvPicPr>
+                    <pic:cNvPr id="0" name="image.png"/>
+                    <pic:cNvPicPr/>
+                  </pic:nvPicPr>
+                  <pic:blipFill>
+                    <a:blip r:embed="rId8"/>
+                    <a:stretch>
+                      <a:fillRect/>
+                    </a:stretch>
+                  </pic:blipFill>
+                  <pic:spPr>
+                    <a:xfrm>
+                      <a:off x="0" y="0"/>
+                      <a:ext cx="5577840" cy="2342693"/>
+                    </a:xfrm>
+                    <a:prstGeom prst="rect">
+                      <a:avLst/>
+                    </a:prstGeom>
+                  </pic:spPr>
+                </pic:pic>
+              </a:graphicData>
+            </a:graphic>
+          </wp:inline>
+        </w:drawing>
+      </w:r>
+    </w:p>
+    <w:p>
+      <w:pPr>
+        <w:pStyle w:val="Caption2"/>
+        <w:spacing w:before="0" w:after="320"/>
+        <w:jc w:val="center"/>
         <w:rPr>
           <w:lang w:val="en-ZW"/>
         </w:rPr>
       </w:pPr>
       <w:r>
-        <w:rPr>
-          <w:i/>
-          <w:iCs/>
-          <w:lang w:val="en-ZW"/>
-        </w:rPr>
-        <w:t>The project Gantt chart should be inserted here using the actual project timeline, showing the activities in Table 1.2 against the corresponding project weeks or months.</w:t>
-      </w:r>
-    </w:p>
-    <w:p>
-      <w:pPr>
-        <w:rPr>
-          <w:b/>
-          <w:bCs/>
-          <w:lang w:val="en-ZW"/>
-        </w:rPr>
-      </w:pPr>
-    </w:p>
-    <w:p>
-      <w:pPr>
-        <w:rPr>
-          <w:b/>
-          <w:bCs/>
-          <w:lang w:val="en-ZW"/>
-        </w:rPr>
-      </w:pPr>
-      <w:r>
-        <w:rPr>
-          <w:b/>
-          <w:bCs/>
-          <w:lang w:val="en-ZW"/>
-        </w:rPr>
-        <w:t>1.10 Justification / Rationale</w:t>
-      </w:r>
-    </w:p>
-    <w:p>
-      <w:pPr>
+        <w:t>Figure 1.1: Twelve-week development Gantt chart</w:t>
+      </w:r>
+    </w:p>
+    <w:p>
+      <w:pPr>
+        <w:pStyle w:val="Heading2"/>
+        <w:spacing w:before="0" w:after="320"/>
         <w:rPr>
           <w:lang w:val="en-ZW"/>
         </w:rPr>
       </w:pPr>
-      <w:r>
-        <w:rPr>
-          <w:lang w:val="en-ZW"/>
-        </w:rPr>
-        <w:t>The continued development of mobile-money services has created an important digital financial environment, particularly within Sub-Saharan Africa [1]. Zimbabwe has also incorporated digital financial services into its broader financial-inclusion strategy [2]. As the use of digital transaction channels increases, mechanisms for monitoring financial activity and supporting AML investigations remain important.</w:t>
-      </w:r>
-    </w:p>
-    <w:p>
-      <w:pPr>
-        <w:rPr>
-          <w:lang w:val="en-ZW"/>
-        </w:rPr>
-      </w:pPr>
-      <w:r>
-        <w:rPr>
-          <w:lang w:val="en-ZW"/>
-        </w:rPr>
-        <w:t>One reason for undertaking this research is that suspicious mobile-money behaviour may not be fully represented by an individual transaction. Relevant behaviour may develop through repeated transactions, interactions between several wallets, rapid movement of value or unusual activity involving mobile-money agents. Monitoring only individual transaction amounts may therefore provide an incomplete representation of transaction behaviour.</w:t>
-      </w:r>
-    </w:p>
-    <w:p>
-      <w:pPr>
-        <w:rPr>
-          <w:lang w:val="en-ZW"/>
-        </w:rPr>
-      </w:pPr>
-      <w:r>
-        <w:rPr>
-          <w:lang w:val="en-ZW"/>
-        </w:rPr>
-        <w:t>The research addresses this problem by combining three behavioural perspectives. Structuring features examine historical transaction frequency and amount behaviour. Wallet/transaction-network features examine relationships and movement of value between wallets. Agent features examine historical activity associated with mobile-money agents. Combining these dimensions allows the system to analyse a broader representation of mobile-money transaction behaviour.</w:t>
-      </w:r>
-    </w:p>
-    <w:p>
-      <w:pPr>
-        <w:rPr>
-          <w:lang w:val="en-ZW"/>
-        </w:rPr>
-      </w:pPr>
-      <w:r>
-        <w:rPr>
-          <w:lang w:val="en-ZW"/>
-        </w:rPr>
-        <w:t>Machine learning was incorporated to investigate whether combinations of these behavioural characteristics could assist in distinguishing normal activity from suspicious patterns. Existing research has demonstrated the potential of machine-learning techniques to support AML transaction monitoring and alert identification [3]. The machine-learning component developed in this project is therefore used as a decision-support mechanism rather than an autonomous determination of criminal behaviour.</w:t>
-      </w:r>
-    </w:p>
-    <w:p>
-      <w:pPr>
-        <w:rPr>
-          <w:lang w:val="en-ZW"/>
-        </w:rPr>
-      </w:pPr>
-      <w:r>
-        <w:rPr>
-          <w:lang w:val="en-ZW"/>
-        </w:rPr>
-        <w:t xml:space="preserve">The research also contributes a controlled experimental approach for circumstances in which confidential operational AML data are unavailable. A synthetic mobile-money dataset provides known normal and suspicious-pattern scenarios across structuring, wallet/network and agent </w:t>
-      </w:r>
       <w:r>
         <w:rPr>
           <w:lang w:val="en-ZW"/>
         </w:rPr>
         <w:lastRenderedPageBreak/>
-        <w:t>behaviour. The methodology also separates evaluation populations and restricts historical feature calculation to information available before each evaluated transaction. These measures support more realistic experimental evaluation and reduce the risk of obtaining misleading results through information leakage.</w:t>
-      </w:r>
-    </w:p>
-    <w:p>
-      <w:pPr>
+        <w:t>1.10 Justification / Rationale</w:t>
+      </w:r>
+    </w:p>
+    <w:p>
+      <w:pPr>
+        <w:spacing w:before="0" w:after="320"/>
+      </w:pPr>
+      <w:r>
+        <w:t>The continued development of mobile money made transaction monitoring relevant to digital financial inclusion in Sub-Saharan Africa [1]. Zimbabwe’s financial-inclusion policy also recognised the importance of digital financial services [2]. The research addressed the need to retain these benefits while making potentially suspicious activity available for proportionate review.</w:t>
+      </w:r>
+    </w:p>
+    <w:p>
+      <w:pPr>
+        <w:spacing w:before="0" w:after="320"/>
+      </w:pPr>
+      <w:r>
+        <w:t>The research was justified by the possibility that relevant behaviour could be distributed across repeated payments, related wallets and agent interactions. Examining only an isolated amount could omit the relationships, timing and earlier activity needed to interpret the transaction.</w:t>
+      </w:r>
+    </w:p>
+    <w:p>
+      <w:pPr>
+        <w:spacing w:before="0" w:after="320"/>
+      </w:pPr>
+      <w:r>
+        <w:t>The study integrated three behavioural perspectives. Structuring features represented historical frequency and amount patterns; wallet-network features represented relationships and value flows; and agent-related features represented earlier service activity. Together, these perspectives supplied contextual information for the frozen classifier.</w:t>
+      </w:r>
+    </w:p>
+    <w:p>
+      <w:pPr>
+        <w:spacing w:before="0" w:after="320"/>
+      </w:pPr>
+      <w:r>
+        <w:t>The research investigated whether combinations of behavioural characteristics could distinguish normal from suspicious-pattern transactions in the controlled synthetic population. Prior AML studies supported the use of machine learning for transaction prioritisation [3]. The application consequently retained human investigation as the decision-making authority.</w:t>
+      </w:r>
+    </w:p>
+    <w:p>
+      <w:pPr>
+        <w:spacing w:before="0" w:after="320"/>
+      </w:pPr>
+      <w:r>
+        <w:t>The study also provided a controlled experimental approach where operational AML data were unavailable. Synthetic scenarios represented normal activity and suspicious patterns across the three behavioural dimensions, enabling reproducible comparisons without exposing operational customer records. Chapter 3 explains the data construction and evaluation controls; the limits of synthetic external validity remained explicit.</w:t>
+      </w:r>
+    </w:p>
+    <w:p>
+      <w:pPr>
+        <w:spacing w:before="0" w:after="320"/>
+      </w:pPr>
+      <w:r>
+        <w:t>In response to the coordination problem in Section 1.3 and the literature gap examined in Chapter 2, the research integrated investigation with machine-learning assessment. Classification alone did not complete the workflow: authorised staff needed to inspect the payment history, compare separate AI and rule findings, retain notes and record an outcome. Real-time updates made changes available without replacing the persistent evidence.</w:t>
+      </w:r>
+    </w:p>
+    <w:p>
+      <w:pPr>
+        <w:spacing w:before="0" w:after="320"/>
+      </w:pPr>
+      <w:r>
+        <w:t>The contribution was both technical and academic: it connected historical behavioural analysis, frozen classification, financial processing, alert management and investigation within one Zimbabwe-focused mobile-money AML application.</w:t>
+      </w:r>
+    </w:p>
+    <w:p>
+      <w:pPr>
+        <w:spacing w:before="0" w:after="320"/>
+      </w:pPr>
+      <w:r>
+        <w:lastRenderedPageBreak/>
+        <w:t>The transaction generation module also had methodological value. A panel could observe a customer baseline, inspect the generated sequence and compare that sequence with a resulting model decision or rule indicator. This made behavioural interpretation more transparent than demonstrating isolated unexplained alerts. The intended scenario mixture remained separate from the actual prediction distribution, allowing an unsuccessful suspicious scenario or an unexpected routine alert to be discussed honestly. A unique request identity and wallet reconciliation linked each observation to one committed transaction rather than to an uncertain repeated submission.</w:t>
+      </w:r>
+    </w:p>
+    <w:p>
+      <w:pPr>
+        <w:spacing w:before="0" w:after="320"/>
+      </w:pPr>
+      <w:r>
+        <w:t>Professional communication extended the investigation process beyond an alert list. A compliance officer could request context from a customer, retain the exchange and coordinate an authorised administrative response. Stored conversation history and distinct sent, delivered and read receipts made the communication state observable. Together with role restrictions and separate AI and rule evidence, these functions supported accountable review. The contribution was the coordination of these processes within one application and a reproducible demonstration method, rather than a claim that the software independently established criminal conduct.</w:t>
+      </w:r>
+    </w:p>
+    <w:p>
+      <w:pPr>
+        <w:pStyle w:val="Heading2"/>
+        <w:spacing w:before="0" w:after="320"/>
         <w:rPr>
           <w:lang w:val="en-ZW"/>
         </w:rPr>
@@ -2959,826 +2389,28 @@
         <w:rPr>
           <w:lang w:val="en-ZW"/>
         </w:rPr>
-        <w:t>A further justification for the project is the integration of machine-learning analysis with an operational investigation workflow. The research does not terminate at the classification stage. Suspicious activity can be presented to authorised users through alerts, examined through an investigation interface and monitored through a real-time dashboard. This provides a practical demonstration of how machine-learning outputs can form part of a broader human-centred AML decision-support process.</w:t>
-      </w:r>
-    </w:p>
-    <w:p>
-      <w:pPr>
-        <w:rPr>
-          <w:lang w:val="en-ZW"/>
-        </w:rPr>
-      </w:pPr>
-      <w:r>
-        <w:rPr>
-          <w:lang w:val="en-ZW"/>
-        </w:rPr>
-        <w:t>The research therefore contributes both a technical and academic perspective by demonstrating how historical behavioural analysis, machine-learning classification, transaction monitoring, alert management and investigation support can be combined within a Zimbabwean mobile-money AML research prototype.</w:t>
-      </w:r>
-    </w:p>
-    <w:p>
-      <w:pPr>
-        <w:rPr>
-          <w:b/>
-          <w:bCs/>
-          <w:lang w:val="en-ZW"/>
-        </w:rPr>
-      </w:pPr>
-    </w:p>
-    <w:p>
-      <w:pPr>
-        <w:rPr>
-          <w:b/>
-          <w:bCs/>
-          <w:lang w:val="en-ZW"/>
-        </w:rPr>
-      </w:pPr>
-      <w:r>
-        <w:rPr>
-          <w:b/>
-          <w:bCs/>
-          <w:lang w:val="en-ZW"/>
-        </w:rPr>
         <w:t>1.11 Summary</w:t>
       </w:r>
     </w:p>
     <w:p>
       <w:pPr>
-        <w:rPr>
-          <w:lang w:val="en-ZW"/>
-        </w:rPr>
-      </w:pPr>
-      <w:r>
-        <w:rPr>
-          <w:lang w:val="en-ZW"/>
-        </w:rPr>
-        <w:t>This chapter introduced the development of a real-time mobile-money Anti-Money Laundering decision-support system for the Zimbabwean mobile-money environment. The background established the importance of mobile-money services and the need to analyse suspicious behaviour that may develop across transaction histories, wallet relationships and mobile-money agent activity.</w:t>
-      </w:r>
-    </w:p>
-    <w:p>
-      <w:pPr>
-        <w:rPr>
-          <w:lang w:val="en-ZW"/>
-        </w:rPr>
-      </w:pPr>
-      <w:r>
-        <w:rPr>
-          <w:lang w:val="en-ZW"/>
-        </w:rPr>
-        <w:t>The research was defined around three behavioural dimensions: structuring, wallet/transaction-network behaviour and agent behaviour. The aim and five objectives established the development of transaction-processing and monitoring mechanisms, behavioural analysis, machine-learning classification, AML alert and investigation workflows, and real-time dashboard monitoring.</w:t>
-      </w:r>
-    </w:p>
-    <w:p>
-      <w:pPr>
-        <w:rPr>
-          <w:lang w:val="en-ZW"/>
-        </w:rPr>
-      </w:pPr>
-      <w:r>
-        <w:rPr>
-          <w:lang w:val="en-ZW"/>
-        </w:rPr>
-        <w:t xml:space="preserve">The chapter also identified the principal limitations of the study, particularly the use of synthetic data, absence of live operational validation, computational constraints and lack of integration with production mobile-money and regulatory infrastructure. The delimitations established the </w:t>
-      </w:r>
-      <w:r>
-        <w:rPr>
-          <w:lang w:val="en-ZW"/>
-        </w:rPr>
-        <w:lastRenderedPageBreak/>
-        <w:t>intentional boundaries of the research and clarified that the system provides decision support rather than proof of money laundering.</w:t>
-      </w:r>
-    </w:p>
-    <w:p>
-      <w:pPr>
-        <w:rPr>
-          <w:lang w:val="en-ZW"/>
-        </w:rPr>
-      </w:pPr>
-      <w:r>
-        <w:rPr>
-          <w:lang w:val="en-ZW"/>
-        </w:rPr>
-        <w:t>The development instruments and project work plan outlined the technologies and staged activities used to develop the research prototype. The justification demonstrated the relevance of combining historical behavioural analysis, machine learning and human investigation within mobile-money AML monitoring.</w:t>
-      </w:r>
-    </w:p>
-    <w:p>
-      <w:pPr>
-        <w:rPr>
-          <w:lang w:val="en-ZW"/>
-        </w:rPr>
-      </w:pPr>
-      <w:r>
-        <w:rPr>
-          <w:lang w:val="en-ZW"/>
-        </w:rPr>
-        <w:t>Chapter 2 presents the Literature Review. It examines existing research and approaches relating to mobile money, Anti-Money Laundering monitoring, structuring, transaction-network behaviour, agent behaviour and machine-learning-based AML detection. The chapter then identifies the research gaps addressed by the developed system and presents the proposed work.</w:t>
-      </w:r>
-    </w:p>
-    <w:p>
-      <w:pPr>
-        <w:rPr>
-          <w:b/>
-          <w:bCs/>
-          <w:lang w:val="en-ZW"/>
-        </w:rPr>
-      </w:pPr>
-    </w:p>
-    <w:p>
-      <w:pPr>
-        <w:rPr>
-          <w:b/>
-          <w:bCs/>
-          <w:lang w:val="en-ZW"/>
-        </w:rPr>
-      </w:pPr>
-      <w:r>
-        <w:rPr>
-          <w:b/>
-          <w:bCs/>
-          <w:lang w:val="en-ZW"/>
-        </w:rPr>
-        <w:t>References</w:t>
-      </w:r>
-    </w:p>
-    <w:p>
-      <w:pPr>
-        <w:rPr>
-          <w:lang w:val="en-ZW"/>
-        </w:rPr>
-      </w:pPr>
-      <w:r>
-        <w:rPr>
-          <w:b/>
-          <w:bCs/>
-          <w:lang w:val="en-ZW"/>
-        </w:rPr>
-        <w:t>[1]</w:t>
-      </w:r>
-      <w:r>
-        <w:rPr>
-          <w:lang w:val="en-ZW"/>
-        </w:rPr>
-        <w:t xml:space="preserve"> GSMA, </w:t>
-      </w:r>
-      <w:r>
-        <w:rPr>
-          <w:i/>
-          <w:iCs/>
-          <w:lang w:val="en-ZW"/>
-        </w:rPr>
-        <w:t>The State of the Industry Report on Mobile Money 2025</w:t>
-      </w:r>
-      <w:r>
-        <w:rPr>
-          <w:lang w:val="en-ZW"/>
-        </w:rPr>
-        <w:t>. London, U.K.: GSMA, 2025.</w:t>
-      </w:r>
-    </w:p>
-    <w:p>
-      <w:pPr>
-        <w:rPr>
-          <w:lang w:val="en-ZW"/>
-        </w:rPr>
-      </w:pPr>
-      <w:r>
-        <w:rPr>
-          <w:b/>
-          <w:bCs/>
-          <w:lang w:val="en-ZW"/>
-        </w:rPr>
-        <w:t>[2]</w:t>
-      </w:r>
-      <w:r>
-        <w:rPr>
-          <w:lang w:val="en-ZW"/>
-        </w:rPr>
-        <w:t xml:space="preserve"> Reserve Bank of Zimbabwe, </w:t>
-      </w:r>
-      <w:r>
-        <w:rPr>
-          <w:i/>
-          <w:iCs/>
-          <w:lang w:val="en-ZW"/>
-        </w:rPr>
-        <w:t>National Financial Inclusion Strategy II 2022–2026</w:t>
-      </w:r>
-      <w:r>
-        <w:rPr>
-          <w:lang w:val="en-ZW"/>
-        </w:rPr>
-        <w:t>. Harare, Zimbabwe: Reserve Bank of Zimbabwe, 2022.</w:t>
-      </w:r>
-    </w:p>
-    <w:p>
-      <w:pPr>
-        <w:rPr>
-          <w:lang w:val="en-ZW"/>
-        </w:rPr>
-      </w:pPr>
-      <w:r>
-        <w:rPr>
-          <w:b/>
-          <w:bCs/>
-          <w:lang w:val="en-ZW"/>
-        </w:rPr>
-        <w:t>[3]</w:t>
-      </w:r>
-      <w:r>
-        <w:rPr>
-          <w:lang w:val="en-ZW"/>
-        </w:rPr>
-        <w:t xml:space="preserve"> A. </w:t>
-      </w:r>
-      <w:proofErr w:type="spellStart"/>
-      <w:r>
-        <w:rPr>
-          <w:lang w:val="en-ZW"/>
-        </w:rPr>
-        <w:t>Demirgüç-Kunt</w:t>
-      </w:r>
-      <w:proofErr w:type="spellEnd"/>
-      <w:r>
-        <w:rPr>
-          <w:lang w:val="en-ZW"/>
-        </w:rPr>
-        <w:t xml:space="preserve">, L. </w:t>
-      </w:r>
-      <w:proofErr w:type="spellStart"/>
-      <w:r>
-        <w:rPr>
-          <w:lang w:val="en-ZW"/>
-        </w:rPr>
-        <w:t>Klapper</w:t>
-      </w:r>
-      <w:proofErr w:type="spellEnd"/>
-      <w:r>
-        <w:rPr>
-          <w:lang w:val="en-ZW"/>
-        </w:rPr>
-        <w:t xml:space="preserve">, D. Singer, and S. Ansar, </w:t>
-      </w:r>
-      <w:r>
-        <w:rPr>
-          <w:i/>
-          <w:iCs/>
-          <w:lang w:val="en-ZW"/>
-        </w:rPr>
-        <w:t>The Global Findex Database 2021: Financial Inclusion, Digital Payments, and Resilience in the Age of COVID-19</w:t>
-      </w:r>
-      <w:r>
-        <w:rPr>
-          <w:lang w:val="en-ZW"/>
-        </w:rPr>
-        <w:t xml:space="preserve">. Washington, DC, USA: World Bank, 2022. The World Bank report specifically discusses the role of mobile money in expanding financial access. </w:t>
-      </w:r>
-    </w:p>
-    <w:p>
-      <w:pPr>
-        <w:rPr>
-          <w:lang w:val="en-ZW"/>
-        </w:rPr>
-      </w:pPr>
-      <w:r>
-        <w:rPr>
-          <w:b/>
-          <w:bCs/>
-          <w:lang w:val="en-ZW"/>
-        </w:rPr>
-        <w:t>[4]</w:t>
-      </w:r>
-      <w:r>
-        <w:rPr>
-          <w:lang w:val="en-ZW"/>
-        </w:rPr>
-        <w:t xml:space="preserve"> J. Whisker and M. E. </w:t>
-      </w:r>
-      <w:proofErr w:type="spellStart"/>
-      <w:r>
-        <w:rPr>
-          <w:lang w:val="en-ZW"/>
-        </w:rPr>
-        <w:t>Lokanan</w:t>
-      </w:r>
-      <w:proofErr w:type="spellEnd"/>
-      <w:r>
-        <w:rPr>
-          <w:lang w:val="en-ZW"/>
-        </w:rPr>
-        <w:t xml:space="preserve">, “Anti-money laundering and counter-terrorist financing threats posed by mobile money,” </w:t>
-      </w:r>
-      <w:r>
-        <w:rPr>
-          <w:i/>
-          <w:iCs/>
-          <w:lang w:val="en-ZW"/>
-        </w:rPr>
-        <w:t>Journal of Money Laundering Control</w:t>
-      </w:r>
-      <w:r>
-        <w:rPr>
-          <w:lang w:val="en-ZW"/>
-        </w:rPr>
-        <w:t xml:space="preserve">, vol. 22, no. 1, pp. 158–172, 2019, </w:t>
-      </w:r>
-      <w:proofErr w:type="spellStart"/>
-      <w:r>
-        <w:rPr>
-          <w:lang w:val="en-ZW"/>
-        </w:rPr>
-        <w:t>doi</w:t>
-      </w:r>
-      <w:proofErr w:type="spellEnd"/>
-      <w:r>
-        <w:rPr>
-          <w:lang w:val="en-ZW"/>
-        </w:rPr>
-        <w:t xml:space="preserve">: 10.1108/JMLC-10-2017-0061. This is especially valuable because it deals specifically with mobile money rather than conventional banking AML. </w:t>
-      </w:r>
-    </w:p>
-    <w:p>
-      <w:pPr>
-        <w:rPr>
-          <w:lang w:val="en-ZW"/>
-        </w:rPr>
-      </w:pPr>
-      <w:r>
-        <w:rPr>
-          <w:b/>
-          <w:bCs/>
-          <w:lang w:val="en-ZW"/>
-        </w:rPr>
-        <w:t>[5]</w:t>
-      </w:r>
-      <w:r>
-        <w:rPr>
-          <w:lang w:val="en-ZW"/>
-        </w:rPr>
-        <w:t xml:space="preserve"> R. I. T. Jensen and A. </w:t>
-      </w:r>
-      <w:proofErr w:type="spellStart"/>
-      <w:r>
-        <w:rPr>
-          <w:lang w:val="en-ZW"/>
-        </w:rPr>
-        <w:t>Iosifidis</w:t>
-      </w:r>
-      <w:proofErr w:type="spellEnd"/>
-      <w:r>
-        <w:rPr>
-          <w:lang w:val="en-ZW"/>
-        </w:rPr>
-        <w:t xml:space="preserve">, “Fighting money laundering with statistics and machine learning,” </w:t>
-      </w:r>
-      <w:r>
-        <w:rPr>
-          <w:i/>
-          <w:iCs/>
-          <w:lang w:val="en-ZW"/>
-        </w:rPr>
-        <w:t>IEEE Access</w:t>
-      </w:r>
-      <w:r>
-        <w:rPr>
-          <w:lang w:val="en-ZW"/>
-        </w:rPr>
-        <w:t xml:space="preserve">, vol. 11, 2023, </w:t>
-      </w:r>
-      <w:proofErr w:type="spellStart"/>
-      <w:r>
-        <w:rPr>
-          <w:lang w:val="en-ZW"/>
-        </w:rPr>
-        <w:t>doi</w:t>
-      </w:r>
-      <w:proofErr w:type="spellEnd"/>
-      <w:r>
-        <w:rPr>
-          <w:lang w:val="en-ZW"/>
-        </w:rPr>
-        <w:t xml:space="preserve">: 10.1109/ACCESS.2023.3239549. The paper discusses suspicious-behaviour flagging, risk profiling and the shortage of publicly available AML datasets. </w:t>
-      </w:r>
-    </w:p>
-    <w:p>
-      <w:pPr>
-        <w:rPr>
-          <w:lang w:val="en-ZW"/>
-        </w:rPr>
-      </w:pPr>
-      <w:r>
-        <w:rPr>
-          <w:b/>
-          <w:bCs/>
-          <w:lang w:val="en-ZW"/>
-        </w:rPr>
-        <w:t>[6]</w:t>
-      </w:r>
-      <w:r>
-        <w:rPr>
-          <w:lang w:val="en-ZW"/>
-        </w:rPr>
-        <w:t xml:space="preserve"> P. </w:t>
-      </w:r>
-      <w:proofErr w:type="spellStart"/>
-      <w:r>
-        <w:rPr>
-          <w:lang w:val="en-ZW"/>
-        </w:rPr>
-        <w:t>Tertychnyi</w:t>
-      </w:r>
-      <w:proofErr w:type="spellEnd"/>
-      <w:r>
-        <w:rPr>
-          <w:lang w:val="en-ZW"/>
-        </w:rPr>
-        <w:t xml:space="preserve">, M. </w:t>
-      </w:r>
-      <w:proofErr w:type="spellStart"/>
-      <w:r>
-        <w:rPr>
-          <w:lang w:val="en-ZW"/>
-        </w:rPr>
-        <w:t>Godgildieva</w:t>
-      </w:r>
-      <w:proofErr w:type="spellEnd"/>
-      <w:r>
-        <w:rPr>
-          <w:lang w:val="en-ZW"/>
-        </w:rPr>
-        <w:t xml:space="preserve">, M. Dumas, and M. Ollikainen, “Time-aware and interpretable predictive monitoring system for Anti-Money Laundering,” </w:t>
-      </w:r>
-      <w:r>
-        <w:rPr>
-          <w:i/>
-          <w:iCs/>
-          <w:lang w:val="en-ZW"/>
-        </w:rPr>
-        <w:t>Machine Learning with Applications</w:t>
-      </w:r>
-      <w:r>
-        <w:rPr>
-          <w:lang w:val="en-ZW"/>
-        </w:rPr>
-        <w:t xml:space="preserve">, </w:t>
-      </w:r>
-      <w:r>
-        <w:rPr>
-          <w:lang w:val="en-ZW"/>
-        </w:rPr>
-        <w:lastRenderedPageBreak/>
-        <w:t xml:space="preserve">vol. 8, Art. no. 100306, 2022, </w:t>
-      </w:r>
-      <w:proofErr w:type="spellStart"/>
-      <w:r>
-        <w:rPr>
-          <w:lang w:val="en-ZW"/>
-        </w:rPr>
-        <w:t>doi</w:t>
-      </w:r>
-      <w:proofErr w:type="spellEnd"/>
-      <w:r>
-        <w:rPr>
-          <w:lang w:val="en-ZW"/>
-        </w:rPr>
-        <w:t xml:space="preserve">: 10.1016/j.mlwa.2022.100306. This is highly relevant to our use of historical information, time-aware monitoring and alerts. </w:t>
-      </w:r>
-    </w:p>
-    <w:p>
-      <w:pPr>
-        <w:rPr>
-          <w:lang w:val="en-ZW"/>
-        </w:rPr>
-      </w:pPr>
-      <w:r>
-        <w:rPr>
-          <w:b/>
-          <w:bCs/>
-          <w:lang w:val="en-ZW"/>
-        </w:rPr>
-        <w:t>[7]</w:t>
-      </w:r>
-      <w:r>
-        <w:rPr>
-          <w:lang w:val="en-ZW"/>
-        </w:rPr>
-        <w:t xml:space="preserve"> E. R. Altman, J. </w:t>
-      </w:r>
-      <w:proofErr w:type="spellStart"/>
-      <w:r>
-        <w:rPr>
-          <w:lang w:val="en-ZW"/>
-        </w:rPr>
-        <w:t>Blanuša</w:t>
-      </w:r>
-      <w:proofErr w:type="spellEnd"/>
-      <w:r>
-        <w:rPr>
-          <w:lang w:val="en-ZW"/>
-        </w:rPr>
-        <w:t xml:space="preserve">, L. von </w:t>
-      </w:r>
-      <w:proofErr w:type="spellStart"/>
-      <w:r>
-        <w:rPr>
-          <w:lang w:val="en-ZW"/>
-        </w:rPr>
-        <w:t>Niederhäusern</w:t>
-      </w:r>
-      <w:proofErr w:type="spellEnd"/>
-      <w:r>
-        <w:rPr>
-          <w:lang w:val="en-ZW"/>
-        </w:rPr>
-        <w:t xml:space="preserve">, B. </w:t>
-      </w:r>
-      <w:proofErr w:type="spellStart"/>
-      <w:r>
-        <w:rPr>
-          <w:lang w:val="en-ZW"/>
-        </w:rPr>
-        <w:t>Egressy</w:t>
-      </w:r>
-      <w:proofErr w:type="spellEnd"/>
-      <w:r>
-        <w:rPr>
-          <w:lang w:val="en-ZW"/>
-        </w:rPr>
-        <w:t xml:space="preserve">, A. </w:t>
-      </w:r>
-      <w:proofErr w:type="spellStart"/>
-      <w:r>
-        <w:rPr>
-          <w:lang w:val="en-ZW"/>
-        </w:rPr>
-        <w:t>Anghel</w:t>
-      </w:r>
-      <w:proofErr w:type="spellEnd"/>
-      <w:r>
-        <w:rPr>
-          <w:lang w:val="en-ZW"/>
-        </w:rPr>
-        <w:t xml:space="preserve">, and K. </w:t>
-      </w:r>
-      <w:proofErr w:type="spellStart"/>
-      <w:r>
-        <w:rPr>
-          <w:lang w:val="en-ZW"/>
-        </w:rPr>
-        <w:t>Atasu</w:t>
-      </w:r>
-      <w:proofErr w:type="spellEnd"/>
-      <w:r>
-        <w:rPr>
-          <w:lang w:val="en-ZW"/>
-        </w:rPr>
-        <w:t xml:space="preserve">, “Realistic synthetic financial transactions for Anti-Money Laundering models,” in </w:t>
-      </w:r>
-      <w:r>
-        <w:rPr>
-          <w:i/>
-          <w:iCs/>
-          <w:lang w:val="en-ZW"/>
-        </w:rPr>
-        <w:t>Advances in Neural Information Processing Systems (</w:t>
-      </w:r>
-      <w:proofErr w:type="spellStart"/>
-      <w:r>
-        <w:rPr>
-          <w:i/>
-          <w:iCs/>
-          <w:lang w:val="en-ZW"/>
-        </w:rPr>
-        <w:t>NeurIPS</w:t>
-      </w:r>
-      <w:proofErr w:type="spellEnd"/>
-      <w:r>
-        <w:rPr>
-          <w:i/>
-          <w:iCs/>
-          <w:lang w:val="en-ZW"/>
-        </w:rPr>
-        <w:t>)</w:t>
-      </w:r>
-      <w:r>
-        <w:rPr>
-          <w:lang w:val="en-ZW"/>
-        </w:rPr>
-        <w:t xml:space="preserve">, 2023. This is particularly relevant to our decision to develop and evaluate the model using synthetic AML transaction data where genuine labelled AML data are difficult to obtain. </w:t>
-      </w:r>
-    </w:p>
-    <w:p>
-      <w:pPr>
-        <w:rPr>
-          <w:lang w:val="en-ZW"/>
-        </w:rPr>
-      </w:pPr>
-      <w:r>
-        <w:rPr>
-          <w:b/>
-          <w:bCs/>
-          <w:lang w:val="en-ZW"/>
-        </w:rPr>
-        <w:t>[8]</w:t>
-      </w:r>
-      <w:r>
-        <w:rPr>
-          <w:lang w:val="en-ZW"/>
-        </w:rPr>
-        <w:t xml:space="preserve"> E. A. </w:t>
-      </w:r>
-      <w:proofErr w:type="spellStart"/>
-      <w:r>
-        <w:rPr>
-          <w:lang w:val="en-ZW"/>
-        </w:rPr>
-        <w:t>Akartuna</w:t>
-      </w:r>
-      <w:proofErr w:type="spellEnd"/>
-      <w:r>
-        <w:rPr>
-          <w:lang w:val="en-ZW"/>
-        </w:rPr>
-        <w:t xml:space="preserve">, S. D. Johnson, and A. Thornton, “Preventing the money laundering and terrorist financing risks of emerging technologies: An international policy Delphi study,” </w:t>
-      </w:r>
-      <w:r>
-        <w:rPr>
-          <w:i/>
-          <w:iCs/>
-          <w:lang w:val="en-ZW"/>
-        </w:rPr>
-        <w:t>Technological Forecasting and Social Change</w:t>
-      </w:r>
-      <w:r>
-        <w:rPr>
-          <w:lang w:val="en-ZW"/>
-        </w:rPr>
-        <w:t xml:space="preserve">, vol. 179, Art. no. 121632, 2022, </w:t>
-      </w:r>
-      <w:proofErr w:type="spellStart"/>
-      <w:r>
-        <w:rPr>
-          <w:lang w:val="en-ZW"/>
-        </w:rPr>
-        <w:t>doi</w:t>
-      </w:r>
-      <w:proofErr w:type="spellEnd"/>
-      <w:r>
-        <w:rPr>
-          <w:lang w:val="en-ZW"/>
-        </w:rPr>
-        <w:t xml:space="preserve">: 10.1016/j.techfore.2022.121632. </w:t>
-      </w:r>
-    </w:p>
-    <w:p>
-      <w:pPr>
-        <w:rPr>
-          <w:lang w:val="en-ZW"/>
-        </w:rPr>
-      </w:pPr>
-      <w:r>
-        <w:rPr>
-          <w:b/>
-          <w:bCs/>
-          <w:lang w:val="en-ZW"/>
-        </w:rPr>
-        <w:t>[9]</w:t>
-      </w:r>
-      <w:r>
-        <w:rPr>
-          <w:lang w:val="en-ZW"/>
-        </w:rPr>
-        <w:t xml:space="preserve"> Financial Action Task Force, </w:t>
-      </w:r>
-      <w:r>
-        <w:rPr>
-          <w:i/>
-          <w:iCs/>
-          <w:lang w:val="en-ZW"/>
-        </w:rPr>
-        <w:t>Opportunities and Challenges of New Technologies for AML/CFT</w:t>
-      </w:r>
-      <w:r>
-        <w:rPr>
-          <w:lang w:val="en-ZW"/>
-        </w:rPr>
-        <w:t xml:space="preserve">. Paris, France: FATF, 2021. This supports discussion of technology-assisted AML and the responsible use of new technologies to improve AML/CFT effectiveness. </w:t>
-      </w:r>
-    </w:p>
-    <w:p>
-      <w:pPr>
-        <w:rPr>
-          <w:lang w:val="en-ZW"/>
-        </w:rPr>
-      </w:pPr>
-      <w:r>
-        <w:rPr>
-          <w:b/>
-          <w:bCs/>
-          <w:lang w:val="en-ZW"/>
-        </w:rPr>
-        <w:t>[10]</w:t>
-      </w:r>
-      <w:r>
-        <w:rPr>
-          <w:lang w:val="en-ZW"/>
-        </w:rPr>
-        <w:t xml:space="preserve"> Financial Action Task Force and Egmont Group, </w:t>
-      </w:r>
-      <w:r>
-        <w:rPr>
-          <w:i/>
-          <w:iCs/>
-          <w:lang w:val="en-ZW"/>
-        </w:rPr>
-        <w:t>Digital Transformation of AML/CFT for Operational Agencies: Detection of Suspicious Activities and Analysis of Financial Intelligence</w:t>
-      </w:r>
-      <w:r>
-        <w:rPr>
-          <w:lang w:val="en-ZW"/>
-        </w:rPr>
-        <w:t xml:space="preserve">. Paris, France: FATF, 2021. This is directly useful for supporting our decision-support concept because it discusses automation, large datasets, advanced analytics, AI and machine learning in suspicious-activity detection and financial intelligence. </w:t>
-      </w:r>
-    </w:p>
-    <w:p>
-      <w:pPr>
-        <w:rPr>
-          <w:lang w:val="en-ZW"/>
-        </w:rPr>
-      </w:pPr>
-      <w:r>
-        <w:rPr>
-          <w:b/>
-          <w:bCs/>
-          <w:lang w:val="en-ZW"/>
-        </w:rPr>
-        <w:t>[11]</w:t>
-      </w:r>
-      <w:r>
-        <w:rPr>
-          <w:lang w:val="en-ZW"/>
-        </w:rPr>
-        <w:t xml:space="preserve"> Eastern and Southern Africa Anti-Money Laundering Group, </w:t>
-      </w:r>
-      <w:r>
-        <w:rPr>
-          <w:i/>
-          <w:iCs/>
-          <w:lang w:val="en-ZW"/>
-        </w:rPr>
-        <w:t>Anti-Money Laundering and Counter-Terrorist Financing Measures: Zimbabwe—10th Enhanced Follow-Up Report and 4th Technical Compliance Re-Rating</w:t>
-      </w:r>
-      <w:r>
-        <w:rPr>
-          <w:lang w:val="en-ZW"/>
-        </w:rPr>
-        <w:t xml:space="preserve">. ESAAMLG, Apr. 2024. This gives us a recent Zimbabwe-specific AML source rather than relying only on international literature. </w:t>
-      </w:r>
-    </w:p>
-    <w:p>
-      <w:pPr>
-        <w:rPr>
-          <w:lang w:val="en-ZW"/>
-        </w:rPr>
-      </w:pPr>
-      <w:r>
-        <w:rPr>
-          <w:b/>
-          <w:bCs/>
-          <w:lang w:val="en-ZW"/>
-        </w:rPr>
-        <w:t>[12]</w:t>
-      </w:r>
-      <w:r>
-        <w:rPr>
-          <w:lang w:val="en-ZW"/>
-        </w:rPr>
-        <w:t xml:space="preserve"> World Bank, </w:t>
-      </w:r>
-      <w:r>
-        <w:rPr>
-          <w:i/>
-          <w:iCs/>
-          <w:lang w:val="en-ZW"/>
-        </w:rPr>
-        <w:t>Global Financial Inclusion (Global Findex) Database 2021: Zimbabwe</w:t>
-      </w:r>
-      <w:r>
-        <w:rPr>
-          <w:lang w:val="en-ZW"/>
-        </w:rPr>
-        <w:t>. Washington, DC, USA: World Bank, 2022. This provides Zimbabwe-specific evidence concerning mobile-money account usage rather than making unsupported statements about adoption in Zimbabwe.</w:t>
-      </w:r>
-    </w:p>
-    <w:p>
-      <w:pPr>
-        <w:rPr>
-          <w:lang w:val="en-ZW"/>
-        </w:rPr>
-      </w:pPr>
-    </w:p>
-    <w:p/>
+        <w:spacing w:before="0" w:after="320"/>
+      </w:pPr>
+      <w:r>
+        <w:t xml:space="preserve">This chapter introduced the Zimbabwean mobile-money AML problem, the research </w:t>
+      </w:r>
+      <w:proofErr w:type="gramStart"/>
+      <w:r>
+        <w:t>aim</w:t>
+      </w:r>
+      <w:proofErr w:type="gramEnd"/>
+      <w:r>
+        <w:t xml:space="preserve"> and five SMART objectives: a transaction generation module, a Redis/WebSocket real-time engine, a compliance dashboard, AI-and-rule risk assessment incorporating trained XGBoost, and professional messaging. Each objective contains a measurable panel task and an execution-time target, in addition to its development deadline. The background explained structuring, wallet-network and agent behaviour, and identified the frozen V4 model and independent rules as distinct sources of evidence. The limitations and delimitations distinguished synthetic validation from operational effectiveness, local integration from external production deployment, and suspicious-pattern classification from a finding of criminal conduct. Development instruments and the approved twelve-week plan were also presented. Chapter 2 critically reviews the supporting literature and the gaps addressed by the implemented workflows.</w:t>
+      </w:r>
+    </w:p>
     <w:sectPr>
-      <w:footerReference w:type="default" r:id="rId8"/>
-      <w:pgSz w:w="12240" w:h="15840"/>
+      <w:footerReference w:type="default" r:id="rId9"/>
+      <w:pgSz w:w="11906" w:h="16838"/>
       <w:pgMar w:top="1440" w:right="1440" w:bottom="1440" w:left="1440" w:header="720" w:footer="720" w:gutter="0"/>
       <w:pgNumType w:start="1"/>
       <w:cols w:space="720"/>
@@ -5104,9 +3736,10 @@
   <w:docDefaults>
     <w:rPrDefault>
       <w:rPr>
-        <w:rFonts w:asciiTheme="minorHAnsi" w:eastAsiaTheme="minorHAnsi" w:hAnsiTheme="minorHAnsi" w:cstheme="minorBidi"/>
-        <w:sz w:val="22"/>
-        <w:szCs w:val="22"/>
+        <w:rFonts w:ascii="Times New Roman" w:eastAsia="Times New Roman" w:hAnsi="Times New Roman" w:cs="Times New Roman"/>
+        <w:color w:val="000000"/>
+        <w:sz w:val="24"/>
+        <w:szCs w:val="24"/>
         <w:lang w:val="en-US" w:eastAsia="en-US" w:bidi="ar-SA"/>
       </w:rPr>
     </w:rPrDefault>
@@ -5501,11 +4134,6 @@
       <w:spacing w:after="120" w:line="360" w:lineRule="auto"/>
       <w:jc w:val="both"/>
     </w:pPr>
-    <w:rPr>
-      <w:rFonts w:ascii="Times New Roman" w:hAnsi="Times New Roman"/>
-      <w:color w:val="000000"/>
-      <w:sz w:val="24"/>
-    </w:rPr>
   </w:style>
   <w:style w:type="paragraph" w:styleId="Heading1">
     <w:name w:val="heading 1"/>
@@ -5523,8 +4151,7 @@
     </w:pPr>
     <w:rPr>
       <w:b/>
-      <w:sz w:val="28"/>
-      <w:szCs w:val="40"/>
+      <w:bCs/>
     </w:rPr>
   </w:style>
   <w:style w:type="paragraph" w:styleId="Heading2">
@@ -5545,7 +4172,7 @@
     </w:pPr>
     <w:rPr>
       <w:b/>
-      <w:szCs w:val="32"/>
+      <w:bCs/>
     </w:rPr>
   </w:style>
   <w:style w:type="paragraph" w:styleId="Heading3">
@@ -5565,9 +4192,8 @@
       <w:outlineLvl w:val="2"/>
     </w:pPr>
     <w:rPr>
-      <w:rFonts w:eastAsiaTheme="majorEastAsia" w:cstheme="majorBidi"/>
       <w:b/>
-      <w:szCs w:val="28"/>
+      <w:bCs/>
     </w:rPr>
   </w:style>
   <w:style w:type="paragraph" w:styleId="Heading4">
@@ -5587,10 +4213,10 @@
       <w:outlineLvl w:val="3"/>
     </w:pPr>
     <w:rPr>
-      <w:rFonts w:eastAsiaTheme="majorEastAsia" w:cstheme="majorBidi"/>
+      <w:b/>
+      <w:bCs/>
       <w:i/>
       <w:iCs/>
-      <w:color w:val="2E74B5" w:themeColor="accent1" w:themeShade="BF"/>
     </w:rPr>
   </w:style>
   <w:style w:type="paragraph" w:styleId="Heading5">
@@ -5610,8 +4236,8 @@
       <w:outlineLvl w:val="4"/>
     </w:pPr>
     <w:rPr>
-      <w:rFonts w:eastAsiaTheme="majorEastAsia" w:cstheme="majorBidi"/>
-      <w:color w:val="2E74B5" w:themeColor="accent1" w:themeShade="BF"/>
+      <w:b/>
+      <w:bCs/>
     </w:rPr>
   </w:style>
   <w:style w:type="paragraph" w:styleId="Heading6">
@@ -5631,10 +4257,10 @@
       <w:outlineLvl w:val="5"/>
     </w:pPr>
     <w:rPr>
-      <w:rFonts w:eastAsiaTheme="majorEastAsia" w:cstheme="majorBidi"/>
+      <w:b/>
+      <w:bCs/>
       <w:i/>
       <w:iCs/>
-      <w:color w:val="595959" w:themeColor="text1" w:themeTint="A6"/>
     </w:rPr>
   </w:style>
   <w:style w:type="paragraph" w:styleId="Heading7">
@@ -5654,8 +4280,8 @@
       <w:outlineLvl w:val="6"/>
     </w:pPr>
     <w:rPr>
-      <w:rFonts w:eastAsiaTheme="majorEastAsia" w:cstheme="majorBidi"/>
-      <w:color w:val="595959" w:themeColor="text1" w:themeTint="A6"/>
+      <w:b/>
+      <w:bCs/>
     </w:rPr>
   </w:style>
   <w:style w:type="paragraph" w:styleId="Heading8">
@@ -5675,10 +4301,10 @@
       <w:outlineLvl w:val="7"/>
     </w:pPr>
     <w:rPr>
-      <w:rFonts w:eastAsiaTheme="majorEastAsia" w:cstheme="majorBidi"/>
+      <w:b/>
+      <w:bCs/>
       <w:i/>
       <w:iCs/>
-      <w:color w:val="272727" w:themeColor="text1" w:themeTint="D8"/>
     </w:rPr>
   </w:style>
   <w:style w:type="paragraph" w:styleId="Heading9">
@@ -5698,13 +4324,14 @@
       <w:outlineLvl w:val="8"/>
     </w:pPr>
     <w:rPr>
-      <w:rFonts w:eastAsiaTheme="majorEastAsia" w:cstheme="majorBidi"/>
-      <w:color w:val="272727" w:themeColor="text1" w:themeTint="D8"/>
+      <w:b/>
+      <w:bCs/>
     </w:rPr>
   </w:style>
   <w:style w:type="character" w:default="1" w:styleId="DefaultParagraphFont">
     <w:name w:val="Default Paragraph Font"/>
     <w:uiPriority w:val="1"/>
+    <w:semiHidden/>
     <w:unhideWhenUsed/>
   </w:style>
   <w:style w:type="table" w:default="1" w:styleId="TableNormal">
@@ -5735,10 +4362,13 @@
     <w:uiPriority w:val="9"/>
     <w:rsid w:val="0003001C"/>
     <w:rPr>
-      <w:rFonts w:asciiTheme="majorHAnsi" w:eastAsiaTheme="majorEastAsia" w:hAnsiTheme="majorHAnsi" w:cstheme="majorBidi"/>
-      <w:color w:val="2E74B5" w:themeColor="accent1" w:themeShade="BF"/>
-      <w:sz w:val="40"/>
-      <w:szCs w:val="40"/>
+      <w:rFonts w:ascii="Times New Roman" w:eastAsia="Times New Roman" w:hAnsi="Times New Roman" w:cs="Times New Roman"/>
+      <w:b/>
+      <w:bCs/>
+      <w:color w:val="000000"/>
+      <w:sz w:val="24"/>
+      <w:szCs w:val="24"/>
+      <w:u w:val="none"/>
     </w:rPr>
   </w:style>
   <w:style w:type="character" w:customStyle="1" w:styleId="Heading2Char">
@@ -5749,10 +4379,13 @@
     <w:semiHidden/>
     <w:rsid w:val="0003001C"/>
     <w:rPr>
-      <w:rFonts w:asciiTheme="majorHAnsi" w:eastAsiaTheme="majorEastAsia" w:hAnsiTheme="majorHAnsi" w:cstheme="majorBidi"/>
-      <w:color w:val="2E74B5" w:themeColor="accent1" w:themeShade="BF"/>
-      <w:sz w:val="32"/>
-      <w:szCs w:val="32"/>
+      <w:rFonts w:ascii="Times New Roman" w:eastAsia="Times New Roman" w:hAnsi="Times New Roman" w:cs="Times New Roman"/>
+      <w:b/>
+      <w:bCs/>
+      <w:color w:val="000000"/>
+      <w:sz w:val="24"/>
+      <w:szCs w:val="24"/>
+      <w:u w:val="none"/>
     </w:rPr>
   </w:style>
   <w:style w:type="character" w:customStyle="1" w:styleId="Heading3Char">
@@ -5763,10 +4396,13 @@
     <w:semiHidden/>
     <w:rsid w:val="0003001C"/>
     <w:rPr>
-      <w:rFonts w:eastAsiaTheme="majorEastAsia" w:cstheme="majorBidi"/>
-      <w:color w:val="2E74B5" w:themeColor="accent1" w:themeShade="BF"/>
-      <w:sz w:val="28"/>
-      <w:szCs w:val="28"/>
+      <w:rFonts w:ascii="Times New Roman" w:eastAsia="Times New Roman" w:hAnsi="Times New Roman" w:cs="Times New Roman"/>
+      <w:b/>
+      <w:bCs/>
+      <w:color w:val="000000"/>
+      <w:sz w:val="24"/>
+      <w:szCs w:val="24"/>
+      <w:u w:val="none"/>
     </w:rPr>
   </w:style>
   <w:style w:type="character" w:customStyle="1" w:styleId="Heading4Char">
@@ -5777,10 +4413,15 @@
     <w:semiHidden/>
     <w:rsid w:val="0003001C"/>
     <w:rPr>
-      <w:rFonts w:eastAsiaTheme="majorEastAsia" w:cstheme="majorBidi"/>
+      <w:rFonts w:ascii="Times New Roman" w:eastAsia="Times New Roman" w:hAnsi="Times New Roman" w:cs="Times New Roman"/>
+      <w:b/>
+      <w:bCs/>
       <w:i/>
       <w:iCs/>
-      <w:color w:val="2E74B5" w:themeColor="accent1" w:themeShade="BF"/>
+      <w:color w:val="000000"/>
+      <w:sz w:val="24"/>
+      <w:szCs w:val="24"/>
+      <w:u w:val="none"/>
     </w:rPr>
   </w:style>
   <w:style w:type="character" w:customStyle="1" w:styleId="Heading5Char">
@@ -5791,8 +4432,13 @@
     <w:semiHidden/>
     <w:rsid w:val="0003001C"/>
     <w:rPr>
-      <w:rFonts w:eastAsiaTheme="majorEastAsia" w:cstheme="majorBidi"/>
-      <w:color w:val="2E74B5" w:themeColor="accent1" w:themeShade="BF"/>
+      <w:rFonts w:ascii="Times New Roman" w:eastAsia="Times New Roman" w:hAnsi="Times New Roman" w:cs="Times New Roman"/>
+      <w:b/>
+      <w:bCs/>
+      <w:color w:val="000000"/>
+      <w:sz w:val="24"/>
+      <w:szCs w:val="24"/>
+      <w:u w:val="none"/>
     </w:rPr>
   </w:style>
   <w:style w:type="character" w:customStyle="1" w:styleId="Heading6Char">
@@ -5803,10 +4449,15 @@
     <w:semiHidden/>
     <w:rsid w:val="0003001C"/>
     <w:rPr>
-      <w:rFonts w:eastAsiaTheme="majorEastAsia" w:cstheme="majorBidi"/>
+      <w:rFonts w:ascii="Times New Roman" w:eastAsia="Times New Roman" w:hAnsi="Times New Roman" w:cs="Times New Roman"/>
+      <w:b/>
+      <w:bCs/>
       <w:i/>
       <w:iCs/>
-      <w:color w:val="595959" w:themeColor="text1" w:themeTint="A6"/>
+      <w:color w:val="000000"/>
+      <w:sz w:val="24"/>
+      <w:szCs w:val="24"/>
+      <w:u w:val="none"/>
     </w:rPr>
   </w:style>
   <w:style w:type="character" w:customStyle="1" w:styleId="Heading7Char">
@@ -5817,8 +4468,13 @@
     <w:semiHidden/>
     <w:rsid w:val="0003001C"/>
     <w:rPr>
-      <w:rFonts w:eastAsiaTheme="majorEastAsia" w:cstheme="majorBidi"/>
-      <w:color w:val="595959" w:themeColor="text1" w:themeTint="A6"/>
+      <w:rFonts w:ascii="Times New Roman" w:eastAsia="Times New Roman" w:hAnsi="Times New Roman" w:cs="Times New Roman"/>
+      <w:b/>
+      <w:bCs/>
+      <w:color w:val="000000"/>
+      <w:sz w:val="24"/>
+      <w:szCs w:val="24"/>
+      <w:u w:val="none"/>
     </w:rPr>
   </w:style>
   <w:style w:type="character" w:customStyle="1" w:styleId="Heading8Char">
@@ -5829,10 +4485,15 @@
     <w:semiHidden/>
     <w:rsid w:val="0003001C"/>
     <w:rPr>
-      <w:rFonts w:eastAsiaTheme="majorEastAsia" w:cstheme="majorBidi"/>
+      <w:rFonts w:ascii="Times New Roman" w:eastAsia="Times New Roman" w:hAnsi="Times New Roman" w:cs="Times New Roman"/>
+      <w:b/>
+      <w:bCs/>
       <w:i/>
       <w:iCs/>
-      <w:color w:val="272727" w:themeColor="text1" w:themeTint="D8"/>
+      <w:color w:val="000000"/>
+      <w:sz w:val="24"/>
+      <w:szCs w:val="24"/>
+      <w:u w:val="none"/>
     </w:rPr>
   </w:style>
   <w:style w:type="character" w:customStyle="1" w:styleId="Heading9Char">
@@ -5843,8 +4504,13 @@
     <w:semiHidden/>
     <w:rsid w:val="0003001C"/>
     <w:rPr>
-      <w:rFonts w:eastAsiaTheme="majorEastAsia" w:cstheme="majorBidi"/>
-      <w:color w:val="272727" w:themeColor="text1" w:themeTint="D8"/>
+      <w:rFonts w:ascii="Times New Roman" w:eastAsia="Times New Roman" w:hAnsi="Times New Roman" w:cs="Times New Roman"/>
+      <w:b/>
+      <w:bCs/>
+      <w:color w:val="000000"/>
+      <w:sz w:val="24"/>
+      <w:szCs w:val="24"/>
+      <w:u w:val="none"/>
     </w:rPr>
   </w:style>
   <w:style w:type="paragraph" w:styleId="Title">
@@ -5856,15 +4522,15 @@
     <w:qFormat/>
     <w:rsid w:val="0003001C"/>
     <w:pPr>
+      <w:keepNext/>
       <w:spacing w:after="80" w:line="240" w:lineRule="auto"/>
       <w:contextualSpacing/>
     </w:pPr>
     <w:rPr>
-      <w:rFonts w:asciiTheme="majorHAnsi" w:eastAsiaTheme="majorEastAsia" w:hAnsiTheme="majorHAnsi" w:cstheme="majorBidi"/>
+      <w:b/>
+      <w:bCs/>
       <w:spacing w:val="-10"/>
       <w:kern w:val="28"/>
-      <w:sz w:val="56"/>
-      <w:szCs w:val="56"/>
     </w:rPr>
   </w:style>
   <w:style w:type="character" w:customStyle="1" w:styleId="TitleChar">
@@ -5874,11 +4540,15 @@
     <w:uiPriority w:val="10"/>
     <w:rsid w:val="0003001C"/>
     <w:rPr>
-      <w:rFonts w:asciiTheme="majorHAnsi" w:eastAsiaTheme="majorEastAsia" w:hAnsiTheme="majorHAnsi" w:cstheme="majorBidi"/>
+      <w:rFonts w:ascii="Times New Roman" w:eastAsia="Times New Roman" w:hAnsi="Times New Roman" w:cs="Times New Roman"/>
+      <w:b/>
+      <w:bCs/>
+      <w:color w:val="000000"/>
       <w:spacing w:val="-10"/>
       <w:kern w:val="28"/>
-      <w:sz w:val="56"/>
-      <w:szCs w:val="56"/>
+      <w:sz w:val="24"/>
+      <w:szCs w:val="24"/>
+      <w:u w:val="none"/>
     </w:rPr>
   </w:style>
   <w:style w:type="paragraph" w:styleId="Subtitle">
@@ -5890,16 +4560,15 @@
     <w:qFormat/>
     <w:rsid w:val="0003001C"/>
     <w:pPr>
+      <w:keepNext/>
       <w:numPr>
         <w:ilvl w:val="1"/>
       </w:numPr>
     </w:pPr>
     <w:rPr>
-      <w:rFonts w:eastAsiaTheme="majorEastAsia" w:cstheme="majorBidi"/>
-      <w:color w:val="595959" w:themeColor="text1" w:themeTint="A6"/>
+      <w:b/>
+      <w:bCs/>
       <w:spacing w:val="15"/>
-      <w:sz w:val="28"/>
-      <w:szCs w:val="28"/>
     </w:rPr>
   </w:style>
   <w:style w:type="character" w:customStyle="1" w:styleId="SubtitleChar">
@@ -5909,11 +4578,14 @@
     <w:uiPriority w:val="11"/>
     <w:rsid w:val="0003001C"/>
     <w:rPr>
-      <w:rFonts w:eastAsiaTheme="majorEastAsia" w:cstheme="majorBidi"/>
-      <w:color w:val="595959" w:themeColor="text1" w:themeTint="A6"/>
+      <w:rFonts w:ascii="Times New Roman" w:eastAsia="Times New Roman" w:hAnsi="Times New Roman" w:cs="Times New Roman"/>
+      <w:b/>
+      <w:bCs/>
+      <w:color w:val="000000"/>
       <w:spacing w:val="15"/>
-      <w:sz w:val="28"/>
-      <w:szCs w:val="28"/>
+      <w:sz w:val="24"/>
+      <w:szCs w:val="24"/>
+      <w:u w:val="none"/>
     </w:rPr>
   </w:style>
   <w:style w:type="paragraph" w:styleId="Quote">
@@ -5931,7 +4603,6 @@
     <w:rPr>
       <w:i/>
       <w:iCs/>
-      <w:color w:val="404040" w:themeColor="text1" w:themeTint="BF"/>
     </w:rPr>
   </w:style>
   <w:style w:type="character" w:customStyle="1" w:styleId="QuoteChar">
@@ -5941,9 +4612,12 @@
     <w:uiPriority w:val="29"/>
     <w:rsid w:val="0003001C"/>
     <w:rPr>
+      <w:rFonts w:ascii="Times New Roman" w:eastAsia="Times New Roman" w:hAnsi="Times New Roman" w:cs="Times New Roman"/>
       <w:i/>
       <w:iCs/>
-      <w:color w:val="404040" w:themeColor="text1" w:themeTint="BF"/>
+      <w:color w:val="000000"/>
+      <w:sz w:val="24"/>
+      <w:szCs w:val="24"/>
     </w:rPr>
   </w:style>
   <w:style w:type="paragraph" w:styleId="ListParagraph">
@@ -5964,9 +4638,12 @@
     <w:qFormat/>
     <w:rsid w:val="0003001C"/>
     <w:rPr>
+      <w:rFonts w:ascii="Times New Roman" w:eastAsia="Times New Roman" w:hAnsi="Times New Roman" w:cs="Times New Roman"/>
       <w:i/>
       <w:iCs/>
-      <w:color w:val="2E74B5" w:themeColor="accent1" w:themeShade="BF"/>
+      <w:color w:val="000000"/>
+      <w:sz w:val="24"/>
+      <w:szCs w:val="24"/>
     </w:rPr>
   </w:style>
   <w:style w:type="paragraph" w:styleId="IntenseQuote">
@@ -5989,7 +4666,6 @@
     <w:rPr>
       <w:i/>
       <w:iCs/>
-      <w:color w:val="2E74B5" w:themeColor="accent1" w:themeShade="BF"/>
     </w:rPr>
   </w:style>
   <w:style w:type="character" w:customStyle="1" w:styleId="IntenseQuoteChar">
@@ -5999,9 +4675,12 @@
     <w:uiPriority w:val="30"/>
     <w:rsid w:val="0003001C"/>
     <w:rPr>
+      <w:rFonts w:ascii="Times New Roman" w:eastAsia="Times New Roman" w:hAnsi="Times New Roman" w:cs="Times New Roman"/>
       <w:i/>
       <w:iCs/>
-      <w:color w:val="2E74B5" w:themeColor="accent1" w:themeShade="BF"/>
+      <w:color w:val="000000"/>
+      <w:sz w:val="24"/>
+      <w:szCs w:val="24"/>
     </w:rPr>
   </w:style>
   <w:style w:type="character" w:styleId="IntenseReference">
@@ -6011,11 +4690,14 @@
     <w:qFormat/>
     <w:rsid w:val="0003001C"/>
     <w:rPr>
+      <w:rFonts w:ascii="Times New Roman" w:eastAsia="Times New Roman" w:hAnsi="Times New Roman" w:cs="Times New Roman"/>
       <w:b/>
       <w:bCs/>
       <w:smallCaps/>
-      <w:color w:val="2E74B5" w:themeColor="accent1" w:themeShade="BF"/>
+      <w:color w:val="000000"/>
       <w:spacing w:val="5"/>
+      <w:sz w:val="24"/>
+      <w:szCs w:val="24"/>
     </w:rPr>
   </w:style>
   <w:style w:type="table" w:styleId="TableGrid">
@@ -6044,7 +4726,10 @@
     <w:unhideWhenUsed/>
     <w:rsid w:val="007729B4"/>
     <w:rPr>
-      <w:color w:val="0563C1" w:themeColor="hyperlink"/>
+      <w:rFonts w:ascii="Times New Roman" w:eastAsia="Times New Roman" w:hAnsi="Times New Roman" w:cs="Times New Roman"/>
+      <w:color w:val="000000"/>
+      <w:sz w:val="24"/>
+      <w:szCs w:val="24"/>
       <w:u w:val="single"/>
     </w:rPr>
   </w:style>
@@ -6056,7 +4741,10 @@
     <w:unhideWhenUsed/>
     <w:rsid w:val="007729B4"/>
     <w:rPr>
-      <w:color w:val="605E5C"/>
+      <w:rFonts w:ascii="Times New Roman" w:eastAsia="Times New Roman" w:hAnsi="Times New Roman" w:cs="Times New Roman"/>
+      <w:color w:val="000000"/>
+      <w:sz w:val="24"/>
+      <w:szCs w:val="24"/>
       <w:shd w:val="clear" w:color="auto" w:fill="E1DFDD"/>
     </w:rPr>
   </w:style>
@@ -6066,11 +4754,12 @@
       <w:spacing w:after="120" w:line="240" w:lineRule="auto"/>
       <w:jc w:val="both"/>
     </w:pPr>
-    <w:rPr>
-      <w:rFonts w:ascii="Times New Roman" w:hAnsi="Times New Roman"/>
-      <w:color w:val="000000"/>
-      <w:sz w:val="24"/>
-    </w:rPr>
+  </w:style>
+  <w:style w:type="paragraph" w:customStyle="1" w:styleId="Caption2">
+    <w:name w:val="Caption2"/>
+    <w:pPr>
+      <w:spacing w:line="240" w:lineRule="auto"/>
+    </w:pPr>
   </w:style>
 </w:styles>
 </file>
